--- a/Docs/FeedbackIn/FIGURES Machine learning applied to otolith timeseries data to discriminate river of origin for Western Alaska Salmon.docx
+++ b/Docs/FeedbackIn/FIGURES Machine learning applied to otolith timeseries data to discriminate river of origin for Western Alaska Salmon.docx
@@ -19,19 +19,17 @@
           <w:szCs w:val="16"/>
         </w:rPr>
       </w:pPr>
-      <w:commentRangeStart w:id="0"/>
-      <w:r>
-        <w:rPr>
-          <w:rFonts w:ascii="Garamond" w:hAnsi="Garamond"/>
+      <w:r>
+        <w:rPr>
           <w:noProof/>
           <w:sz w:val="16"/>
           <w:szCs w:val="16"/>
         </w:rPr>
         <w:drawing>
-          <wp:inline distT="0" distB="0" distL="0" distR="0" wp14:anchorId="16BCAFDC" wp14:editId="1C26859F">
-            <wp:extent cx="4279392" cy="3306927"/>
-            <wp:effectExtent l="0" t="0" r="635" b="0"/>
-            <wp:docPr id="1728529224" name="Picture 3"/>
+          <wp:inline distT="0" distB="0" distL="0" distR="0" wp14:anchorId="4E9C1264" wp14:editId="78088F4F">
+            <wp:extent cx="4390631" cy="3392888"/>
+            <wp:effectExtent l="0" t="0" r="3810" b="0"/>
+            <wp:docPr id="1440452750" name="Picture 4"/>
             <wp:cNvGraphicFramePr>
               <a:graphicFrameLocks xmlns:a="http://schemas.openxmlformats.org/drawingml/2006/main" noChangeAspect="1"/>
             </wp:cNvGraphicFramePr>
@@ -39,7 +37,7 @@
               <a:graphicData uri="http://schemas.openxmlformats.org/drawingml/2006/picture">
                 <pic:pic xmlns:pic="http://schemas.openxmlformats.org/drawingml/2006/picture">
                   <pic:nvPicPr>
-                    <pic:cNvPr id="1728529224" name="Picture 1728529224"/>
+                    <pic:cNvPr id="1440452750" name="Picture 1440452750"/>
                     <pic:cNvPicPr/>
                   </pic:nvPicPr>
                   <pic:blipFill>
@@ -51,7 +49,7 @@
                   <pic:spPr>
                     <a:xfrm>
                       <a:off x="0" y="0"/>
-                      <a:ext cx="4312588" cy="3332580"/>
+                      <a:ext cx="4398851" cy="3399240"/>
                     </a:xfrm>
                     <a:prstGeom prst="rect">
                       <a:avLst/>
@@ -63,6 +61,7 @@
           </wp:inline>
         </w:drawing>
       </w:r>
+      <w:commentRangeStart w:id="0"/>
       <w:commentRangeEnd w:id="0"/>
       <w:r>
         <w:rPr>
@@ -78,10 +77,10 @@
           <w:szCs w:val="16"/>
         </w:rPr>
         <w:drawing>
-          <wp:inline distT="0" distB="0" distL="0" distR="0" wp14:anchorId="58F41200" wp14:editId="23CD41E6">
-            <wp:extent cx="4279265" cy="3306830"/>
-            <wp:effectExtent l="0" t="0" r="635" b="0"/>
-            <wp:docPr id="1119687362" name="Picture 4"/>
+          <wp:inline distT="0" distB="0" distL="0" distR="0" wp14:anchorId="5B93EE56" wp14:editId="25740597">
+            <wp:extent cx="4390910" cy="3393104"/>
+            <wp:effectExtent l="0" t="0" r="3810" b="0"/>
+            <wp:docPr id="1994492973" name="Picture 5"/>
             <wp:cNvGraphicFramePr>
               <a:graphicFrameLocks xmlns:a="http://schemas.openxmlformats.org/drawingml/2006/main" noChangeAspect="1"/>
             </wp:cNvGraphicFramePr>
@@ -89,7 +88,7 @@
               <a:graphicData uri="http://schemas.openxmlformats.org/drawingml/2006/picture">
                 <pic:pic xmlns:pic="http://schemas.openxmlformats.org/drawingml/2006/picture">
                   <pic:nvPicPr>
-                    <pic:cNvPr id="1119687362" name="Picture 1119687362"/>
+                    <pic:cNvPr id="1994492973" name="Picture 1994492973"/>
                     <pic:cNvPicPr/>
                   </pic:nvPicPr>
                   <pic:blipFill>
@@ -101,7 +100,7 @@
                   <pic:spPr>
                     <a:xfrm>
                       <a:off x="0" y="0"/>
-                      <a:ext cx="4312182" cy="3332267"/>
+                      <a:ext cx="4416287" cy="3412714"/>
                     </a:xfrm>
                     <a:prstGeom prst="rect">
                       <a:avLst/>
@@ -373,29 +372,21 @@
         </w:rPr>
         <w:t xml:space="preserve"> Model Performance comparison among data </w:t>
       </w:r>
-      <w:commentRangeStart w:id="2"/>
-      <w:r>
-        <w:rPr>
-          <w:rFonts w:ascii="Garamond" w:hAnsi="Garamond"/>
-          <w:sz w:val="16"/>
-          <w:szCs w:val="16"/>
-        </w:rPr>
-        <w:t>sources</w:t>
-      </w:r>
-      <w:commentRangeEnd w:id="2"/>
-      <w:r>
-        <w:rPr>
-          <w:rStyle w:val="CommentReference"/>
-        </w:rPr>
-        <w:commentReference w:id="2"/>
-      </w:r>
-      <w:r>
-        <w:rPr>
-          <w:rFonts w:ascii="Garamond" w:hAnsi="Garamond"/>
-          <w:sz w:val="16"/>
-          <w:szCs w:val="16"/>
-        </w:rPr>
-        <w:t xml:space="preserve"> and model types. Accuracy indicates the proportion of each class correctly classified. F1-Score is the harmonic mean of precision and recall, providing a balanced performance measure across all watershed classes. Results compare </w:t>
+      <w:r>
+        <w:rPr>
+          <w:rFonts w:ascii="Garamond" w:hAnsi="Garamond"/>
+          <w:sz w:val="16"/>
+          <w:szCs w:val="16"/>
+        </w:rPr>
+        <w:t xml:space="preserve">preprocessing steps </w:t>
+      </w:r>
+      <w:r>
+        <w:rPr>
+          <w:rFonts w:ascii="Garamond" w:hAnsi="Garamond"/>
+          <w:sz w:val="16"/>
+          <w:szCs w:val="16"/>
+        </w:rPr>
+        <w:t xml:space="preserve">and model types. Accuracy indicates the proportion of each class correctly classified. F1-Score is the harmonic mean of precision and recall, providing a balanced performance measure across all watershed classes. Results compare </w:t>
       </w:r>
       <w:r>
         <w:rPr>
@@ -636,77 +627,6 @@
       <w:pPr>
         <w:rPr>
           <w:rFonts w:ascii="Garamond" w:hAnsi="Garamond"/>
-          <w:sz w:val="16"/>
-          <w:szCs w:val="16"/>
-        </w:rPr>
-      </w:pPr>
-    </w:p>
-    <w:p/>
-    <w:p>
-      <w:commentRangeStart w:id="3"/>
-      <w:r>
-        <w:rPr>
-          <w:noProof/>
-        </w:rPr>
-        <w:lastRenderedPageBreak/>
-        <w:drawing>
-          <wp:inline distT="0" distB="0" distL="0" distR="0" wp14:anchorId="3CC31619" wp14:editId="11D0F073">
-            <wp:extent cx="2586182" cy="2159297"/>
-            <wp:effectExtent l="0" t="0" r="5080" b="0"/>
-            <wp:docPr id="555171451" name="Picture 1" descr="A graph of a number of individuals&#10;&#10;AI-generated content may be incorrect."/>
-            <wp:cNvGraphicFramePr>
-              <a:graphicFrameLocks xmlns:a="http://schemas.openxmlformats.org/drawingml/2006/main" noChangeAspect="1"/>
-            </wp:cNvGraphicFramePr>
-            <a:graphic xmlns:a="http://schemas.openxmlformats.org/drawingml/2006/main">
-              <a:graphicData uri="http://schemas.openxmlformats.org/drawingml/2006/picture">
-                <pic:pic xmlns:pic="http://schemas.openxmlformats.org/drawingml/2006/picture">
-                  <pic:nvPicPr>
-                    <pic:cNvPr id="555171451" name="Picture 1" descr="A graph of a number of individuals&#10;&#10;AI-generated content may be incorrect."/>
-                    <pic:cNvPicPr/>
-                  </pic:nvPicPr>
-                  <pic:blipFill>
-                    <a:blip r:embed="rId13"/>
-                    <a:stretch>
-                      <a:fillRect/>
-                    </a:stretch>
-                  </pic:blipFill>
-                  <pic:spPr>
-                    <a:xfrm>
-                      <a:off x="0" y="0"/>
-                      <a:ext cx="2616291" cy="2184436"/>
-                    </a:xfrm>
-                    <a:prstGeom prst="rect">
-                      <a:avLst/>
-                    </a:prstGeom>
-                  </pic:spPr>
-                </pic:pic>
-              </a:graphicData>
-            </a:graphic>
-          </wp:inline>
-        </w:drawing>
-      </w:r>
-      <w:commentRangeEnd w:id="3"/>
-      <w:r>
-        <w:rPr>
-          <w:rStyle w:val="CommentReference"/>
-        </w:rPr>
-        <w:commentReference w:id="3"/>
-      </w:r>
-    </w:p>
-    <w:p>
-      <w:pPr>
-        <w:jc w:val="center"/>
-        <w:rPr>
-          <w:rFonts w:ascii="Garamond" w:hAnsi="Garamond"/>
-          <w:sz w:val="16"/>
-          <w:szCs w:val="16"/>
-        </w:rPr>
-      </w:pPr>
-    </w:p>
-    <w:p>
-      <w:pPr>
-        <w:rPr>
-          <w:rFonts w:ascii="Garamond" w:hAnsi="Garamond"/>
           <w:b/>
           <w:bCs/>
           <w:sz w:val="16"/>
@@ -764,6 +684,7 @@
           <w:sz w:val="16"/>
           <w:szCs w:val="16"/>
         </w:rPr>
+        <w:lastRenderedPageBreak/>
         <w:drawing>
           <wp:anchor distT="0" distB="0" distL="114300" distR="114300" simplePos="0" relativeHeight="251658240" behindDoc="0" locked="0" layoutInCell="1" allowOverlap="1" wp14:anchorId="4608D8C9" wp14:editId="571A06E9">
             <wp:simplePos x="0" y="0"/>
@@ -788,7 +709,7 @@
                     <pic:cNvPicPr/>
                   </pic:nvPicPr>
                   <pic:blipFill>
-                    <a:blip r:embed="rId14" cstate="print">
+                    <a:blip r:embed="rId13" cstate="print">
                       <a:extLst>
                         <a:ext uri="{28A0092B-C50C-407E-A947-70E740481C1C}">
                           <a14:useLocalDpi xmlns:a14="http://schemas.microsoft.com/office/drawing/2010/main" val="0"/>
@@ -919,6 +840,114 @@
           <w:szCs w:val="16"/>
         </w:rPr>
       </w:pPr>
+    </w:p>
+    <w:p>
+      <w:pPr>
+        <w:rPr>
+          <w:rFonts w:ascii="Garamond" w:hAnsi="Garamond"/>
+          <w:sz w:val="16"/>
+          <w:szCs w:val="16"/>
+        </w:rPr>
+      </w:pPr>
+    </w:p>
+    <w:p>
+      <w:pPr>
+        <w:rPr>
+          <w:rFonts w:ascii="Garamond" w:hAnsi="Garamond"/>
+          <w:sz w:val="16"/>
+          <w:szCs w:val="16"/>
+        </w:rPr>
+      </w:pPr>
+    </w:p>
+    <w:p>
+      <w:pPr>
+        <w:rPr>
+          <w:rFonts w:ascii="Garamond" w:hAnsi="Garamond"/>
+          <w:sz w:val="16"/>
+          <w:szCs w:val="16"/>
+        </w:rPr>
+      </w:pPr>
+    </w:p>
+    <w:p>
+      <w:pPr>
+        <w:rPr>
+          <w:rFonts w:ascii="Garamond" w:hAnsi="Garamond"/>
+          <w:sz w:val="16"/>
+          <w:szCs w:val="16"/>
+        </w:rPr>
+      </w:pPr>
+    </w:p>
+    <w:p>
+      <w:pPr>
+        <w:rPr>
+          <w:rFonts w:ascii="Garamond" w:hAnsi="Garamond"/>
+          <w:sz w:val="16"/>
+          <w:szCs w:val="16"/>
+        </w:rPr>
+      </w:pPr>
+    </w:p>
+    <w:p>
+      <w:pPr>
+        <w:rPr>
+          <w:rFonts w:ascii="Garamond" w:hAnsi="Garamond"/>
+          <w:sz w:val="16"/>
+          <w:szCs w:val="16"/>
+        </w:rPr>
+      </w:pPr>
+    </w:p>
+    <w:p>
+      <w:pPr>
+        <w:rPr>
+          <w:rFonts w:ascii="Garamond" w:hAnsi="Garamond"/>
+          <w:sz w:val="16"/>
+          <w:szCs w:val="16"/>
+        </w:rPr>
+      </w:pPr>
+    </w:p>
+    <w:p>
+      <w:pPr>
+        <w:rPr>
+          <w:rFonts w:ascii="Garamond" w:hAnsi="Garamond"/>
+          <w:sz w:val="16"/>
+          <w:szCs w:val="16"/>
+        </w:rPr>
+      </w:pPr>
+    </w:p>
+    <w:p>
+      <w:pPr>
+        <w:rPr>
+          <w:rFonts w:ascii="Garamond" w:hAnsi="Garamond"/>
+          <w:sz w:val="16"/>
+          <w:szCs w:val="16"/>
+        </w:rPr>
+      </w:pPr>
+    </w:p>
+    <w:p>
+      <w:pPr>
+        <w:rPr>
+          <w:rFonts w:ascii="Garamond" w:hAnsi="Garamond"/>
+          <w:sz w:val="16"/>
+          <w:szCs w:val="16"/>
+        </w:rPr>
+      </w:pPr>
+    </w:p>
+    <w:p>
+      <w:pPr>
+        <w:rPr>
+          <w:rFonts w:ascii="Garamond" w:hAnsi="Garamond"/>
+          <w:sz w:val="16"/>
+          <w:szCs w:val="16"/>
+        </w:rPr>
+      </w:pPr>
+    </w:p>
+    <w:p>
+      <w:pPr>
+        <w:rPr>
+          <w:rFonts w:ascii="Garamond" w:hAnsi="Garamond"/>
+          <w:sz w:val="16"/>
+          <w:szCs w:val="16"/>
+        </w:rPr>
+      </w:pPr>
       <w:r>
         <w:rPr>
           <w:rFonts w:ascii="Garamond" w:hAnsi="Garamond"/>
@@ -928,10 +957,18 @@
         </w:rPr>
         <w:lastRenderedPageBreak/>
         <w:drawing>
-          <wp:inline distT="0" distB="0" distL="0" distR="0" wp14:anchorId="3106B05A" wp14:editId="6D19F2B2">
-            <wp:extent cx="1865515" cy="2984825"/>
-            <wp:effectExtent l="0" t="0" r="1905" b="0"/>
-            <wp:docPr id="1148715510" name="Picture 2"/>
+          <wp:anchor distT="0" distB="0" distL="114300" distR="114300" simplePos="0" relativeHeight="251659264" behindDoc="0" locked="0" layoutInCell="1" allowOverlap="1" wp14:anchorId="30DF671A" wp14:editId="6E381A55">
+            <wp:simplePos x="0" y="0"/>
+            <wp:positionH relativeFrom="column">
+              <wp:posOffset>1880870</wp:posOffset>
+            </wp:positionH>
+            <wp:positionV relativeFrom="paragraph">
+              <wp:posOffset>38090</wp:posOffset>
+            </wp:positionV>
+            <wp:extent cx="4378960" cy="3284220"/>
+            <wp:effectExtent l="0" t="0" r="2540" b="5080"/>
+            <wp:wrapSquare wrapText="bothSides"/>
+            <wp:docPr id="1678162362" name="Picture 3"/>
             <wp:cNvGraphicFramePr>
               <a:graphicFrameLocks xmlns:a="http://schemas.openxmlformats.org/drawingml/2006/main" noChangeAspect="1"/>
             </wp:cNvGraphicFramePr>
@@ -939,7 +976,64 @@
               <a:graphicData uri="http://schemas.openxmlformats.org/drawingml/2006/picture">
                 <pic:pic xmlns:pic="http://schemas.openxmlformats.org/drawingml/2006/picture">
                   <pic:nvPicPr>
-                    <pic:cNvPr id="1148715510" name="Picture 1148715510"/>
+                    <pic:cNvPr id="1678162362" name="Picture 1678162362"/>
+                    <pic:cNvPicPr/>
+                  </pic:nvPicPr>
+                  <pic:blipFill>
+                    <a:blip r:embed="rId14"/>
+                    <a:stretch>
+                      <a:fillRect/>
+                    </a:stretch>
+                  </pic:blipFill>
+                  <pic:spPr>
+                    <a:xfrm>
+                      <a:off x="0" y="0"/>
+                      <a:ext cx="4378960" cy="3284220"/>
+                    </a:xfrm>
+                    <a:prstGeom prst="rect">
+                      <a:avLst/>
+                    </a:prstGeom>
+                  </pic:spPr>
+                </pic:pic>
+              </a:graphicData>
+            </a:graphic>
+            <wp14:sizeRelH relativeFrom="page">
+              <wp14:pctWidth>0</wp14:pctWidth>
+            </wp14:sizeRelH>
+            <wp14:sizeRelV relativeFrom="page">
+              <wp14:pctHeight>0</wp14:pctHeight>
+            </wp14:sizeRelV>
+          </wp:anchor>
+        </w:drawing>
+      </w:r>
+      <w:r>
+        <w:rPr>
+          <w:rFonts w:ascii="Garamond" w:hAnsi="Garamond"/>
+          <w:noProof/>
+          <w:sz w:val="16"/>
+          <w:szCs w:val="16"/>
+        </w:rPr>
+        <w:drawing>
+          <wp:anchor distT="0" distB="0" distL="114300" distR="114300" simplePos="0" relativeHeight="251660288" behindDoc="0" locked="0" layoutInCell="1" allowOverlap="1" wp14:anchorId="2AA4B8A8" wp14:editId="5E7A1D85">
+            <wp:simplePos x="0" y="0"/>
+            <wp:positionH relativeFrom="column">
+              <wp:posOffset>-142875</wp:posOffset>
+            </wp:positionH>
+            <wp:positionV relativeFrom="paragraph">
+              <wp:posOffset>0</wp:posOffset>
+            </wp:positionV>
+            <wp:extent cx="2024380" cy="3322320"/>
+            <wp:effectExtent l="0" t="0" r="0" b="5080"/>
+            <wp:wrapSquare wrapText="bothSides"/>
+            <wp:docPr id="661460792" name="Picture 2"/>
+            <wp:cNvGraphicFramePr>
+              <a:graphicFrameLocks xmlns:a="http://schemas.openxmlformats.org/drawingml/2006/main" noChangeAspect="1"/>
+            </wp:cNvGraphicFramePr>
+            <a:graphic xmlns:a="http://schemas.openxmlformats.org/drawingml/2006/main">
+              <a:graphicData uri="http://schemas.openxmlformats.org/drawingml/2006/picture">
+                <pic:pic xmlns:pic="http://schemas.openxmlformats.org/drawingml/2006/picture">
+                  <pic:nvPicPr>
+                    <pic:cNvPr id="661460792" name="Picture 661460792"/>
                     <pic:cNvPicPr/>
                   </pic:nvPicPr>
                   <pic:blipFill>
@@ -951,7 +1045,7 @@
                   <pic:spPr>
                     <a:xfrm>
                       <a:off x="0" y="0"/>
-                      <a:ext cx="1930585" cy="3088937"/>
+                      <a:ext cx="2024380" cy="3322320"/>
                     </a:xfrm>
                     <a:prstGeom prst="rect">
                       <a:avLst/>
@@ -960,50 +1054,13 @@
                 </pic:pic>
               </a:graphicData>
             </a:graphic>
-          </wp:inline>
-        </w:drawing>
-      </w:r>
-      <w:r>
-        <w:rPr>
-          <w:rFonts w:ascii="Garamond" w:hAnsi="Garamond"/>
-          <w:noProof/>
-          <w:sz w:val="16"/>
-          <w:szCs w:val="16"/>
-        </w:rPr>
-        <w:drawing>
-          <wp:inline distT="0" distB="0" distL="0" distR="0" wp14:anchorId="25743AE2" wp14:editId="68E07C99">
-            <wp:extent cx="3980873" cy="2985654"/>
-            <wp:effectExtent l="0" t="0" r="0" b="0"/>
-            <wp:docPr id="1146811189" name="Picture 1"/>
-            <wp:cNvGraphicFramePr>
-              <a:graphicFrameLocks xmlns:a="http://schemas.openxmlformats.org/drawingml/2006/main" noChangeAspect="1"/>
-            </wp:cNvGraphicFramePr>
-            <a:graphic xmlns:a="http://schemas.openxmlformats.org/drawingml/2006/main">
-              <a:graphicData uri="http://schemas.openxmlformats.org/drawingml/2006/picture">
-                <pic:pic xmlns:pic="http://schemas.openxmlformats.org/drawingml/2006/picture">
-                  <pic:nvPicPr>
-                    <pic:cNvPr id="1146811189" name="Picture 1146811189"/>
-                    <pic:cNvPicPr/>
-                  </pic:nvPicPr>
-                  <pic:blipFill>
-                    <a:blip r:embed="rId16"/>
-                    <a:stretch>
-                      <a:fillRect/>
-                    </a:stretch>
-                  </pic:blipFill>
-                  <pic:spPr>
-                    <a:xfrm>
-                      <a:off x="0" y="0"/>
-                      <a:ext cx="4051417" cy="3038562"/>
-                    </a:xfrm>
-                    <a:prstGeom prst="rect">
-                      <a:avLst/>
-                    </a:prstGeom>
-                  </pic:spPr>
-                </pic:pic>
-              </a:graphicData>
-            </a:graphic>
-          </wp:inline>
+            <wp14:sizeRelH relativeFrom="page">
+              <wp14:pctWidth>0</wp14:pctWidth>
+            </wp14:sizeRelH>
+            <wp14:sizeRelV relativeFrom="page">
+              <wp14:pctHeight>0</wp14:pctHeight>
+            </wp14:sizeRelV>
+          </wp:anchor>
         </w:drawing>
       </w:r>
     </w:p>
@@ -1079,8 +1136,8 @@
         </w:rPr>
         <w:t xml:space="preserve">7085. Clustering among watersheds is evident between principal </w:t>
       </w:r>
-      <w:commentRangeStart w:id="4"/>
-      <w:commentRangeStart w:id="5"/>
+      <w:commentRangeStart w:id="2"/>
+      <w:commentRangeStart w:id="3"/>
       <w:r>
         <w:rPr>
           <w:rFonts w:ascii="Garamond" w:hAnsi="Garamond"/>
@@ -1089,19 +1146,19 @@
         </w:rPr>
         <w:t>components</w:t>
       </w:r>
-      <w:commentRangeEnd w:id="4"/>
+      <w:commentRangeEnd w:id="2"/>
       <w:r>
         <w:rPr>
           <w:rStyle w:val="CommentReference"/>
         </w:rPr>
-        <w:commentReference w:id="4"/>
-      </w:r>
-      <w:commentRangeEnd w:id="5"/>
+        <w:commentReference w:id="2"/>
+      </w:r>
+      <w:commentRangeEnd w:id="3"/>
       <w:r>
         <w:rPr>
           <w:rStyle w:val="CommentReference"/>
         </w:rPr>
-        <w:commentReference w:id="5"/>
+        <w:commentReference w:id="3"/>
       </w:r>
       <w:r>
         <w:rPr>
@@ -1328,7 +1385,7 @@
                     <pic:cNvPicPr/>
                   </pic:nvPicPr>
                   <pic:blipFill>
-                    <a:blip r:embed="rId17" cstate="print">
+                    <a:blip r:embed="rId16" cstate="print">
                       <a:extLst>
                         <a:ext uri="{28A0092B-C50C-407E-A947-70E740481C1C}">
                           <a14:useLocalDpi xmlns:a14="http://schemas.microsoft.com/office/drawing/2010/main" val="0"/>
@@ -1429,7 +1486,7 @@
       </w:r>
     </w:p>
   </w:comment>
-  <w:comment w:id="2" w:author="Daniel Schindler" w:date="2025-10-06T11:08:00Z" w:initials="DS">
+  <w:comment w:id="2" w:author="Daniel Schindler" w:date="2025-10-06T11:10:00Z" w:initials="DS">
     <w:p>
       <w:pPr>
         <w:pStyle w:val="CommentText"/>
@@ -1441,44 +1498,11 @@
         <w:annotationRef/>
       </w:r>
       <w:r>
-        <w:t>Are these really data sources? Or preprocessing processes. The data are the data….</w:t>
+        <w:t>This is a cool result which is not particularly well highlighted in the Discussion. Might want to think about how to highlight these results more.</w:t>
       </w:r>
     </w:p>
   </w:comment>
-  <w:comment w:id="3" w:author="bmak29" w:date="2025-09-07T15:55:00Z" w:initials="b">
-    <w:p>
-      <w:r>
-        <w:rPr>
-          <w:rStyle w:val="CommentReference"/>
-        </w:rPr>
-        <w:annotationRef/>
-      </w:r>
-      <w:r>
-        <w:rPr>
-          <w:sz w:val="20"/>
-          <w:szCs w:val="20"/>
-        </w:rPr>
-        <w:t>Thoughts on adding this to the above figure. This is ONLY the CWAK individuals. The only real difference is removing Middle+ Upper Yukon individuals leading to a pretty small sample size for Yukon</w:t>
-      </w:r>
-    </w:p>
-  </w:comment>
-  <w:comment w:id="4" w:author="Daniel Schindler" w:date="2025-10-06T11:10:00Z" w:initials="DS">
-    <w:p>
-      <w:pPr>
-        <w:pStyle w:val="CommentText"/>
-      </w:pPr>
-      <w:r>
-        <w:rPr>
-          <w:rStyle w:val="CommentReference"/>
-        </w:rPr>
-        <w:annotationRef/>
-      </w:r>
-      <w:r>
-        <w:t>This is a cool result which is not particularly well highlighted in the Discussion. Might want to think about how to highlight these results more.</w:t>
-      </w:r>
-    </w:p>
-  </w:comment>
-  <w:comment w:id="5" w:author="Daniel Schindler" w:date="2025-10-06T11:10:00Z" w:initials="DS">
+  <w:comment w:id="3" w:author="Daniel Schindler" w:date="2025-10-06T11:10:00Z" w:initials="DS">
     <w:p>
       <w:pPr>
         <w:pStyle w:val="CommentText"/>
@@ -1500,9 +1524,7 @@
 <file path=word/commentsExtended.xml><?xml version="1.0" encoding="utf-8"?>
 <w15:commentsEx xmlns:wpc="http://schemas.microsoft.com/office/word/2010/wordprocessingCanvas" xmlns:cx="http://schemas.microsoft.com/office/drawing/2014/chartex" xmlns:cx1="http://schemas.microsoft.com/office/drawing/2015/9/8/chartex" xmlns:cx2="http://schemas.microsoft.com/office/drawing/2015/10/21/chartex" xmlns:cx3="http://schemas.microsoft.com/office/drawing/2016/5/9/chartex" xmlns:cx4="http://schemas.microsoft.com/office/drawing/2016/5/10/chartex" xmlns:cx5="http://schemas.microsoft.com/office/drawing/2016/5/11/chartex" xmlns:cx6="http://schemas.microsoft.com/office/drawing/2016/5/12/chartex" xmlns:cx7="http://schemas.microsoft.com/office/drawing/2016/5/13/chartex" xmlns:cx8="http://schemas.microsoft.com/office/drawing/2016/5/14/chartex" xmlns:mc="http://schemas.openxmlformats.org/markup-compatibility/2006" xmlns:aink="http://schemas.microsoft.com/office/drawing/2016/ink" xmlns:am3d="http://schemas.microsoft.com/office/drawing/2017/model3d" xmlns:o="urn:schemas-microsoft-com:office:office" xmlns:oel="http://schemas.microsoft.com/office/2019/extlst" xmlns:r="http://schemas.openxmlformats.org/officeDocument/2006/relationships" xmlns:m="http://schemas.openxmlformats.org/officeDocument/2006/math" xmlns:v="urn:schemas-microsoft-com:vml" xmlns:wp14="http://schemas.microsoft.com/office/word/2010/wordprocessingDrawing" xmlns:wp="http://schemas.openxmlformats.org/drawingml/2006/wordprocessingDrawing" xmlns:w10="urn:schemas-microsoft-com:office:word" xmlns:w="http://schemas.openxmlformats.org/wordprocessingml/2006/main" xmlns:w14="http://schemas.microsoft.com/office/word/2010/wordml" xmlns:w15="http://schemas.microsoft.com/office/word/2012/wordml" xmlns:w16cex="http://schemas.microsoft.com/office/word/2018/wordml/cex" xmlns:w16cid="http://schemas.microsoft.com/office/word/2016/wordml/cid" xmlns:w16="http://schemas.microsoft.com/office/word/2018/wordml" xmlns:w16du="http://schemas.microsoft.com/office/word/2023/wordml/word16du" xmlns:w16sdtdh="http://schemas.microsoft.com/office/word/2020/wordml/sdtdatahash" xmlns:w16sdtfl="http://schemas.microsoft.com/office/word/2024/wordml/sdtformatlock" xmlns:w16se="http://schemas.microsoft.com/office/word/2015/wordml/symex" xmlns:wpg="http://schemas.microsoft.com/office/word/2010/wordprocessingGroup" xmlns:wpi="http://schemas.microsoft.com/office/word/2010/wordprocessingInk" xmlns:wne="http://schemas.microsoft.com/office/word/2006/wordml" xmlns:wps="http://schemas.microsoft.com/office/word/2010/wordprocessingShape" mc:Ignorable="w14 w15 w16se w16cid w16 w16cex w16sdtdh w16sdtfl w16du wp14">
   <w15:commentEx w15:paraId="384C15B7" w15:done="0"/>
-  <w15:commentEx w15:paraId="215C4347" w15:done="0"/>
-  <w15:commentEx w15:paraId="505C242A" w15:done="0"/>
-  <w15:commentEx w15:paraId="78A346C0" w15:done="0"/>
+  <w15:commentEx w15:paraId="215C4347" w15:done="1"/>
   <w15:commentEx w15:paraId="0DD29C92" w15:done="0"/>
   <w15:commentEx w15:paraId="40117E77" w15:paraIdParent="0DD29C92" w15:done="0"/>
 </w15:commentsEx>
@@ -1512,8 +1534,6 @@
 <w16cex:commentsExtensible xmlns:wpc="http://schemas.microsoft.com/office/word/2010/wordprocessingCanvas" xmlns:cx="http://schemas.microsoft.com/office/drawing/2014/chartex" xmlns:cx1="http://schemas.microsoft.com/office/drawing/2015/9/8/chartex" xmlns:cx2="http://schemas.microsoft.com/office/drawing/2015/10/21/chartex" xmlns:cx3="http://schemas.microsoft.com/office/drawing/2016/5/9/chartex" xmlns:cx4="http://schemas.microsoft.com/office/drawing/2016/5/10/chartex" xmlns:cx5="http://schemas.microsoft.com/office/drawing/2016/5/11/chartex" xmlns:cx6="http://schemas.microsoft.com/office/drawing/2016/5/12/chartex" xmlns:cx7="http://schemas.microsoft.com/office/drawing/2016/5/13/chartex" xmlns:cx8="http://schemas.microsoft.com/office/drawing/2016/5/14/chartex" xmlns:cr="http://schemas.microsoft.com/office/comments/2020/reactions" xmlns:mc="http://schemas.openxmlformats.org/markup-compatibility/2006" xmlns:aink="http://schemas.microsoft.com/office/drawing/2016/ink" xmlns:am3d="http://schemas.microsoft.com/office/drawing/2017/model3d" xmlns:o="urn:schemas-microsoft-com:office:office" xmlns:oel="http://schemas.microsoft.com/office/2019/extlst" xmlns:r="http://schemas.openxmlformats.org/officeDocument/2006/relationships" xmlns:m="http://schemas.openxmlformats.org/officeDocument/2006/math" xmlns:v="urn:schemas-microsoft-com:vml" xmlns:wp14="http://schemas.microsoft.com/office/word/2010/wordprocessingDrawing" xmlns:wp="http://schemas.openxmlformats.org/drawingml/2006/wordprocessingDrawing" xmlns:w10="urn:schemas-microsoft-com:office:word" xmlns:w="http://schemas.openxmlformats.org/wordprocessingml/2006/main" xmlns:w14="http://schemas.microsoft.com/office/word/2010/wordml" xmlns:w15="http://schemas.microsoft.com/office/word/2012/wordml" xmlns:w16cex="http://schemas.microsoft.com/office/word/2018/wordml/cex" xmlns:w16cid="http://schemas.microsoft.com/office/word/2016/wordml/cid" xmlns:w16="http://schemas.microsoft.com/office/word/2018/wordml" xmlns:w16du="http://schemas.microsoft.com/office/word/2023/wordml/word16du" xmlns:w16sdtdh="http://schemas.microsoft.com/office/word/2020/wordml/sdtdatahash" xmlns:w16sdtfl="http://schemas.microsoft.com/office/word/2024/wordml/sdtformatlock" xmlns:w16se="http://schemas.microsoft.com/office/word/2015/wordml/symex" xmlns:wpg="http://schemas.microsoft.com/office/word/2010/wordprocessingGroup" xmlns:wpi="http://schemas.microsoft.com/office/word/2010/wordprocessingInk" xmlns:wne="http://schemas.microsoft.com/office/word/2006/wordml" xmlns:wps="http://schemas.microsoft.com/office/word/2010/wordprocessingShape" mc:Ignorable="w14 w15 w16se w16cid w16 w16cex w16sdtdh w16sdtfl cr w16du wp14">
   <w16cex:commentExtensible w16cex:durableId="5B790A68" w16cex:dateUtc="2025-10-06T18:08:00Z"/>
   <w16cex:commentExtensible w16cex:durableId="282C9BDF" w16cex:dateUtc="2025-09-07T21:23:00Z"/>
-  <w16cex:commentExtensible w16cex:durableId="7F0FCE4B" w16cex:dateUtc="2025-10-06T18:08:00Z"/>
-  <w16cex:commentExtensible w16cex:durableId="52D97608" w16cex:dateUtc="2025-09-07T22:55:00Z"/>
   <w16cex:commentExtensible w16cex:durableId="11D61FD6" w16cex:dateUtc="2025-10-06T18:10:00Z"/>
   <w16cex:commentExtensible w16cex:durableId="7531CF4E" w16cex:dateUtc="2025-10-06T18:10:00Z"/>
 </w16cex:commentsExtensible>
@@ -1523,8 +1543,6 @@
 <w16cid:commentsIds xmlns:wpc="http://schemas.microsoft.com/office/word/2010/wordprocessingCanvas" xmlns:cx="http://schemas.microsoft.com/office/drawing/2014/chartex" xmlns:cx1="http://schemas.microsoft.com/office/drawing/2015/9/8/chartex" xmlns:cx2="http://schemas.microsoft.com/office/drawing/2015/10/21/chartex" xmlns:cx3="http://schemas.microsoft.com/office/drawing/2016/5/9/chartex" xmlns:cx4="http://schemas.microsoft.com/office/drawing/2016/5/10/chartex" xmlns:cx5="http://schemas.microsoft.com/office/drawing/2016/5/11/chartex" xmlns:cx6="http://schemas.microsoft.com/office/drawing/2016/5/12/chartex" xmlns:cx7="http://schemas.microsoft.com/office/drawing/2016/5/13/chartex" xmlns:cx8="http://schemas.microsoft.com/office/drawing/2016/5/14/chartex" xmlns:mc="http://schemas.openxmlformats.org/markup-compatibility/2006" xmlns:aink="http://schemas.microsoft.com/office/drawing/2016/ink" xmlns:am3d="http://schemas.microsoft.com/office/drawing/2017/model3d" xmlns:o="urn:schemas-microsoft-com:office:office" xmlns:oel="http://schemas.microsoft.com/office/2019/extlst" xmlns:r="http://schemas.openxmlformats.org/officeDocument/2006/relationships" xmlns:m="http://schemas.openxmlformats.org/officeDocument/2006/math" xmlns:v="urn:schemas-microsoft-com:vml" xmlns:wp14="http://schemas.microsoft.com/office/word/2010/wordprocessingDrawing" xmlns:wp="http://schemas.openxmlformats.org/drawingml/2006/wordprocessingDrawing" xmlns:w10="urn:schemas-microsoft-com:office:word" xmlns:w="http://schemas.openxmlformats.org/wordprocessingml/2006/main" xmlns:w14="http://schemas.microsoft.com/office/word/2010/wordml" xmlns:w15="http://schemas.microsoft.com/office/word/2012/wordml" xmlns:w16cex="http://schemas.microsoft.com/office/word/2018/wordml/cex" xmlns:w16cid="http://schemas.microsoft.com/office/word/2016/wordml/cid" xmlns:w16="http://schemas.microsoft.com/office/word/2018/wordml" xmlns:w16du="http://schemas.microsoft.com/office/word/2023/wordml/word16du" xmlns:w16sdtdh="http://schemas.microsoft.com/office/word/2020/wordml/sdtdatahash" xmlns:w16sdtfl="http://schemas.microsoft.com/office/word/2024/wordml/sdtformatlock" xmlns:w16se="http://schemas.microsoft.com/office/word/2015/wordml/symex" xmlns:wpg="http://schemas.microsoft.com/office/word/2010/wordprocessingGroup" xmlns:wpi="http://schemas.microsoft.com/office/word/2010/wordprocessingInk" xmlns:wne="http://schemas.microsoft.com/office/word/2006/wordml" xmlns:wps="http://schemas.microsoft.com/office/word/2010/wordprocessingShape" mc:Ignorable="w14 w15 w16se w16cid w16 w16cex w16sdtdh w16sdtfl w16du wp14">
   <w16cid:commentId w16cid:paraId="384C15B7" w16cid:durableId="5B790A68"/>
   <w16cid:commentId w16cid:paraId="215C4347" w16cid:durableId="282C9BDF"/>
-  <w16cid:commentId w16cid:paraId="505C242A" w16cid:durableId="7F0FCE4B"/>
-  <w16cid:commentId w16cid:paraId="78A346C0" w16cid:durableId="52D97608"/>
   <w16cid:commentId w16cid:paraId="0DD29C92" w16cid:durableId="11D61FD6"/>
   <w16cid:commentId w16cid:paraId="40117E77" w16cid:durableId="7531CF4E"/>
 </w16cid:commentsIds>
@@ -1536,9 +1554,6 @@
     <w15:presenceInfo w15:providerId="AD" w15:userId="S::deschind@uw.edu::638f7977-a89c-40df-b85e-dc804ddb30d9"/>
   </w15:person>
   <w15:person w15:author="Benjamin J. Makhlouf">
-    <w15:presenceInfo w15:providerId="AD" w15:userId="S::bmak29@uw.edu::e2d819b1-db99-41fc-888c-ad60b4d561ad"/>
-  </w15:person>
-  <w15:person w15:author="bmak29">
     <w15:presenceInfo w15:providerId="AD" w15:userId="S::bmak29@uw.edu::e2d819b1-db99-41fc-888c-ad60b4d561ad"/>
   </w15:person>
 </w15:people>

--- a/Docs/FeedbackIn/FIGURES Machine learning applied to otolith timeseries data to discriminate river of origin for Western Alaska Salmon.docx
+++ b/Docs/FeedbackIn/FIGURES Machine learning applied to otolith timeseries data to discriminate river of origin for Western Alaska Salmon.docx
@@ -480,6 +480,24 @@
           <w:szCs w:val="16"/>
         </w:rPr>
       </w:pPr>
+    </w:p>
+    <w:p>
+      <w:pPr>
+        <w:rPr>
+          <w:rFonts w:ascii="Garamond" w:hAnsi="Garamond"/>
+          <w:sz w:val="16"/>
+          <w:szCs w:val="16"/>
+        </w:rPr>
+      </w:pPr>
+    </w:p>
+    <w:p>
+      <w:pPr>
+        <w:rPr>
+          <w:rFonts w:ascii="Garamond" w:hAnsi="Garamond"/>
+          <w:sz w:val="16"/>
+          <w:szCs w:val="16"/>
+        </w:rPr>
+      </w:pPr>
       <w:r>
         <w:rPr>
           <w:rFonts w:ascii="Garamond" w:hAnsi="Garamond"/>
@@ -684,7 +702,6 @@
           <w:sz w:val="16"/>
           <w:szCs w:val="16"/>
         </w:rPr>
-        <w:lastRenderedPageBreak/>
         <w:drawing>
           <wp:anchor distT="0" distB="0" distL="114300" distR="114300" simplePos="0" relativeHeight="251658240" behindDoc="0" locked="0" layoutInCell="1" allowOverlap="1" wp14:anchorId="4608D8C9" wp14:editId="571A06E9">
             <wp:simplePos x="0" y="0"/>

--- a/Docs/FeedbackIn/FIGURES Machine learning applied to otolith timeseries data to discriminate river of origin for Western Alaska Salmon.docx
+++ b/Docs/FeedbackIn/FIGURES Machine learning applied to otolith timeseries data to discriminate river of origin for Western Alaska Salmon.docx
@@ -10,15 +10,6 @@
           <w:szCs w:val="16"/>
         </w:rPr>
       </w:pPr>
-    </w:p>
-    <w:p>
-      <w:pPr>
-        <w:rPr>
-          <w:rFonts w:ascii="Garamond" w:hAnsi="Garamond"/>
-          <w:sz w:val="16"/>
-          <w:szCs w:val="16"/>
-        </w:rPr>
-      </w:pPr>
       <w:r>
         <w:rPr>
           <w:noProof/>
@@ -26,9 +17,17 @@
           <w:szCs w:val="16"/>
         </w:rPr>
         <w:drawing>
-          <wp:inline distT="0" distB="0" distL="0" distR="0" wp14:anchorId="4E9C1264" wp14:editId="78088F4F">
-            <wp:extent cx="4390631" cy="3392888"/>
-            <wp:effectExtent l="0" t="0" r="3810" b="0"/>
+          <wp:anchor distT="0" distB="0" distL="114300" distR="114300" simplePos="0" relativeHeight="251661312" behindDoc="0" locked="0" layoutInCell="1" allowOverlap="1" wp14:anchorId="4E9C1264" wp14:editId="79A8489E">
+            <wp:simplePos x="0" y="0"/>
+            <wp:positionH relativeFrom="column">
+              <wp:posOffset>0</wp:posOffset>
+            </wp:positionH>
+            <wp:positionV relativeFrom="paragraph">
+              <wp:posOffset>164465</wp:posOffset>
+            </wp:positionV>
+            <wp:extent cx="4107180" cy="3173730"/>
+            <wp:effectExtent l="0" t="0" r="0" b="1270"/>
+            <wp:wrapSquare wrapText="bothSides"/>
             <wp:docPr id="1440452750" name="Picture 4"/>
             <wp:cNvGraphicFramePr>
               <a:graphicFrameLocks xmlns:a="http://schemas.openxmlformats.org/drawingml/2006/main" noChangeAspect="1"/>
@@ -49,7 +48,7 @@
                   <pic:spPr>
                     <a:xfrm>
                       <a:off x="0" y="0"/>
-                      <a:ext cx="4398851" cy="3399240"/>
+                      <a:ext cx="4107180" cy="3173730"/>
                     </a:xfrm>
                     <a:prstGeom prst="rect">
                       <a:avLst/>
@@ -58,9 +57,24 @@
                 </pic:pic>
               </a:graphicData>
             </a:graphic>
-          </wp:inline>
+            <wp14:sizeRelH relativeFrom="page">
+              <wp14:pctWidth>0</wp14:pctWidth>
+            </wp14:sizeRelH>
+            <wp14:sizeRelV relativeFrom="page">
+              <wp14:pctHeight>0</wp14:pctHeight>
+            </wp14:sizeRelV>
+          </wp:anchor>
         </w:drawing>
       </w:r>
+    </w:p>
+    <w:p>
+      <w:pPr>
+        <w:rPr>
+          <w:rFonts w:ascii="Garamond" w:hAnsi="Garamond"/>
+          <w:sz w:val="16"/>
+          <w:szCs w:val="16"/>
+        </w:rPr>
+      </w:pPr>
       <w:commentRangeStart w:id="0"/>
       <w:commentRangeEnd w:id="0"/>
       <w:r>
@@ -77,9 +91,9 @@
           <w:szCs w:val="16"/>
         </w:rPr>
         <w:drawing>
-          <wp:inline distT="0" distB="0" distL="0" distR="0" wp14:anchorId="5B93EE56" wp14:editId="25740597">
-            <wp:extent cx="4390910" cy="3393104"/>
-            <wp:effectExtent l="0" t="0" r="3810" b="0"/>
+          <wp:inline distT="0" distB="0" distL="0" distR="0" wp14:anchorId="5B93EE56" wp14:editId="197CC831">
+            <wp:extent cx="4107180" cy="3173850"/>
+            <wp:effectExtent l="0" t="0" r="0" b="1270"/>
             <wp:docPr id="1994492973" name="Picture 5"/>
             <wp:cNvGraphicFramePr>
               <a:graphicFrameLocks xmlns:a="http://schemas.openxmlformats.org/drawingml/2006/main" noChangeAspect="1"/>
@@ -100,7 +114,7 @@
                   <pic:spPr>
                     <a:xfrm>
                       <a:off x="0" y="0"/>
-                      <a:ext cx="4416287" cy="3412714"/>
+                      <a:ext cx="4139463" cy="3198797"/>
                     </a:xfrm>
                     <a:prstGeom prst="rect">
                       <a:avLst/>
@@ -249,6 +263,7 @@
         <w:rPr>
           <w:noProof/>
         </w:rPr>
+        <w:lastRenderedPageBreak/>
         <w:drawing>
           <wp:inline distT="0" distB="0" distL="0" distR="0" wp14:anchorId="4355DA06" wp14:editId="04D713A8">
             <wp:extent cx="2896473" cy="1737884"/>
@@ -662,39 +677,6 @@
           <w:szCs w:val="16"/>
         </w:rPr>
       </w:pPr>
-    </w:p>
-    <w:p>
-      <w:pPr>
-        <w:rPr>
-          <w:rFonts w:ascii="Garamond" w:hAnsi="Garamond"/>
-          <w:b/>
-          <w:bCs/>
-          <w:sz w:val="16"/>
-          <w:szCs w:val="16"/>
-        </w:rPr>
-      </w:pPr>
-    </w:p>
-    <w:p>
-      <w:pPr>
-        <w:rPr>
-          <w:rFonts w:ascii="Garamond" w:hAnsi="Garamond"/>
-          <w:b/>
-          <w:bCs/>
-          <w:sz w:val="16"/>
-          <w:szCs w:val="16"/>
-        </w:rPr>
-      </w:pPr>
-    </w:p>
-    <w:p>
-      <w:pPr>
-        <w:rPr>
-          <w:rFonts w:ascii="Garamond" w:hAnsi="Garamond"/>
-          <w:b/>
-          <w:bCs/>
-          <w:sz w:val="16"/>
-          <w:szCs w:val="16"/>
-        </w:rPr>
-      </w:pPr>
       <w:r>
         <w:rPr>
           <w:rFonts w:ascii="Garamond" w:hAnsi="Garamond"/>
@@ -702,17 +684,18 @@
           <w:sz w:val="16"/>
           <w:szCs w:val="16"/>
         </w:rPr>
+        <w:lastRenderedPageBreak/>
         <w:drawing>
-          <wp:anchor distT="0" distB="0" distL="114300" distR="114300" simplePos="0" relativeHeight="251658240" behindDoc="0" locked="0" layoutInCell="1" allowOverlap="1" wp14:anchorId="4608D8C9" wp14:editId="571A06E9">
+          <wp:anchor distT="0" distB="0" distL="114300" distR="114300" simplePos="0" relativeHeight="251658240" behindDoc="0" locked="0" layoutInCell="1" allowOverlap="1" wp14:anchorId="4608D8C9" wp14:editId="070FAB63">
             <wp:simplePos x="0" y="0"/>
             <wp:positionH relativeFrom="column">
-              <wp:posOffset>-222250</wp:posOffset>
+              <wp:posOffset>-225425</wp:posOffset>
             </wp:positionH>
             <wp:positionV relativeFrom="paragraph">
-              <wp:posOffset>271145</wp:posOffset>
+              <wp:posOffset>267335</wp:posOffset>
             </wp:positionV>
-            <wp:extent cx="4349750" cy="3625215"/>
-            <wp:effectExtent l="0" t="0" r="6350" b="0"/>
+            <wp:extent cx="4324350" cy="3603625"/>
+            <wp:effectExtent l="0" t="0" r="6350" b="3175"/>
             <wp:wrapSquare wrapText="bothSides"/>
             <wp:docPr id="2003545803" name="Picture 1" descr="A diagram of a diagram&#10;&#10;AI-generated content may be incorrect."/>
             <wp:cNvGraphicFramePr>
@@ -740,7 +723,7 @@
                   <pic:spPr>
                     <a:xfrm>
                       <a:off x="0" y="0"/>
-                      <a:ext cx="4349750" cy="3625215"/>
+                      <a:ext cx="4324350" cy="3603625"/>
                     </a:xfrm>
                     <a:prstGeom prst="rect">
                       <a:avLst/>
@@ -965,6 +948,15 @@
           <w:szCs w:val="16"/>
         </w:rPr>
       </w:pPr>
+    </w:p>
+    <w:p>
+      <w:pPr>
+        <w:rPr>
+          <w:rFonts w:ascii="Garamond" w:hAnsi="Garamond"/>
+          <w:sz w:val="16"/>
+          <w:szCs w:val="16"/>
+        </w:rPr>
+      </w:pPr>
       <w:r>
         <w:rPr>
           <w:rFonts w:ascii="Garamond" w:hAnsi="Garamond"/>
@@ -974,16 +966,16 @@
         </w:rPr>
         <w:lastRenderedPageBreak/>
         <w:drawing>
-          <wp:anchor distT="0" distB="0" distL="114300" distR="114300" simplePos="0" relativeHeight="251659264" behindDoc="0" locked="0" layoutInCell="1" allowOverlap="1" wp14:anchorId="30DF671A" wp14:editId="6E381A55">
+          <wp:anchor distT="0" distB="0" distL="114300" distR="114300" simplePos="0" relativeHeight="251659264" behindDoc="0" locked="0" layoutInCell="1" allowOverlap="1" wp14:anchorId="30DF671A" wp14:editId="47E36F8F">
             <wp:simplePos x="0" y="0"/>
             <wp:positionH relativeFrom="column">
-              <wp:posOffset>1880870</wp:posOffset>
+              <wp:posOffset>1741170</wp:posOffset>
             </wp:positionH>
             <wp:positionV relativeFrom="paragraph">
-              <wp:posOffset>38090</wp:posOffset>
+              <wp:posOffset>46299</wp:posOffset>
             </wp:positionV>
-            <wp:extent cx="4378960" cy="3284220"/>
-            <wp:effectExtent l="0" t="0" r="2540" b="5080"/>
+            <wp:extent cx="4656455" cy="3492500"/>
+            <wp:effectExtent l="0" t="0" r="4445" b="0"/>
             <wp:wrapSquare wrapText="bothSides"/>
             <wp:docPr id="1678162362" name="Picture 3"/>
             <wp:cNvGraphicFramePr>
@@ -1005,7 +997,7 @@
                   <pic:spPr>
                     <a:xfrm>
                       <a:off x="0" y="0"/>
-                      <a:ext cx="4378960" cy="3284220"/>
+                      <a:ext cx="4656455" cy="3492500"/>
                     </a:xfrm>
                     <a:prstGeom prst="rect">
                       <a:avLst/>
@@ -1031,16 +1023,16 @@
           <w:szCs w:val="16"/>
         </w:rPr>
         <w:drawing>
-          <wp:anchor distT="0" distB="0" distL="114300" distR="114300" simplePos="0" relativeHeight="251660288" behindDoc="0" locked="0" layoutInCell="1" allowOverlap="1" wp14:anchorId="2AA4B8A8" wp14:editId="5E7A1D85">
+          <wp:anchor distT="0" distB="0" distL="114300" distR="114300" simplePos="0" relativeHeight="251660288" behindDoc="0" locked="0" layoutInCell="1" allowOverlap="1" wp14:anchorId="2AA4B8A8" wp14:editId="68D94DA9">
             <wp:simplePos x="0" y="0"/>
             <wp:positionH relativeFrom="column">
-              <wp:posOffset>-142875</wp:posOffset>
+              <wp:posOffset>-187325</wp:posOffset>
             </wp:positionH>
             <wp:positionV relativeFrom="paragraph">
-              <wp:posOffset>0</wp:posOffset>
+              <wp:posOffset>185</wp:posOffset>
             </wp:positionV>
-            <wp:extent cx="2024380" cy="3322320"/>
-            <wp:effectExtent l="0" t="0" r="0" b="5080"/>
+            <wp:extent cx="2068830" cy="3394710"/>
+            <wp:effectExtent l="0" t="0" r="1270" b="0"/>
             <wp:wrapSquare wrapText="bothSides"/>
             <wp:docPr id="661460792" name="Picture 2"/>
             <wp:cNvGraphicFramePr>
@@ -1062,7 +1054,7 @@
                   <pic:spPr>
                     <a:xfrm>
                       <a:off x="0" y="0"/>
-                      <a:ext cx="2024380" cy="3322320"/>
+                      <a:ext cx="2068830" cy="3394710"/>
                     </a:xfrm>
                     <a:prstGeom prst="rect">
                       <a:avLst/>
@@ -1387,9 +1379,9 @@
         </w:rPr>
         <w:lastRenderedPageBreak/>
         <w:drawing>
-          <wp:inline distT="0" distB="0" distL="0" distR="0" wp14:anchorId="2F467EF6" wp14:editId="3E009DBF">
-            <wp:extent cx="5943600" cy="2971800"/>
-            <wp:effectExtent l="0" t="0" r="0" b="0"/>
+          <wp:inline distT="0" distB="0" distL="0" distR="0" wp14:anchorId="2F467EF6" wp14:editId="50F178E6">
+            <wp:extent cx="6310860" cy="3155430"/>
+            <wp:effectExtent l="0" t="0" r="1270" b="0"/>
             <wp:docPr id="1963404633" name="Picture 4" descr="A graph of a number of data&#10;&#10;AI-generated content may be incorrect."/>
             <wp:cNvGraphicFramePr>
               <a:graphicFrameLocks xmlns:a="http://schemas.openxmlformats.org/drawingml/2006/main" noChangeAspect="1"/>
@@ -1416,7 +1408,7 @@
                   <pic:spPr>
                     <a:xfrm>
                       <a:off x="0" y="0"/>
-                      <a:ext cx="5943600" cy="2971800"/>
+                      <a:ext cx="6328522" cy="3164261"/>
                     </a:xfrm>
                     <a:prstGeom prst="rect">
                       <a:avLst/>

--- a/Docs/FeedbackIn/FIGURES Machine learning applied to otolith timeseries data to discriminate river of origin for Western Alaska Salmon.docx
+++ b/Docs/FeedbackIn/FIGURES Machine learning applied to otolith timeseries data to discriminate river of origin for Western Alaska Salmon.docx
@@ -5,11 +5,17 @@
     <w:p>
       <w:pPr>
         <w:rPr>
-          <w:rFonts w:ascii="Garamond" w:hAnsi="Garamond"/>
-          <w:sz w:val="16"/>
-          <w:szCs w:val="16"/>
-        </w:rPr>
-      </w:pPr>
+          <w:rStyle w:val="CommentReference"/>
+        </w:rPr>
+      </w:pPr>
+      <w:commentRangeStart w:id="0"/>
+      <w:commentRangeEnd w:id="0"/>
+      <w:r>
+        <w:rPr>
+          <w:rStyle w:val="CommentReference"/>
+        </w:rPr>
+        <w:commentReference w:id="0"/>
+      </w:r>
       <w:r>
         <w:rPr>
           <w:noProof/>
@@ -17,18 +23,10 @@
           <w:szCs w:val="16"/>
         </w:rPr>
         <w:drawing>
-          <wp:anchor distT="0" distB="0" distL="114300" distR="114300" simplePos="0" relativeHeight="251661312" behindDoc="0" locked="0" layoutInCell="1" allowOverlap="1" wp14:anchorId="4E9C1264" wp14:editId="79A8489E">
-            <wp:simplePos x="0" y="0"/>
-            <wp:positionH relativeFrom="column">
-              <wp:posOffset>0</wp:posOffset>
-            </wp:positionH>
-            <wp:positionV relativeFrom="paragraph">
-              <wp:posOffset>164465</wp:posOffset>
-            </wp:positionV>
-            <wp:extent cx="4107180" cy="3173730"/>
-            <wp:effectExtent l="0" t="0" r="0" b="1270"/>
-            <wp:wrapSquare wrapText="bothSides"/>
-            <wp:docPr id="1440452750" name="Picture 4"/>
+          <wp:inline distT="0" distB="0" distL="0" distR="0" wp14:anchorId="0A90718B" wp14:editId="22C78535">
+            <wp:extent cx="4106948" cy="6347012"/>
+            <wp:effectExtent l="0" t="0" r="0" b="3175"/>
+            <wp:docPr id="1571264764" name="Picture 1" descr="A screenshot of a map&#10;&#10;AI-generated content may be incorrect."/>
             <wp:cNvGraphicFramePr>
               <a:graphicFrameLocks xmlns:a="http://schemas.openxmlformats.org/drawingml/2006/main" noChangeAspect="1"/>
             </wp:cNvGraphicFramePr>
@@ -36,11 +34,17 @@
               <a:graphicData uri="http://schemas.openxmlformats.org/drawingml/2006/picture">
                 <pic:pic xmlns:pic="http://schemas.openxmlformats.org/drawingml/2006/picture">
                   <pic:nvPicPr>
-                    <pic:cNvPr id="1440452750" name="Picture 1440452750"/>
+                    <pic:cNvPr id="1571264764" name="Picture 1" descr="A screenshot of a map&#10;&#10;AI-generated content may be incorrect."/>
                     <pic:cNvPicPr/>
                   </pic:nvPicPr>
                   <pic:blipFill>
-                    <a:blip r:embed="rId4"/>
+                    <a:blip r:embed="rId9" cstate="print">
+                      <a:extLst>
+                        <a:ext uri="{28A0092B-C50C-407E-A947-70E740481C1C}">
+                          <a14:useLocalDpi xmlns:a14="http://schemas.microsoft.com/office/drawing/2010/main" val="0"/>
+                        </a:ext>
+                      </a:extLst>
+                    </a:blip>
                     <a:stretch>
                       <a:fillRect/>
                     </a:stretch>
@@ -48,7 +52,791 @@
                   <pic:spPr>
                     <a:xfrm>
                       <a:off x="0" y="0"/>
-                      <a:ext cx="4107180" cy="3173730"/>
+                      <a:ext cx="4120734" cy="6368318"/>
+                    </a:xfrm>
+                    <a:prstGeom prst="rect">
+                      <a:avLst/>
+                    </a:prstGeom>
+                  </pic:spPr>
+                </pic:pic>
+              </a:graphicData>
+            </a:graphic>
+          </wp:inline>
+        </w:drawing>
+      </w:r>
+    </w:p>
+    <w:p>
+      <w:pPr>
+        <w:rPr>
+          <w:rFonts w:ascii="Garamond" w:hAnsi="Garamond"/>
+          <w:b/>
+          <w:bCs/>
+        </w:rPr>
+      </w:pPr>
+      <w:r>
+        <w:rPr>
+          <w:rFonts w:ascii="Garamond" w:hAnsi="Garamond"/>
+          <w:b/>
+          <w:bCs/>
+        </w:rPr>
+        <w:t xml:space="preserve">Figure 1: </w:t>
+      </w:r>
+    </w:p>
+    <w:p>
+      <w:pPr>
+        <w:rPr>
+          <w:rFonts w:ascii="Garamond" w:hAnsi="Garamond"/>
+          <w:sz w:val="22"/>
+          <w:szCs w:val="22"/>
+        </w:rPr>
+      </w:pPr>
+      <w:r>
+        <w:rPr>
+          <w:rFonts w:ascii="Garamond" w:hAnsi="Garamond"/>
+          <w:b/>
+          <w:bCs/>
+          <w:sz w:val="22"/>
+          <w:szCs w:val="22"/>
+        </w:rPr>
+        <w:t>A)</w:t>
+      </w:r>
+      <w:r>
+        <w:rPr>
+          <w:rFonts w:ascii="Garamond" w:hAnsi="Garamond"/>
+          <w:sz w:val="22"/>
+          <w:szCs w:val="22"/>
+        </w:rPr>
+        <w:t xml:space="preserve"> Three major river systems in Western Alaska, the Yukon (Blue), Kuskokwim (Red), and Nushagak (Green)</w:t>
+      </w:r>
+      <w:r>
+        <w:rPr>
+          <w:rFonts w:ascii="Garamond" w:hAnsi="Garamond"/>
+          <w:sz w:val="22"/>
+          <w:szCs w:val="22"/>
+        </w:rPr>
+        <w:t xml:space="preserve"> watersheds</w:t>
+      </w:r>
+      <w:r>
+        <w:rPr>
+          <w:rFonts w:ascii="Garamond" w:hAnsi="Garamond"/>
+          <w:sz w:val="22"/>
+          <w:szCs w:val="22"/>
+        </w:rPr>
+        <w:t xml:space="preserve">. </w:t>
+      </w:r>
+      <w:r>
+        <w:rPr>
+          <w:rFonts w:ascii="Garamond" w:hAnsi="Garamond"/>
+          <w:sz w:val="22"/>
+          <w:szCs w:val="22"/>
+        </w:rPr>
+        <w:t xml:space="preserve">Black circles </w:t>
+      </w:r>
+      <w:r>
+        <w:rPr>
+          <w:rFonts w:ascii="Garamond" w:hAnsi="Garamond"/>
+          <w:sz w:val="22"/>
+          <w:szCs w:val="22"/>
+        </w:rPr>
+        <w:t xml:space="preserve">indicate sampling locations for </w:t>
+      </w:r>
+      <w:r>
+        <w:rPr>
+          <w:rFonts w:ascii="Garamond" w:hAnsi="Garamond"/>
+          <w:sz w:val="22"/>
+          <w:szCs w:val="22"/>
+        </w:rPr>
+        <w:t xml:space="preserve">otolith collection (and genetic collection in the Yukon) </w:t>
+      </w:r>
+      <w:r>
+        <w:rPr>
+          <w:rFonts w:ascii="Garamond" w:hAnsi="Garamond"/>
+          <w:sz w:val="22"/>
+          <w:szCs w:val="22"/>
+        </w:rPr>
+        <w:t xml:space="preserve">on each river. </w:t>
+      </w:r>
+    </w:p>
+    <w:p>
+      <w:pPr>
+        <w:rPr>
+          <w:rFonts w:ascii="Garamond" w:hAnsi="Garamond"/>
+          <w:sz w:val="22"/>
+          <w:szCs w:val="22"/>
+        </w:rPr>
+      </w:pPr>
+      <w:r>
+        <w:rPr>
+          <w:rFonts w:ascii="Garamond" w:hAnsi="Garamond"/>
+          <w:b/>
+          <w:bCs/>
+          <w:sz w:val="22"/>
+          <w:szCs w:val="22"/>
+        </w:rPr>
+        <w:t>B)</w:t>
+      </w:r>
+      <w:r>
+        <w:rPr>
+          <w:rFonts w:ascii="Garamond" w:hAnsi="Garamond"/>
+          <w:sz w:val="22"/>
+          <w:szCs w:val="22"/>
+        </w:rPr>
+        <w:t xml:space="preserve"> </w:t>
+      </w:r>
+      <w:r>
+        <w:rPr>
+          <w:rFonts w:ascii="Cambria Math" w:hAnsi="Cambria Math" w:cs="Cambria Math"/>
+          <w:sz w:val="22"/>
+          <w:szCs w:val="22"/>
+        </w:rPr>
+        <w:t>⁸⁷</w:t>
+      </w:r>
+      <w:r>
+        <w:rPr>
+          <w:rFonts w:ascii="Garamond" w:hAnsi="Garamond"/>
+          <w:sz w:val="22"/>
+          <w:szCs w:val="22"/>
+        </w:rPr>
+        <w:t>Sr/</w:t>
+      </w:r>
+      <w:r>
+        <w:rPr>
+          <w:rFonts w:ascii="Cambria Math" w:hAnsi="Cambria Math" w:cs="Cambria Math"/>
+          <w:sz w:val="22"/>
+          <w:szCs w:val="22"/>
+        </w:rPr>
+        <w:t>⁸⁶</w:t>
+      </w:r>
+      <w:r>
+        <w:rPr>
+          <w:rFonts w:ascii="Garamond" w:hAnsi="Garamond"/>
+          <w:sz w:val="22"/>
+          <w:szCs w:val="22"/>
+        </w:rPr>
+        <w:t>Sr</w:t>
+      </w:r>
+      <w:r>
+        <w:rPr>
+          <w:rFonts w:ascii="Garamond" w:hAnsi="Garamond"/>
+          <w:sz w:val="22"/>
+          <w:szCs w:val="22"/>
+        </w:rPr>
+        <w:t xml:space="preserve"> </w:t>
+      </w:r>
+      <w:proofErr w:type="spellStart"/>
+      <w:r>
+        <w:rPr>
+          <w:rFonts w:ascii="Garamond" w:hAnsi="Garamond"/>
+          <w:sz w:val="22"/>
+          <w:szCs w:val="22"/>
+        </w:rPr>
+        <w:t>Isoscape</w:t>
+      </w:r>
+      <w:proofErr w:type="spellEnd"/>
+      <w:r>
+        <w:rPr>
+          <w:rFonts w:ascii="Garamond" w:hAnsi="Garamond"/>
+          <w:sz w:val="22"/>
+          <w:szCs w:val="22"/>
+        </w:rPr>
+        <w:t xml:space="preserve"> </w:t>
+      </w:r>
+      <w:commentRangeStart w:id="1"/>
+      <w:r>
+        <w:rPr>
+          <w:rFonts w:ascii="Garamond" w:hAnsi="Garamond"/>
+          <w:sz w:val="22"/>
+          <w:szCs w:val="22"/>
+        </w:rPr>
+        <w:t>of</w:t>
+      </w:r>
+      <w:commentRangeEnd w:id="1"/>
+      <w:r>
+        <w:rPr>
+          <w:rStyle w:val="CommentReference"/>
+        </w:rPr>
+        <w:commentReference w:id="1"/>
+      </w:r>
+      <w:r>
+        <w:rPr>
+          <w:rFonts w:ascii="Garamond" w:hAnsi="Garamond"/>
+          <w:sz w:val="22"/>
+          <w:szCs w:val="22"/>
+        </w:rPr>
+        <w:t xml:space="preserve"> all three river-basins. </w:t>
+      </w:r>
+      <w:r>
+        <w:rPr>
+          <w:rFonts w:ascii="Garamond" w:hAnsi="Garamond"/>
+          <w:sz w:val="22"/>
+          <w:szCs w:val="22"/>
+        </w:rPr>
+        <w:t>Values range from 0.702 to 0.740, with d</w:t>
+      </w:r>
+      <w:r>
+        <w:rPr>
+          <w:rFonts w:ascii="Garamond" w:hAnsi="Garamond"/>
+          <w:sz w:val="22"/>
+          <w:szCs w:val="22"/>
+        </w:rPr>
+        <w:t xml:space="preserve">arker </w:t>
+      </w:r>
+      <w:r>
+        <w:rPr>
+          <w:rFonts w:ascii="Garamond" w:hAnsi="Garamond"/>
+          <w:sz w:val="22"/>
+          <w:szCs w:val="22"/>
+        </w:rPr>
+        <w:t>c</w:t>
+      </w:r>
+      <w:r>
+        <w:rPr>
+          <w:rFonts w:ascii="Garamond" w:hAnsi="Garamond"/>
+          <w:sz w:val="22"/>
+          <w:szCs w:val="22"/>
+        </w:rPr>
+        <w:t xml:space="preserve">olors indicate more enriched values whereas lighter </w:t>
+      </w:r>
+      <w:r>
+        <w:rPr>
+          <w:rFonts w:ascii="Garamond" w:hAnsi="Garamond"/>
+          <w:sz w:val="22"/>
+          <w:szCs w:val="22"/>
+        </w:rPr>
+        <w:t xml:space="preserve">colors </w:t>
+      </w:r>
+      <w:r>
+        <w:rPr>
+          <w:rFonts w:ascii="Garamond" w:hAnsi="Garamond"/>
+          <w:sz w:val="22"/>
+          <w:szCs w:val="22"/>
+        </w:rPr>
+        <w:t>indicate less enriched</w:t>
+      </w:r>
+      <w:r>
+        <w:rPr>
+          <w:rFonts w:ascii="Garamond" w:hAnsi="Garamond"/>
+          <w:sz w:val="22"/>
+          <w:szCs w:val="22"/>
+        </w:rPr>
+        <w:t>.</w:t>
+      </w:r>
+      <w:r>
+        <w:rPr>
+          <w:rFonts w:ascii="Garamond" w:hAnsi="Garamond"/>
+          <w:sz w:val="22"/>
+          <w:szCs w:val="22"/>
+        </w:rPr>
+        <w:t xml:space="preserve"> </w:t>
+      </w:r>
+      <w:r>
+        <w:rPr>
+          <w:rFonts w:ascii="Garamond" w:hAnsi="Garamond"/>
+          <w:sz w:val="22"/>
+          <w:szCs w:val="22"/>
+        </w:rPr>
+        <w:t xml:space="preserve"> </w:t>
+      </w:r>
+    </w:p>
+    <w:p>
+      <w:pPr>
+        <w:rPr>
+          <w:rFonts w:ascii="Garamond" w:hAnsi="Garamond"/>
+          <w:b/>
+          <w:bCs/>
+          <w:sz w:val="16"/>
+          <w:szCs w:val="16"/>
+        </w:rPr>
+      </w:pPr>
+    </w:p>
+    <w:p>
+      <w:pPr>
+        <w:rPr>
+          <w:rFonts w:ascii="Garamond" w:hAnsi="Garamond"/>
+          <w:b/>
+          <w:bCs/>
+          <w:sz w:val="16"/>
+          <w:szCs w:val="16"/>
+        </w:rPr>
+      </w:pPr>
+    </w:p>
+    <w:p>
+      <w:pPr>
+        <w:rPr>
+          <w:rFonts w:ascii="Garamond" w:hAnsi="Garamond"/>
+          <w:b/>
+          <w:bCs/>
+          <w:sz w:val="16"/>
+          <w:szCs w:val="16"/>
+        </w:rPr>
+      </w:pPr>
+      <w:r>
+        <w:rPr>
+          <w:rFonts w:ascii="Garamond" w:hAnsi="Garamond"/>
+          <w:b/>
+          <w:bCs/>
+          <w:noProof/>
+          <w:sz w:val="16"/>
+          <w:szCs w:val="16"/>
+        </w:rPr>
+        <w:drawing>
+          <wp:inline distT="0" distB="0" distL="0" distR="0" wp14:anchorId="0EE2AE9C" wp14:editId="060AFD3D">
+            <wp:extent cx="5943600" cy="2054225"/>
+            <wp:effectExtent l="0" t="0" r="0" b="3175"/>
+            <wp:docPr id="887724946" name="Picture 1" descr="A close-up of a graph&#10;&#10;AI-generated content may be incorrect."/>
+            <wp:cNvGraphicFramePr>
+              <a:graphicFrameLocks xmlns:a="http://schemas.openxmlformats.org/drawingml/2006/main" noChangeAspect="1"/>
+            </wp:cNvGraphicFramePr>
+            <a:graphic xmlns:a="http://schemas.openxmlformats.org/drawingml/2006/main">
+              <a:graphicData uri="http://schemas.openxmlformats.org/drawingml/2006/picture">
+                <pic:pic xmlns:pic="http://schemas.openxmlformats.org/drawingml/2006/picture">
+                  <pic:nvPicPr>
+                    <pic:cNvPr id="887724946" name="Picture 1" descr="A close-up of a graph&#10;&#10;AI-generated content may be incorrect."/>
+                    <pic:cNvPicPr/>
+                  </pic:nvPicPr>
+                  <pic:blipFill>
+                    <a:blip r:embed="rId10"/>
+                    <a:stretch>
+                      <a:fillRect/>
+                    </a:stretch>
+                  </pic:blipFill>
+                  <pic:spPr>
+                    <a:xfrm>
+                      <a:off x="0" y="0"/>
+                      <a:ext cx="5943600" cy="2054225"/>
+                    </a:xfrm>
+                    <a:prstGeom prst="rect">
+                      <a:avLst/>
+                    </a:prstGeom>
+                  </pic:spPr>
+                </pic:pic>
+              </a:graphicData>
+            </a:graphic>
+          </wp:inline>
+        </w:drawing>
+      </w:r>
+    </w:p>
+    <w:p>
+      <w:pPr>
+        <w:rPr>
+          <w:rFonts w:ascii="Garamond" w:hAnsi="Garamond"/>
+          <w:sz w:val="16"/>
+          <w:szCs w:val="16"/>
+        </w:rPr>
+      </w:pPr>
+      <w:r>
+        <w:rPr>
+          <w:rFonts w:ascii="Garamond" w:hAnsi="Garamond"/>
+          <w:b/>
+          <w:bCs/>
+          <w:sz w:val="22"/>
+          <w:szCs w:val="22"/>
+        </w:rPr>
+        <w:t xml:space="preserve">Figure </w:t>
+      </w:r>
+      <w:r>
+        <w:rPr>
+          <w:rFonts w:ascii="Garamond" w:hAnsi="Garamond"/>
+          <w:b/>
+          <w:bCs/>
+          <w:sz w:val="22"/>
+          <w:szCs w:val="22"/>
+        </w:rPr>
+        <w:t>2</w:t>
+      </w:r>
+      <w:r>
+        <w:rPr>
+          <w:rFonts w:ascii="Garamond" w:hAnsi="Garamond"/>
+          <w:b/>
+          <w:bCs/>
+          <w:sz w:val="22"/>
+          <w:szCs w:val="22"/>
+        </w:rPr>
+        <w:t>:</w:t>
+      </w:r>
+      <w:r>
+        <w:rPr>
+          <w:rFonts w:ascii="Garamond" w:hAnsi="Garamond"/>
+          <w:sz w:val="16"/>
+          <w:szCs w:val="16"/>
+        </w:rPr>
+        <w:t xml:space="preserve"> </w:t>
+      </w:r>
+      <w:r>
+        <w:rPr>
+          <w:rFonts w:ascii="Garamond" w:hAnsi="Garamond"/>
+          <w:sz w:val="22"/>
+          <w:szCs w:val="22"/>
+        </w:rPr>
+        <w:t xml:space="preserve">Model Performance comparison among data </w:t>
+      </w:r>
+      <w:r>
+        <w:rPr>
+          <w:rFonts w:ascii="Garamond" w:hAnsi="Garamond"/>
+          <w:sz w:val="22"/>
+          <w:szCs w:val="22"/>
+        </w:rPr>
+        <w:t xml:space="preserve">preprocessing steps </w:t>
+      </w:r>
+      <w:r>
+        <w:rPr>
+          <w:rFonts w:ascii="Garamond" w:hAnsi="Garamond"/>
+          <w:sz w:val="22"/>
+          <w:szCs w:val="22"/>
+        </w:rPr>
+        <w:t xml:space="preserve">and model types. Accuracy indicates the proportion of each class correctly classified. F1-Score is the harmonic mean of precision and recall, providing a balanced performance measure across all watershed classes. Results compare </w:t>
+      </w:r>
+      <w:r>
+        <w:rPr>
+          <w:rFonts w:ascii="Garamond" w:hAnsi="Garamond"/>
+          <w:sz w:val="22"/>
+          <w:szCs w:val="22"/>
+        </w:rPr>
+        <w:t>two</w:t>
+      </w:r>
+      <w:r>
+        <w:rPr>
+          <w:rFonts w:ascii="Garamond" w:hAnsi="Garamond"/>
+          <w:sz w:val="22"/>
+          <w:szCs w:val="22"/>
+        </w:rPr>
+        <w:t xml:space="preserve"> </w:t>
+      </w:r>
+      <w:r>
+        <w:rPr>
+          <w:rFonts w:ascii="Cambria Math" w:hAnsi="Cambria Math" w:cs="Cambria Math"/>
+          <w:sz w:val="22"/>
+          <w:szCs w:val="22"/>
+        </w:rPr>
+        <w:t>⁸⁷</w:t>
+      </w:r>
+      <w:r>
+        <w:rPr>
+          <w:rFonts w:ascii="Garamond" w:hAnsi="Garamond"/>
+          <w:sz w:val="22"/>
+          <w:szCs w:val="22"/>
+        </w:rPr>
+        <w:t>Sr/</w:t>
+      </w:r>
+      <w:r>
+        <w:rPr>
+          <w:rFonts w:ascii="Cambria Math" w:hAnsi="Cambria Math" w:cs="Cambria Math"/>
+          <w:sz w:val="22"/>
+          <w:szCs w:val="22"/>
+        </w:rPr>
+        <w:t>⁸⁶</w:t>
+      </w:r>
+      <w:r>
+        <w:rPr>
+          <w:rFonts w:ascii="Garamond" w:hAnsi="Garamond"/>
+          <w:sz w:val="22"/>
+          <w:szCs w:val="22"/>
+        </w:rPr>
+        <w:t xml:space="preserve">Sr </w:t>
+      </w:r>
+      <w:r>
+        <w:rPr>
+          <w:rFonts w:ascii="Garamond" w:hAnsi="Garamond"/>
+          <w:sz w:val="22"/>
+          <w:szCs w:val="22"/>
+        </w:rPr>
+        <w:t xml:space="preserve">timeseries smoothing </w:t>
+      </w:r>
+      <w:r>
+        <w:rPr>
+          <w:rFonts w:ascii="Garamond" w:hAnsi="Garamond"/>
+          <w:sz w:val="22"/>
+          <w:szCs w:val="22"/>
+        </w:rPr>
+        <w:t xml:space="preserve">methods (GAM, MA) </w:t>
+      </w:r>
+      <w:r>
+        <w:rPr>
+          <w:rFonts w:ascii="Garamond" w:hAnsi="Garamond"/>
+          <w:sz w:val="22"/>
+          <w:szCs w:val="22"/>
+        </w:rPr>
+        <w:t>a</w:t>
+      </w:r>
+      <w:r>
+        <w:rPr>
+          <w:rFonts w:ascii="Garamond" w:hAnsi="Garamond"/>
+          <w:sz w:val="22"/>
+          <w:szCs w:val="22"/>
+        </w:rPr>
+        <w:t xml:space="preserve">nd three machine learning algorithms (Random Forest, SVM, KNN) using either all test data (Total) or only overlapping isotope ranges (Overlapping). </w:t>
+      </w:r>
+      <w:r>
+        <w:rPr>
+          <w:rFonts w:ascii="Garamond" w:hAnsi="Garamond"/>
+          <w:sz w:val="22"/>
+          <w:szCs w:val="22"/>
+        </w:rPr>
+        <w:t>Darker green colors indicate higher scores</w:t>
+      </w:r>
+      <w:r>
+        <w:rPr>
+          <w:rFonts w:ascii="Garamond" w:hAnsi="Garamond"/>
+          <w:sz w:val="16"/>
+          <w:szCs w:val="16"/>
+        </w:rPr>
+        <w:t>.</w:t>
+      </w:r>
+    </w:p>
+    <w:p>
+      <w:pPr>
+        <w:rPr>
+          <w:rFonts w:ascii="Garamond" w:hAnsi="Garamond"/>
+          <w:sz w:val="16"/>
+          <w:szCs w:val="16"/>
+        </w:rPr>
+      </w:pPr>
+    </w:p>
+    <w:p>
+      <w:pPr>
+        <w:rPr>
+          <w:rFonts w:ascii="Garamond" w:hAnsi="Garamond"/>
+          <w:sz w:val="16"/>
+          <w:szCs w:val="16"/>
+        </w:rPr>
+      </w:pPr>
+      <w:r>
+        <w:rPr>
+          <w:rFonts w:ascii="Garamond" w:hAnsi="Garamond"/>
+          <w:noProof/>
+          <w:sz w:val="16"/>
+          <w:szCs w:val="16"/>
+        </w:rPr>
+        <w:drawing>
+          <wp:inline distT="0" distB="0" distL="0" distR="0" wp14:anchorId="16679699" wp14:editId="668105C7">
+            <wp:extent cx="5962810" cy="2981405"/>
+            <wp:effectExtent l="0" t="0" r="6350" b="3175"/>
+            <wp:docPr id="1789130704" name="Picture 6"/>
+            <wp:cNvGraphicFramePr>
+              <a:graphicFrameLocks xmlns:a="http://schemas.openxmlformats.org/drawingml/2006/main" noChangeAspect="1"/>
+            </wp:cNvGraphicFramePr>
+            <a:graphic xmlns:a="http://schemas.openxmlformats.org/drawingml/2006/main">
+              <a:graphicData uri="http://schemas.openxmlformats.org/drawingml/2006/picture">
+                <pic:pic xmlns:pic="http://schemas.openxmlformats.org/drawingml/2006/picture">
+                  <pic:nvPicPr>
+                    <pic:cNvPr id="1789130704" name="Picture 1789130704"/>
+                    <pic:cNvPicPr/>
+                  </pic:nvPicPr>
+                  <pic:blipFill>
+                    <a:blip r:embed="rId11"/>
+                    <a:stretch>
+                      <a:fillRect/>
+                    </a:stretch>
+                  </pic:blipFill>
+                  <pic:spPr>
+                    <a:xfrm>
+                      <a:off x="0" y="0"/>
+                      <a:ext cx="5988578" cy="2994289"/>
+                    </a:xfrm>
+                    <a:prstGeom prst="rect">
+                      <a:avLst/>
+                    </a:prstGeom>
+                  </pic:spPr>
+                </pic:pic>
+              </a:graphicData>
+            </a:graphic>
+          </wp:inline>
+        </w:drawing>
+      </w:r>
+      <w:r>
+        <w:rPr>
+          <w:rFonts w:ascii="Garamond" w:hAnsi="Garamond"/>
+          <w:sz w:val="16"/>
+          <w:szCs w:val="16"/>
+        </w:rPr>
+        <w:t xml:space="preserve"> </w:t>
+      </w:r>
+    </w:p>
+    <w:p>
+      <w:pPr>
+        <w:rPr>
+          <w:rFonts w:ascii="Garamond" w:hAnsi="Garamond"/>
+          <w:sz w:val="22"/>
+          <w:szCs w:val="22"/>
+        </w:rPr>
+      </w:pPr>
+      <w:r>
+        <w:rPr>
+          <w:rFonts w:ascii="Garamond" w:hAnsi="Garamond"/>
+          <w:b/>
+          <w:bCs/>
+          <w:sz w:val="22"/>
+          <w:szCs w:val="22"/>
+        </w:rPr>
+        <w:t>Figure 3:</w:t>
+      </w:r>
+      <w:r>
+        <w:rPr>
+          <w:rFonts w:ascii="Garamond" w:hAnsi="Garamond"/>
+          <w:sz w:val="22"/>
+          <w:szCs w:val="22"/>
+        </w:rPr>
+        <w:t xml:space="preserve"> </w:t>
+      </w:r>
+      <w:commentRangeStart w:id="2"/>
+      <w:r>
+        <w:rPr>
+          <w:rFonts w:ascii="Garamond" w:hAnsi="Garamond"/>
+          <w:sz w:val="22"/>
+          <w:szCs w:val="22"/>
+        </w:rPr>
+        <w:t>Confusion</w:t>
+      </w:r>
+      <w:commentRangeEnd w:id="2"/>
+      <w:r>
+        <w:rPr>
+          <w:rStyle w:val="CommentReference"/>
+        </w:rPr>
+        <w:commentReference w:id="2"/>
+      </w:r>
+      <w:r>
+        <w:rPr>
+          <w:rFonts w:ascii="Garamond" w:hAnsi="Garamond"/>
+          <w:sz w:val="22"/>
+          <w:szCs w:val="22"/>
+        </w:rPr>
+        <w:t xml:space="preserve"> matrix from the highest p</w:t>
+      </w:r>
+      <w:r>
+        <w:rPr>
+          <w:rFonts w:ascii="Garamond" w:hAnsi="Garamond"/>
+          <w:sz w:val="22"/>
+          <w:szCs w:val="22"/>
+        </w:rPr>
+        <w:t>er</w:t>
+      </w:r>
+      <w:r>
+        <w:rPr>
+          <w:rFonts w:ascii="Garamond" w:hAnsi="Garamond"/>
+          <w:sz w:val="22"/>
+          <w:szCs w:val="22"/>
+        </w:rPr>
+        <w:t xml:space="preserve">forming model (Random Forest on GAM Smoothed data) for both total </w:t>
+      </w:r>
+      <w:proofErr w:type="gramStart"/>
+      <w:r>
+        <w:rPr>
+          <w:rFonts w:ascii="Garamond" w:hAnsi="Garamond"/>
+          <w:sz w:val="22"/>
+          <w:szCs w:val="22"/>
+        </w:rPr>
+        <w:t>test</w:t>
+      </w:r>
+      <w:proofErr w:type="gramEnd"/>
+      <w:r>
+        <w:rPr>
+          <w:rFonts w:ascii="Garamond" w:hAnsi="Garamond"/>
+          <w:sz w:val="22"/>
+          <w:szCs w:val="22"/>
+        </w:rPr>
+        <w:t xml:space="preserve"> set and overlapping subset. Boxes along the horizontal axis indicate correctly classified individuals</w:t>
+      </w:r>
+      <w:r>
+        <w:rPr>
+          <w:rFonts w:ascii="Garamond" w:hAnsi="Garamond"/>
+          <w:sz w:val="22"/>
+          <w:szCs w:val="22"/>
+        </w:rPr>
+        <w:t xml:space="preserve"> (red). Vertical axis labels are the actual watershed labels whereas horizontal labels are the predicted class from the model. Percentage</w:t>
+      </w:r>
+      <w:r>
+        <w:rPr>
+          <w:rFonts w:ascii="Garamond" w:hAnsi="Garamond"/>
+          <w:sz w:val="22"/>
+          <w:szCs w:val="22"/>
+        </w:rPr>
+        <w:t>s indicate</w:t>
+      </w:r>
+      <w:r>
+        <w:rPr>
+          <w:rFonts w:ascii="Garamond" w:hAnsi="Garamond"/>
+          <w:sz w:val="22"/>
+          <w:szCs w:val="22"/>
+        </w:rPr>
+        <w:t xml:space="preserve"> the percent of the actual class identified as the predicted class. </w:t>
+      </w:r>
+      <w:r>
+        <w:rPr>
+          <w:rFonts w:ascii="Garamond" w:hAnsi="Garamond"/>
+          <w:sz w:val="22"/>
+          <w:szCs w:val="22"/>
+        </w:rPr>
+        <w:t xml:space="preserve">  </w:t>
+      </w:r>
+    </w:p>
+    <w:p>
+      <w:pPr>
+        <w:rPr>
+          <w:rFonts w:ascii="Garamond" w:hAnsi="Garamond"/>
+          <w:b/>
+          <w:bCs/>
+          <w:sz w:val="16"/>
+          <w:szCs w:val="16"/>
+        </w:rPr>
+      </w:pPr>
+    </w:p>
+    <w:p>
+      <w:pPr>
+        <w:rPr>
+          <w:rFonts w:ascii="Garamond" w:hAnsi="Garamond"/>
+          <w:b/>
+          <w:bCs/>
+          <w:sz w:val="16"/>
+          <w:szCs w:val="16"/>
+        </w:rPr>
+      </w:pPr>
+      <w:r>
+        <w:rPr>
+          <w:rFonts w:ascii="Garamond" w:hAnsi="Garamond"/>
+          <w:noProof/>
+          <w:sz w:val="16"/>
+          <w:szCs w:val="16"/>
+        </w:rPr>
+        <w:lastRenderedPageBreak/>
+        <w:drawing>
+          <wp:anchor distT="0" distB="0" distL="114300" distR="114300" simplePos="0" relativeHeight="251658240" behindDoc="0" locked="0" layoutInCell="1" allowOverlap="1" wp14:anchorId="4608D8C9" wp14:editId="1B8CF4B2">
+            <wp:simplePos x="0" y="0"/>
+            <wp:positionH relativeFrom="column">
+              <wp:posOffset>-222885</wp:posOffset>
+            </wp:positionH>
+            <wp:positionV relativeFrom="paragraph">
+              <wp:posOffset>268605</wp:posOffset>
+            </wp:positionV>
+            <wp:extent cx="5962650" cy="4968875"/>
+            <wp:effectExtent l="0" t="0" r="6350" b="0"/>
+            <wp:wrapSquare wrapText="bothSides"/>
+            <wp:docPr id="2003545803" name="Picture 1" descr="A diagram of a diagram&#10;&#10;AI-generated content may be incorrect."/>
+            <wp:cNvGraphicFramePr>
+              <a:graphicFrameLocks xmlns:a="http://schemas.openxmlformats.org/drawingml/2006/main" noChangeAspect="1"/>
+            </wp:cNvGraphicFramePr>
+            <a:graphic xmlns:a="http://schemas.openxmlformats.org/drawingml/2006/main">
+              <a:graphicData uri="http://schemas.openxmlformats.org/drawingml/2006/picture">
+                <pic:pic xmlns:pic="http://schemas.openxmlformats.org/drawingml/2006/picture">
+                  <pic:nvPicPr>
+                    <pic:cNvPr id="2003545803" name="Picture 1" descr="A diagram of a diagram&#10;&#10;AI-generated content may be incorrect."/>
+                    <pic:cNvPicPr/>
+                  </pic:nvPicPr>
+                  <pic:blipFill>
+                    <a:blip r:embed="rId12" cstate="print">
+                      <a:extLst>
+                        <a:ext uri="{28A0092B-C50C-407E-A947-70E740481C1C}">
+                          <a14:useLocalDpi xmlns:a14="http://schemas.microsoft.com/office/drawing/2010/main" val="0"/>
+                        </a:ext>
+                      </a:extLst>
+                    </a:blip>
+                    <a:stretch>
+                      <a:fillRect/>
+                    </a:stretch>
+                  </pic:blipFill>
+                  <pic:spPr>
+                    <a:xfrm>
+                      <a:off x="0" y="0"/>
+                      <a:ext cx="5962650" cy="4968875"/>
                     </a:xfrm>
                     <a:prstGeom prst="rect">
                       <a:avLst/>
@@ -71,18 +859,278 @@
       <w:pPr>
         <w:rPr>
           <w:rFonts w:ascii="Garamond" w:hAnsi="Garamond"/>
-          <w:sz w:val="16"/>
-          <w:szCs w:val="16"/>
-        </w:rPr>
-      </w:pPr>
-      <w:commentRangeStart w:id="0"/>
-      <w:commentRangeEnd w:id="0"/>
-      <w:r>
-        <w:rPr>
-          <w:rStyle w:val="CommentReference"/>
-        </w:rPr>
-        <w:commentReference w:id="0"/>
-      </w:r>
+          <w:sz w:val="22"/>
+          <w:szCs w:val="22"/>
+        </w:rPr>
+      </w:pPr>
+      <w:r>
+        <w:rPr>
+          <w:rFonts w:ascii="Garamond" w:hAnsi="Garamond"/>
+          <w:b/>
+          <w:bCs/>
+          <w:sz w:val="22"/>
+          <w:szCs w:val="22"/>
+        </w:rPr>
+        <w:t xml:space="preserve">Figure </w:t>
+      </w:r>
+      <w:r>
+        <w:rPr>
+          <w:rFonts w:ascii="Garamond" w:hAnsi="Garamond"/>
+          <w:b/>
+          <w:bCs/>
+          <w:sz w:val="22"/>
+          <w:szCs w:val="22"/>
+        </w:rPr>
+        <w:t>4</w:t>
+      </w:r>
+      <w:r>
+        <w:rPr>
+          <w:rFonts w:ascii="Garamond" w:hAnsi="Garamond"/>
+          <w:b/>
+          <w:bCs/>
+          <w:sz w:val="22"/>
+          <w:szCs w:val="22"/>
+        </w:rPr>
+        <w:t>:</w:t>
+      </w:r>
+      <w:r>
+        <w:rPr>
+          <w:rFonts w:ascii="Garamond" w:hAnsi="Garamond"/>
+          <w:sz w:val="22"/>
+          <w:szCs w:val="22"/>
+        </w:rPr>
+        <w:t xml:space="preserve"> Principal Component analysis of </w:t>
+      </w:r>
+      <w:del w:id="3" w:author="Daniel Schindler" w:date="2025-10-25T09:35:00Z" w16du:dateUtc="2025-10-25T16:35:00Z">
+        <w:r>
+          <w:rPr>
+            <w:rFonts w:ascii="Garamond" w:hAnsi="Garamond"/>
+            <w:sz w:val="22"/>
+            <w:szCs w:val="22"/>
+          </w:rPr>
+          <w:delText xml:space="preserve">gam </w:delText>
+        </w:r>
+      </w:del>
+      <w:ins w:id="4" w:author="Daniel Schindler" w:date="2025-10-25T09:35:00Z" w16du:dateUtc="2025-10-25T16:35:00Z">
+        <w:r>
+          <w:rPr>
+            <w:rFonts w:ascii="Garamond" w:hAnsi="Garamond"/>
+            <w:sz w:val="22"/>
+            <w:szCs w:val="22"/>
+          </w:rPr>
+          <w:t>GAM</w:t>
+        </w:r>
+        <w:r>
+          <w:rPr>
+            <w:rFonts w:ascii="Garamond" w:hAnsi="Garamond"/>
+            <w:sz w:val="22"/>
+            <w:szCs w:val="22"/>
+          </w:rPr>
+          <w:t xml:space="preserve"> </w:t>
+        </w:r>
+      </w:ins>
+      <w:r>
+        <w:rPr>
+          <w:rFonts w:ascii="Garamond" w:hAnsi="Garamond"/>
+          <w:sz w:val="22"/>
+          <w:szCs w:val="22"/>
+        </w:rPr>
+        <w:t>smoothed timeseries data (n = 2,</w:t>
+      </w:r>
+      <w:commentRangeStart w:id="5"/>
+      <w:r>
+        <w:rPr>
+          <w:rFonts w:ascii="Garamond" w:hAnsi="Garamond"/>
+          <w:sz w:val="22"/>
+          <w:szCs w:val="22"/>
+        </w:rPr>
+        <w:t>531</w:t>
+      </w:r>
+      <w:ins w:id="6" w:author="Daniel Schindler" w:date="2025-10-25T09:35:00Z" w16du:dateUtc="2025-10-25T16:35:00Z">
+        <w:r>
+          <w:rPr>
+            <w:rFonts w:ascii="Garamond" w:hAnsi="Garamond"/>
+            <w:sz w:val="22"/>
+            <w:szCs w:val="22"/>
+          </w:rPr>
+          <w:t xml:space="preserve"> </w:t>
+        </w:r>
+      </w:ins>
+      <w:commentRangeEnd w:id="5"/>
+      <w:ins w:id="7" w:author="Daniel Schindler" w:date="2025-10-25T09:39:00Z" w16du:dateUtc="2025-10-25T16:39:00Z">
+        <w:r>
+          <w:rPr>
+            <w:rStyle w:val="CommentReference"/>
+          </w:rPr>
+          <w:commentReference w:id="5"/>
+        </w:r>
+      </w:ins>
+      <w:ins w:id="8" w:author="Daniel Schindler" w:date="2025-10-25T09:35:00Z" w16du:dateUtc="2025-10-25T16:35:00Z">
+        <w:r>
+          <w:rPr>
+            <w:rFonts w:ascii="Garamond" w:hAnsi="Garamond"/>
+            <w:sz w:val="22"/>
+            <w:szCs w:val="22"/>
+          </w:rPr>
+          <w:t>o</w:t>
+        </w:r>
+      </w:ins>
+      <w:ins w:id="9" w:author="Daniel Schindler" w:date="2025-10-25T09:36:00Z" w16du:dateUtc="2025-10-25T16:36:00Z">
+        <w:r>
+          <w:rPr>
+            <w:rFonts w:ascii="Garamond" w:hAnsi="Garamond"/>
+            <w:sz w:val="22"/>
+            <w:szCs w:val="22"/>
+          </w:rPr>
+          <w:t>toliths</w:t>
+        </w:r>
+      </w:ins>
+      <w:r>
+        <w:rPr>
+          <w:rFonts w:ascii="Garamond" w:hAnsi="Garamond"/>
+          <w:sz w:val="22"/>
+          <w:szCs w:val="22"/>
+        </w:rPr>
+        <w:t>). Significant clustering is evident, but with overlap between all watersheds. Yukon (Blue points) contain a much larger range of values</w:t>
+      </w:r>
+      <w:r>
+        <w:rPr>
+          <w:rFonts w:ascii="Garamond" w:hAnsi="Garamond"/>
+          <w:sz w:val="22"/>
+          <w:szCs w:val="22"/>
+        </w:rPr>
+        <w:t xml:space="preserve">, indicative of the large range in natal </w:t>
+      </w:r>
+      <w:r>
+        <w:rPr>
+          <w:rFonts w:ascii="Cambria Math" w:hAnsi="Cambria Math" w:cs="Cambria Math"/>
+          <w:sz w:val="22"/>
+          <w:szCs w:val="22"/>
+        </w:rPr>
+        <w:t>⁸⁷</w:t>
+      </w:r>
+      <w:r>
+        <w:rPr>
+          <w:rFonts w:ascii="Garamond" w:hAnsi="Garamond"/>
+          <w:sz w:val="22"/>
+          <w:szCs w:val="22"/>
+        </w:rPr>
+        <w:t>Sr/</w:t>
+      </w:r>
+      <w:r>
+        <w:rPr>
+          <w:rFonts w:ascii="Cambria Math" w:hAnsi="Cambria Math" w:cs="Cambria Math"/>
+          <w:sz w:val="22"/>
+          <w:szCs w:val="22"/>
+        </w:rPr>
+        <w:t>⁸⁶</w:t>
+      </w:r>
+      <w:r>
+        <w:rPr>
+          <w:rFonts w:ascii="Garamond" w:hAnsi="Garamond"/>
+          <w:sz w:val="22"/>
+          <w:szCs w:val="22"/>
+        </w:rPr>
+        <w:t xml:space="preserve">Sr </w:t>
+      </w:r>
+      <w:r>
+        <w:rPr>
+          <w:rFonts w:ascii="Garamond" w:hAnsi="Garamond"/>
+          <w:sz w:val="22"/>
+          <w:szCs w:val="22"/>
+        </w:rPr>
+        <w:t xml:space="preserve">values in the basin. Kuskokwim (Red points) overlap between both Nushagak and Yukon fish, likely due to its position in the region between both watersheds. </w:t>
+      </w:r>
+    </w:p>
+    <w:p>
+      <w:pPr>
+        <w:rPr>
+          <w:rFonts w:ascii="Garamond" w:hAnsi="Garamond"/>
+          <w:sz w:val="16"/>
+          <w:szCs w:val="16"/>
+        </w:rPr>
+      </w:pPr>
+    </w:p>
+    <w:p>
+      <w:pPr>
+        <w:rPr>
+          <w:rFonts w:ascii="Garamond" w:hAnsi="Garamond"/>
+          <w:sz w:val="16"/>
+          <w:szCs w:val="16"/>
+        </w:rPr>
+      </w:pPr>
+    </w:p>
+    <w:p>
+      <w:pPr>
+        <w:rPr>
+          <w:rFonts w:ascii="Garamond" w:hAnsi="Garamond"/>
+          <w:sz w:val="16"/>
+          <w:szCs w:val="16"/>
+        </w:rPr>
+      </w:pPr>
+    </w:p>
+    <w:p>
+      <w:pPr>
+        <w:rPr>
+          <w:rFonts w:ascii="Garamond" w:hAnsi="Garamond"/>
+          <w:sz w:val="16"/>
+          <w:szCs w:val="16"/>
+        </w:rPr>
+      </w:pPr>
+    </w:p>
+    <w:p>
+      <w:pPr>
+        <w:rPr>
+          <w:rFonts w:ascii="Garamond" w:hAnsi="Garamond"/>
+          <w:sz w:val="16"/>
+          <w:szCs w:val="16"/>
+        </w:rPr>
+      </w:pPr>
+    </w:p>
+    <w:p>
+      <w:pPr>
+        <w:rPr>
+          <w:rFonts w:ascii="Garamond" w:hAnsi="Garamond"/>
+          <w:sz w:val="16"/>
+          <w:szCs w:val="16"/>
+        </w:rPr>
+      </w:pPr>
+    </w:p>
+    <w:p>
+      <w:pPr>
+        <w:rPr>
+          <w:rFonts w:ascii="Garamond" w:hAnsi="Garamond"/>
+          <w:sz w:val="16"/>
+          <w:szCs w:val="16"/>
+        </w:rPr>
+      </w:pPr>
+    </w:p>
+    <w:p>
+      <w:pPr>
+        <w:rPr>
+          <w:rFonts w:ascii="Garamond" w:hAnsi="Garamond"/>
+          <w:sz w:val="16"/>
+          <w:szCs w:val="16"/>
+        </w:rPr>
+      </w:pPr>
+    </w:p>
+    <w:p>
+      <w:pPr>
+        <w:rPr>
+          <w:rFonts w:ascii="Garamond" w:hAnsi="Garamond"/>
+          <w:sz w:val="16"/>
+          <w:szCs w:val="16"/>
+        </w:rPr>
+      </w:pPr>
+    </w:p>
+    <w:p>
+      <w:pPr>
+        <w:rPr>
+          <w:rFonts w:ascii="Garamond" w:hAnsi="Garamond"/>
+          <w:sz w:val="16"/>
+          <w:szCs w:val="16"/>
+        </w:rPr>
+      </w:pPr>
       <w:r>
         <w:rPr>
           <w:rFonts w:ascii="Garamond" w:hAnsi="Garamond"/>
@@ -91,10 +1139,10 @@
           <w:szCs w:val="16"/>
         </w:rPr>
         <w:drawing>
-          <wp:inline distT="0" distB="0" distL="0" distR="0" wp14:anchorId="5B93EE56" wp14:editId="197CC831">
-            <wp:extent cx="4107180" cy="3173850"/>
-            <wp:effectExtent l="0" t="0" r="0" b="1270"/>
-            <wp:docPr id="1994492973" name="Picture 5"/>
+          <wp:inline distT="0" distB="0" distL="0" distR="0" wp14:anchorId="6BCD3F3F" wp14:editId="7EB9A63C">
+            <wp:extent cx="6409834" cy="3273398"/>
+            <wp:effectExtent l="0" t="0" r="3810" b="3810"/>
+            <wp:docPr id="219536095" name="Picture 2" descr="A group of graphs showing different types of data&#10;&#10;AI-generated content may be incorrect."/>
             <wp:cNvGraphicFramePr>
               <a:graphicFrameLocks xmlns:a="http://schemas.openxmlformats.org/drawingml/2006/main" noChangeAspect="1"/>
             </wp:cNvGraphicFramePr>
@@ -102,610 +1150,7 @@
               <a:graphicData uri="http://schemas.openxmlformats.org/drawingml/2006/picture">
                 <pic:pic xmlns:pic="http://schemas.openxmlformats.org/drawingml/2006/picture">
                   <pic:nvPicPr>
-                    <pic:cNvPr id="1994492973" name="Picture 1994492973"/>
-                    <pic:cNvPicPr/>
-                  </pic:nvPicPr>
-                  <pic:blipFill>
-                    <a:blip r:embed="rId9"/>
-                    <a:stretch>
-                      <a:fillRect/>
-                    </a:stretch>
-                  </pic:blipFill>
-                  <pic:spPr>
-                    <a:xfrm>
-                      <a:off x="0" y="0"/>
-                      <a:ext cx="4139463" cy="3198797"/>
-                    </a:xfrm>
-                    <a:prstGeom prst="rect">
-                      <a:avLst/>
-                    </a:prstGeom>
-                  </pic:spPr>
-                </pic:pic>
-              </a:graphicData>
-            </a:graphic>
-          </wp:inline>
-        </w:drawing>
-      </w:r>
-    </w:p>
-    <w:p>
-      <w:pPr>
-        <w:rPr>
-          <w:rFonts w:ascii="Garamond" w:hAnsi="Garamond"/>
-          <w:sz w:val="16"/>
-          <w:szCs w:val="16"/>
-        </w:rPr>
-      </w:pPr>
-      <w:commentRangeStart w:id="1"/>
-      <w:r>
-        <w:rPr>
-          <w:rFonts w:ascii="Garamond" w:hAnsi="Garamond"/>
-          <w:sz w:val="16"/>
-          <w:szCs w:val="16"/>
-        </w:rPr>
-        <w:t xml:space="preserve">[In </w:t>
-      </w:r>
-      <w:proofErr w:type="gramStart"/>
-      <w:r>
-        <w:rPr>
-          <w:rFonts w:ascii="Garamond" w:hAnsi="Garamond"/>
-          <w:sz w:val="16"/>
-          <w:szCs w:val="16"/>
-        </w:rPr>
-        <w:t>Progress]  Figure</w:t>
-      </w:r>
-      <w:proofErr w:type="gramEnd"/>
-      <w:r>
-        <w:rPr>
-          <w:rFonts w:ascii="Garamond" w:hAnsi="Garamond"/>
-          <w:sz w:val="16"/>
-          <w:szCs w:val="16"/>
-        </w:rPr>
-        <w:t xml:space="preserve"> 1: A) Three major river systems in Western Alaska, the Yukon (Blue), Kuskokwim (Red), and Nushagak (Green) river-basins. Icons (will change color, location) indicate sampling locations for samples on each river. B) Sr8786 </w:t>
-      </w:r>
-      <w:proofErr w:type="spellStart"/>
-      <w:r>
-        <w:rPr>
-          <w:rFonts w:ascii="Garamond" w:hAnsi="Garamond"/>
-          <w:sz w:val="16"/>
-          <w:szCs w:val="16"/>
-        </w:rPr>
-        <w:t>Isoscape</w:t>
-      </w:r>
-      <w:proofErr w:type="spellEnd"/>
-      <w:r>
-        <w:rPr>
-          <w:rFonts w:ascii="Garamond" w:hAnsi="Garamond"/>
-          <w:sz w:val="16"/>
-          <w:szCs w:val="16"/>
-        </w:rPr>
-        <w:t xml:space="preserve"> of all three river-basins. Darker Colors indicate more enriched values </w:t>
-      </w:r>
-      <w:proofErr w:type="gramStart"/>
-      <w:r>
-        <w:rPr>
-          <w:rFonts w:ascii="Garamond" w:hAnsi="Garamond"/>
-          <w:sz w:val="16"/>
-          <w:szCs w:val="16"/>
-        </w:rPr>
-        <w:t>( close</w:t>
-      </w:r>
-      <w:proofErr w:type="gramEnd"/>
-      <w:r>
-        <w:rPr>
-          <w:rFonts w:ascii="Garamond" w:hAnsi="Garamond"/>
-          <w:sz w:val="16"/>
-          <w:szCs w:val="16"/>
-        </w:rPr>
-        <w:t xml:space="preserve"> to .740) whereas lighter values indicate less enriched </w:t>
-      </w:r>
-      <w:proofErr w:type="gramStart"/>
-      <w:r>
-        <w:rPr>
-          <w:rFonts w:ascii="Garamond" w:hAnsi="Garamond"/>
-          <w:sz w:val="16"/>
-          <w:szCs w:val="16"/>
-        </w:rPr>
-        <w:t>( closer</w:t>
-      </w:r>
-      <w:proofErr w:type="gramEnd"/>
-      <w:r>
-        <w:rPr>
-          <w:rFonts w:ascii="Garamond" w:hAnsi="Garamond"/>
-          <w:sz w:val="16"/>
-          <w:szCs w:val="16"/>
-        </w:rPr>
-        <w:t xml:space="preserve"> to .702). </w:t>
-      </w:r>
-      <w:commentRangeEnd w:id="1"/>
-      <w:r>
-        <w:rPr>
-          <w:rStyle w:val="CommentReference"/>
-        </w:rPr>
-        <w:commentReference w:id="1"/>
-      </w:r>
-    </w:p>
-    <w:p>
-      <w:pPr>
-        <w:rPr>
-          <w:rFonts w:ascii="Garamond" w:hAnsi="Garamond"/>
-          <w:sz w:val="16"/>
-          <w:szCs w:val="16"/>
-        </w:rPr>
-      </w:pPr>
-    </w:p>
-    <w:p>
-      <w:pPr>
-        <w:rPr>
-          <w:rFonts w:ascii="Garamond" w:hAnsi="Garamond"/>
-          <w:sz w:val="16"/>
-          <w:szCs w:val="16"/>
-        </w:rPr>
-      </w:pPr>
-    </w:p>
-    <w:p>
-      <w:pPr>
-        <w:rPr>
-          <w:rFonts w:ascii="Garamond" w:hAnsi="Garamond"/>
-          <w:sz w:val="16"/>
-          <w:szCs w:val="16"/>
-        </w:rPr>
-      </w:pPr>
-    </w:p>
-    <w:p>
-      <w:pPr>
-        <w:rPr>
-          <w:rFonts w:ascii="Garamond" w:hAnsi="Garamond"/>
-        </w:rPr>
-      </w:pPr>
-    </w:p>
-    <w:p>
-      <w:r>
-        <w:rPr>
-          <w:noProof/>
-        </w:rPr>
-        <w:lastRenderedPageBreak/>
-        <w:drawing>
-          <wp:inline distT="0" distB="0" distL="0" distR="0" wp14:anchorId="4355DA06" wp14:editId="04D713A8">
-            <wp:extent cx="2896473" cy="1737884"/>
-            <wp:effectExtent l="0" t="0" r="0" b="2540"/>
-            <wp:docPr id="1267323198" name="Picture 3"/>
-            <wp:cNvGraphicFramePr>
-              <a:graphicFrameLocks xmlns:a="http://schemas.openxmlformats.org/drawingml/2006/main" noChangeAspect="1"/>
-            </wp:cNvGraphicFramePr>
-            <a:graphic xmlns:a="http://schemas.openxmlformats.org/drawingml/2006/main">
-              <a:graphicData uri="http://schemas.openxmlformats.org/drawingml/2006/picture">
-                <pic:pic xmlns:pic="http://schemas.openxmlformats.org/drawingml/2006/picture">
-                  <pic:nvPicPr>
-                    <pic:cNvPr id="1267323198" name="Picture 1267323198"/>
-                    <pic:cNvPicPr/>
-                  </pic:nvPicPr>
-                  <pic:blipFill>
-                    <a:blip r:embed="rId10"/>
-                    <a:stretch>
-                      <a:fillRect/>
-                    </a:stretch>
-                  </pic:blipFill>
-                  <pic:spPr>
-                    <a:xfrm>
-                      <a:off x="0" y="0"/>
-                      <a:ext cx="3006459" cy="1803876"/>
-                    </a:xfrm>
-                    <a:prstGeom prst="rect">
-                      <a:avLst/>
-                    </a:prstGeom>
-                  </pic:spPr>
-                </pic:pic>
-              </a:graphicData>
-            </a:graphic>
-          </wp:inline>
-        </w:drawing>
-      </w:r>
-      <w:r>
-        <w:rPr>
-          <w:noProof/>
-        </w:rPr>
-        <w:drawing>
-          <wp:inline distT="0" distB="0" distL="0" distR="0" wp14:anchorId="14BA03D8" wp14:editId="01DBB5AF">
-            <wp:extent cx="2985025" cy="1791014"/>
-            <wp:effectExtent l="0" t="0" r="0" b="0"/>
-            <wp:docPr id="1111418691" name="Picture 4"/>
-            <wp:cNvGraphicFramePr>
-              <a:graphicFrameLocks xmlns:a="http://schemas.openxmlformats.org/drawingml/2006/main" noChangeAspect="1"/>
-            </wp:cNvGraphicFramePr>
-            <a:graphic xmlns:a="http://schemas.openxmlformats.org/drawingml/2006/main">
-              <a:graphicData uri="http://schemas.openxmlformats.org/drawingml/2006/picture">
-                <pic:pic xmlns:pic="http://schemas.openxmlformats.org/drawingml/2006/picture">
-                  <pic:nvPicPr>
-                    <pic:cNvPr id="1111418691" name="Picture 1111418691"/>
-                    <pic:cNvPicPr/>
-                  </pic:nvPicPr>
-                  <pic:blipFill>
-                    <a:blip r:embed="rId11"/>
-                    <a:stretch>
-                      <a:fillRect/>
-                    </a:stretch>
-                  </pic:blipFill>
-                  <pic:spPr>
-                    <a:xfrm>
-                      <a:off x="0" y="0"/>
-                      <a:ext cx="3081379" cy="1848826"/>
-                    </a:xfrm>
-                    <a:prstGeom prst="rect">
-                      <a:avLst/>
-                    </a:prstGeom>
-                  </pic:spPr>
-                </pic:pic>
-              </a:graphicData>
-            </a:graphic>
-          </wp:inline>
-        </w:drawing>
-      </w:r>
-    </w:p>
-    <w:p>
-      <w:pPr>
-        <w:rPr>
-          <w:rFonts w:ascii="Garamond" w:hAnsi="Garamond"/>
-          <w:sz w:val="16"/>
-          <w:szCs w:val="16"/>
-        </w:rPr>
-      </w:pPr>
-      <w:r>
-        <w:rPr>
-          <w:rFonts w:ascii="Garamond" w:hAnsi="Garamond"/>
-          <w:b/>
-          <w:bCs/>
-          <w:sz w:val="16"/>
-          <w:szCs w:val="16"/>
-        </w:rPr>
-        <w:t xml:space="preserve">Figure </w:t>
-      </w:r>
-      <w:r>
-        <w:rPr>
-          <w:rFonts w:ascii="Garamond" w:hAnsi="Garamond"/>
-          <w:b/>
-          <w:bCs/>
-          <w:sz w:val="16"/>
-          <w:szCs w:val="16"/>
-        </w:rPr>
-        <w:t>2</w:t>
-      </w:r>
-      <w:r>
-        <w:rPr>
-          <w:rFonts w:ascii="Garamond" w:hAnsi="Garamond"/>
-          <w:b/>
-          <w:bCs/>
-          <w:sz w:val="16"/>
-          <w:szCs w:val="16"/>
-        </w:rPr>
-        <w:t>:</w:t>
-      </w:r>
-      <w:r>
-        <w:rPr>
-          <w:rFonts w:ascii="Garamond" w:hAnsi="Garamond"/>
-          <w:sz w:val="16"/>
-          <w:szCs w:val="16"/>
-        </w:rPr>
-        <w:t xml:space="preserve"> Model Performance comparison among data </w:t>
-      </w:r>
-      <w:r>
-        <w:rPr>
-          <w:rFonts w:ascii="Garamond" w:hAnsi="Garamond"/>
-          <w:sz w:val="16"/>
-          <w:szCs w:val="16"/>
-        </w:rPr>
-        <w:t xml:space="preserve">preprocessing steps </w:t>
-      </w:r>
-      <w:r>
-        <w:rPr>
-          <w:rFonts w:ascii="Garamond" w:hAnsi="Garamond"/>
-          <w:sz w:val="16"/>
-          <w:szCs w:val="16"/>
-        </w:rPr>
-        <w:t xml:space="preserve">and model types. Accuracy indicates the proportion of each class correctly classified. F1-Score is the harmonic mean of precision and recall, providing a balanced performance measure across all watershed classes. Results compare </w:t>
-      </w:r>
-      <w:r>
-        <w:rPr>
-          <w:rFonts w:ascii="Garamond" w:hAnsi="Garamond"/>
-          <w:sz w:val="16"/>
-          <w:szCs w:val="16"/>
-        </w:rPr>
-        <w:t>two</w:t>
-      </w:r>
-      <w:r>
-        <w:rPr>
-          <w:rFonts w:ascii="Garamond" w:hAnsi="Garamond"/>
-          <w:sz w:val="16"/>
-          <w:szCs w:val="16"/>
-        </w:rPr>
-        <w:t xml:space="preserve"> Sr87/86 </w:t>
-      </w:r>
-      <w:r>
-        <w:rPr>
-          <w:rFonts w:ascii="Garamond" w:hAnsi="Garamond"/>
-          <w:sz w:val="16"/>
-          <w:szCs w:val="16"/>
-        </w:rPr>
-        <w:t xml:space="preserve">timeseries smoothing </w:t>
-      </w:r>
-      <w:r>
-        <w:rPr>
-          <w:rFonts w:ascii="Garamond" w:hAnsi="Garamond"/>
-          <w:sz w:val="16"/>
-          <w:szCs w:val="16"/>
-        </w:rPr>
-        <w:t xml:space="preserve">methods (GAM, MA) </w:t>
-      </w:r>
-      <w:r>
-        <w:rPr>
-          <w:rFonts w:ascii="Garamond" w:hAnsi="Garamond"/>
-          <w:sz w:val="16"/>
-          <w:szCs w:val="16"/>
-        </w:rPr>
-        <w:t>a</w:t>
-      </w:r>
-      <w:r>
-        <w:rPr>
-          <w:rFonts w:ascii="Garamond" w:hAnsi="Garamond"/>
-          <w:sz w:val="16"/>
-          <w:szCs w:val="16"/>
-        </w:rPr>
-        <w:t xml:space="preserve">nd three machine learning algorithms (Random Forest, SVM, KNN) using either all test data (Total) or only overlapping isotope ranges (Overlapping). </w:t>
-      </w:r>
-      <w:r>
-        <w:rPr>
-          <w:rFonts w:ascii="Garamond" w:hAnsi="Garamond"/>
-          <w:sz w:val="16"/>
-          <w:szCs w:val="16"/>
-        </w:rPr>
-        <w:t>Darker green colors indicate higher scores.</w:t>
-      </w:r>
-    </w:p>
-    <w:p>
-      <w:pPr>
-        <w:rPr>
-          <w:rFonts w:ascii="Garamond" w:hAnsi="Garamond"/>
-          <w:sz w:val="16"/>
-          <w:szCs w:val="16"/>
-        </w:rPr>
-      </w:pPr>
-    </w:p>
-    <w:p>
-      <w:pPr>
-        <w:rPr>
-          <w:rFonts w:ascii="Garamond" w:hAnsi="Garamond"/>
-          <w:sz w:val="16"/>
-          <w:szCs w:val="16"/>
-        </w:rPr>
-      </w:pPr>
-    </w:p>
-    <w:p>
-      <w:pPr>
-        <w:rPr>
-          <w:rFonts w:ascii="Garamond" w:hAnsi="Garamond"/>
-          <w:sz w:val="16"/>
-          <w:szCs w:val="16"/>
-        </w:rPr>
-      </w:pPr>
-    </w:p>
-    <w:p>
-      <w:pPr>
-        <w:rPr>
-          <w:rFonts w:ascii="Garamond" w:hAnsi="Garamond"/>
-          <w:sz w:val="16"/>
-          <w:szCs w:val="16"/>
-        </w:rPr>
-      </w:pPr>
-    </w:p>
-    <w:p>
-      <w:pPr>
-        <w:rPr>
-          <w:rFonts w:ascii="Garamond" w:hAnsi="Garamond"/>
-          <w:sz w:val="16"/>
-          <w:szCs w:val="16"/>
-        </w:rPr>
-      </w:pPr>
-    </w:p>
-    <w:p>
-      <w:pPr>
-        <w:rPr>
-          <w:rFonts w:ascii="Garamond" w:hAnsi="Garamond"/>
-          <w:sz w:val="16"/>
-          <w:szCs w:val="16"/>
-        </w:rPr>
-      </w:pPr>
-      <w:r>
-        <w:rPr>
-          <w:rFonts w:ascii="Garamond" w:hAnsi="Garamond"/>
-          <w:noProof/>
-          <w:sz w:val="16"/>
-          <w:szCs w:val="16"/>
-        </w:rPr>
-        <w:drawing>
-          <wp:inline distT="0" distB="0" distL="0" distR="0" wp14:anchorId="16679699" wp14:editId="06016901">
-            <wp:extent cx="5429250" cy="2714625"/>
-            <wp:effectExtent l="0" t="0" r="6350" b="3175"/>
-            <wp:docPr id="1789130704" name="Picture 6"/>
-            <wp:cNvGraphicFramePr>
-              <a:graphicFrameLocks xmlns:a="http://schemas.openxmlformats.org/drawingml/2006/main" noChangeAspect="1"/>
-            </wp:cNvGraphicFramePr>
-            <a:graphic xmlns:a="http://schemas.openxmlformats.org/drawingml/2006/main">
-              <a:graphicData uri="http://schemas.openxmlformats.org/drawingml/2006/picture">
-                <pic:pic xmlns:pic="http://schemas.openxmlformats.org/drawingml/2006/picture">
-                  <pic:nvPicPr>
-                    <pic:cNvPr id="1789130704" name="Picture 1789130704"/>
-                    <pic:cNvPicPr/>
-                  </pic:nvPicPr>
-                  <pic:blipFill>
-                    <a:blip r:embed="rId12"/>
-                    <a:stretch>
-                      <a:fillRect/>
-                    </a:stretch>
-                  </pic:blipFill>
-                  <pic:spPr>
-                    <a:xfrm>
-                      <a:off x="0" y="0"/>
-                      <a:ext cx="5429250" cy="2714625"/>
-                    </a:xfrm>
-                    <a:prstGeom prst="rect">
-                      <a:avLst/>
-                    </a:prstGeom>
-                  </pic:spPr>
-                </pic:pic>
-              </a:graphicData>
-            </a:graphic>
-          </wp:inline>
-        </w:drawing>
-      </w:r>
-      <w:r>
-        <w:rPr>
-          <w:rFonts w:ascii="Garamond" w:hAnsi="Garamond"/>
-          <w:sz w:val="16"/>
-          <w:szCs w:val="16"/>
-        </w:rPr>
-        <w:t xml:space="preserve"> </w:t>
-      </w:r>
-    </w:p>
-    <w:p>
-      <w:pPr>
-        <w:rPr>
-          <w:rFonts w:ascii="Garamond" w:hAnsi="Garamond"/>
-          <w:sz w:val="16"/>
-          <w:szCs w:val="16"/>
-        </w:rPr>
-      </w:pPr>
-      <w:r>
-        <w:rPr>
-          <w:rFonts w:ascii="Garamond" w:hAnsi="Garamond"/>
-          <w:sz w:val="16"/>
-          <w:szCs w:val="16"/>
-        </w:rPr>
-        <w:t xml:space="preserve">Figure 3: </w:t>
-      </w:r>
-      <w:r>
-        <w:rPr>
-          <w:rFonts w:ascii="Garamond" w:hAnsi="Garamond"/>
-          <w:sz w:val="16"/>
-          <w:szCs w:val="16"/>
-        </w:rPr>
-        <w:t>Confusion matrix from the highest p</w:t>
-      </w:r>
-      <w:r>
-        <w:rPr>
-          <w:rFonts w:ascii="Garamond" w:hAnsi="Garamond"/>
-          <w:sz w:val="16"/>
-          <w:szCs w:val="16"/>
-        </w:rPr>
-        <w:t>er</w:t>
-      </w:r>
-      <w:r>
-        <w:rPr>
-          <w:rFonts w:ascii="Garamond" w:hAnsi="Garamond"/>
-          <w:sz w:val="16"/>
-          <w:szCs w:val="16"/>
-        </w:rPr>
-        <w:t xml:space="preserve">forming model (Random Forest on GAM Smoothed data) for both total </w:t>
-      </w:r>
-      <w:proofErr w:type="gramStart"/>
-      <w:r>
-        <w:rPr>
-          <w:rFonts w:ascii="Garamond" w:hAnsi="Garamond"/>
-          <w:sz w:val="16"/>
-          <w:szCs w:val="16"/>
-        </w:rPr>
-        <w:t>test</w:t>
-      </w:r>
-      <w:proofErr w:type="gramEnd"/>
-      <w:r>
-        <w:rPr>
-          <w:rFonts w:ascii="Garamond" w:hAnsi="Garamond"/>
-          <w:sz w:val="16"/>
-          <w:szCs w:val="16"/>
-        </w:rPr>
-        <w:t xml:space="preserve"> set and overlapping subset. Boxes along the horizontal axis indicate correctly classified individuals</w:t>
-      </w:r>
-      <w:r>
-        <w:rPr>
-          <w:rFonts w:ascii="Garamond" w:hAnsi="Garamond"/>
-          <w:sz w:val="16"/>
-          <w:szCs w:val="16"/>
-        </w:rPr>
-        <w:t xml:space="preserve"> (red). Vertical axis labels are the actual watershed labels whereas horizontal labels are the predicted class from the model. Percentage</w:t>
-      </w:r>
-      <w:r>
-        <w:rPr>
-          <w:rFonts w:ascii="Garamond" w:hAnsi="Garamond"/>
-          <w:sz w:val="16"/>
-          <w:szCs w:val="16"/>
-        </w:rPr>
-        <w:t xml:space="preserve"> labels</w:t>
-      </w:r>
-      <w:r>
-        <w:rPr>
-          <w:rFonts w:ascii="Garamond" w:hAnsi="Garamond"/>
-          <w:sz w:val="16"/>
-          <w:szCs w:val="16"/>
-        </w:rPr>
-        <w:t xml:space="preserve"> are the percent of the actual class identified as the predicted class. </w:t>
-      </w:r>
-      <w:r>
-        <w:rPr>
-          <w:rFonts w:ascii="Garamond" w:hAnsi="Garamond"/>
-          <w:sz w:val="16"/>
-          <w:szCs w:val="16"/>
-        </w:rPr>
-        <w:t xml:space="preserve">  </w:t>
-      </w:r>
-    </w:p>
-    <w:p>
-      <w:pPr>
-        <w:rPr>
-          <w:rFonts w:ascii="Garamond" w:hAnsi="Garamond"/>
-          <w:b/>
-          <w:bCs/>
-          <w:sz w:val="16"/>
-          <w:szCs w:val="16"/>
-        </w:rPr>
-      </w:pPr>
-    </w:p>
-    <w:p>
-      <w:pPr>
-        <w:rPr>
-          <w:rFonts w:ascii="Garamond" w:hAnsi="Garamond"/>
-          <w:b/>
-          <w:bCs/>
-          <w:sz w:val="16"/>
-          <w:szCs w:val="16"/>
-        </w:rPr>
-      </w:pPr>
-      <w:r>
-        <w:rPr>
-          <w:rFonts w:ascii="Garamond" w:hAnsi="Garamond"/>
-          <w:noProof/>
-          <w:sz w:val="16"/>
-          <w:szCs w:val="16"/>
-        </w:rPr>
-        <w:lastRenderedPageBreak/>
-        <w:drawing>
-          <wp:anchor distT="0" distB="0" distL="114300" distR="114300" simplePos="0" relativeHeight="251658240" behindDoc="0" locked="0" layoutInCell="1" allowOverlap="1" wp14:anchorId="4608D8C9" wp14:editId="070FAB63">
-            <wp:simplePos x="0" y="0"/>
-            <wp:positionH relativeFrom="column">
-              <wp:posOffset>-225425</wp:posOffset>
-            </wp:positionH>
-            <wp:positionV relativeFrom="paragraph">
-              <wp:posOffset>267335</wp:posOffset>
-            </wp:positionV>
-            <wp:extent cx="4324350" cy="3603625"/>
-            <wp:effectExtent l="0" t="0" r="6350" b="3175"/>
-            <wp:wrapSquare wrapText="bothSides"/>
-            <wp:docPr id="2003545803" name="Picture 1" descr="A diagram of a diagram&#10;&#10;AI-generated content may be incorrect."/>
-            <wp:cNvGraphicFramePr>
-              <a:graphicFrameLocks xmlns:a="http://schemas.openxmlformats.org/drawingml/2006/main" noChangeAspect="1"/>
-            </wp:cNvGraphicFramePr>
-            <a:graphic xmlns:a="http://schemas.openxmlformats.org/drawingml/2006/main">
-              <a:graphicData uri="http://schemas.openxmlformats.org/drawingml/2006/picture">
-                <pic:pic xmlns:pic="http://schemas.openxmlformats.org/drawingml/2006/picture">
-                  <pic:nvPicPr>
-                    <pic:cNvPr id="2003545803" name="Picture 1" descr="A diagram of a diagram&#10;&#10;AI-generated content may be incorrect."/>
+                    <pic:cNvPr id="219536095" name="Picture 2" descr="A group of graphs showing different types of data&#10;&#10;AI-generated content may be incorrect."/>
                     <pic:cNvPicPr/>
                   </pic:nvPicPr>
                   <pic:blipFill>
@@ -723,7 +1168,7 @@
                   <pic:spPr>
                     <a:xfrm>
                       <a:off x="0" y="0"/>
-                      <a:ext cx="4324350" cy="3603625"/>
+                      <a:ext cx="6438129" cy="3287848"/>
                     </a:xfrm>
                     <a:prstGeom prst="rect">
                       <a:avLst/>
@@ -732,13 +1177,7 @@
                 </pic:pic>
               </a:graphicData>
             </a:graphic>
-            <wp14:sizeRelH relativeFrom="page">
-              <wp14:pctWidth>0</wp14:pctWidth>
-            </wp14:sizeRelH>
-            <wp14:sizeRelV relativeFrom="page">
-              <wp14:pctHeight>0</wp14:pctHeight>
-            </wp14:sizeRelV>
-          </wp:anchor>
+          </wp:inline>
         </w:drawing>
       </w:r>
     </w:p>
@@ -748,6 +1187,15 @@
           <w:rFonts w:ascii="Garamond" w:hAnsi="Garamond"/>
           <w:sz w:val="16"/>
           <w:szCs w:val="16"/>
+        </w:rPr>
+      </w:pPr>
+    </w:p>
+    <w:p>
+      <w:pPr>
+        <w:rPr>
+          <w:rFonts w:ascii="Garamond" w:hAnsi="Garamond"/>
+          <w:sz w:val="22"/>
+          <w:szCs w:val="22"/>
         </w:rPr>
       </w:pPr>
       <w:r>
@@ -755,8 +1203,8 @@
           <w:rFonts w:ascii="Garamond" w:hAnsi="Garamond"/>
           <w:b/>
           <w:bCs/>
-          <w:sz w:val="16"/>
-          <w:szCs w:val="16"/>
+          <w:sz w:val="22"/>
+          <w:szCs w:val="22"/>
         </w:rPr>
         <w:t xml:space="preserve">Figure </w:t>
       </w:r>
@@ -765,529 +1213,290 @@
           <w:rFonts w:ascii="Garamond" w:hAnsi="Garamond"/>
           <w:b/>
           <w:bCs/>
-          <w:sz w:val="16"/>
-          <w:szCs w:val="16"/>
-        </w:rPr>
-        <w:t>4</w:t>
+          <w:sz w:val="22"/>
+          <w:szCs w:val="22"/>
+        </w:rPr>
+        <w:t>5</w:t>
       </w:r>
       <w:r>
         <w:rPr>
           <w:rFonts w:ascii="Garamond" w:hAnsi="Garamond"/>
           <w:b/>
           <w:bCs/>
-          <w:sz w:val="16"/>
-          <w:szCs w:val="16"/>
+          <w:sz w:val="22"/>
+          <w:szCs w:val="22"/>
         </w:rPr>
         <w:t>:</w:t>
       </w:r>
-      <w:r>
-        <w:rPr>
-          <w:rFonts w:ascii="Garamond" w:hAnsi="Garamond"/>
-          <w:sz w:val="16"/>
-          <w:szCs w:val="16"/>
-        </w:rPr>
-        <w:t xml:space="preserve"> Principal Component analysis of </w:t>
-      </w:r>
-      <w:r>
-        <w:rPr>
-          <w:rFonts w:ascii="Garamond" w:hAnsi="Garamond"/>
-          <w:sz w:val="16"/>
-          <w:szCs w:val="16"/>
-        </w:rPr>
-        <w:t>gam smoothed timeseries data (n = 2,531). Significant clustering is evident for all three watersheds, but with overlap between all watersheds. Yukon (Blue points) contain a much larger range of values</w:t>
-      </w:r>
-      <w:r>
-        <w:rPr>
-          <w:rFonts w:ascii="Garamond" w:hAnsi="Garamond"/>
-          <w:sz w:val="16"/>
-          <w:szCs w:val="16"/>
-        </w:rPr>
-        <w:t xml:space="preserve">, indicative of the large range in natal Sr87/86 values in the basin. Kuskokwim (Red points) overlap between both Nushagak and Yukon fish, likely due to its position in the region between both watersheds. </w:t>
-      </w:r>
-    </w:p>
-    <w:p>
-      <w:pPr>
-        <w:rPr>
-          <w:rFonts w:ascii="Garamond" w:hAnsi="Garamond"/>
-          <w:sz w:val="16"/>
-          <w:szCs w:val="16"/>
-        </w:rPr>
-      </w:pPr>
-    </w:p>
-    <w:p>
-      <w:pPr>
-        <w:rPr>
-          <w:rFonts w:ascii="Garamond" w:hAnsi="Garamond"/>
-          <w:sz w:val="16"/>
-          <w:szCs w:val="16"/>
-        </w:rPr>
-      </w:pPr>
-    </w:p>
-    <w:p>
-      <w:pPr>
-        <w:rPr>
-          <w:rFonts w:ascii="Garamond" w:hAnsi="Garamond"/>
-          <w:sz w:val="16"/>
-          <w:szCs w:val="16"/>
-        </w:rPr>
-      </w:pPr>
-    </w:p>
-    <w:p>
-      <w:pPr>
-        <w:rPr>
-          <w:rFonts w:ascii="Garamond" w:hAnsi="Garamond"/>
-          <w:sz w:val="16"/>
-          <w:szCs w:val="16"/>
-        </w:rPr>
-      </w:pPr>
-    </w:p>
-    <w:p>
-      <w:pPr>
-        <w:rPr>
-          <w:rFonts w:ascii="Garamond" w:hAnsi="Garamond"/>
-          <w:sz w:val="16"/>
-          <w:szCs w:val="16"/>
-        </w:rPr>
-      </w:pPr>
-    </w:p>
-    <w:p>
-      <w:pPr>
-        <w:rPr>
-          <w:rFonts w:ascii="Garamond" w:hAnsi="Garamond"/>
-          <w:sz w:val="16"/>
-          <w:szCs w:val="16"/>
-        </w:rPr>
-      </w:pPr>
-    </w:p>
-    <w:p>
-      <w:pPr>
-        <w:rPr>
-          <w:rFonts w:ascii="Garamond" w:hAnsi="Garamond"/>
-          <w:sz w:val="16"/>
-          <w:szCs w:val="16"/>
-        </w:rPr>
-      </w:pPr>
-    </w:p>
-    <w:p>
-      <w:pPr>
-        <w:rPr>
-          <w:rFonts w:ascii="Garamond" w:hAnsi="Garamond"/>
-          <w:sz w:val="16"/>
-          <w:szCs w:val="16"/>
-        </w:rPr>
-      </w:pPr>
-    </w:p>
-    <w:p>
-      <w:pPr>
-        <w:rPr>
-          <w:rFonts w:ascii="Garamond" w:hAnsi="Garamond"/>
-          <w:sz w:val="16"/>
-          <w:szCs w:val="16"/>
-        </w:rPr>
-      </w:pPr>
-    </w:p>
-    <w:p>
-      <w:pPr>
-        <w:rPr>
-          <w:rFonts w:ascii="Garamond" w:hAnsi="Garamond"/>
-          <w:sz w:val="16"/>
-          <w:szCs w:val="16"/>
-        </w:rPr>
-      </w:pPr>
-    </w:p>
-    <w:p>
-      <w:pPr>
-        <w:rPr>
-          <w:rFonts w:ascii="Garamond" w:hAnsi="Garamond"/>
-          <w:sz w:val="16"/>
-          <w:szCs w:val="16"/>
-        </w:rPr>
-      </w:pPr>
-    </w:p>
-    <w:p>
-      <w:pPr>
-        <w:rPr>
-          <w:rFonts w:ascii="Garamond" w:hAnsi="Garamond"/>
-          <w:sz w:val="16"/>
-          <w:szCs w:val="16"/>
-        </w:rPr>
-      </w:pPr>
-    </w:p>
-    <w:p>
-      <w:pPr>
-        <w:rPr>
-          <w:rFonts w:ascii="Garamond" w:hAnsi="Garamond"/>
-          <w:sz w:val="16"/>
-          <w:szCs w:val="16"/>
-        </w:rPr>
-      </w:pPr>
-    </w:p>
-    <w:p>
-      <w:pPr>
-        <w:rPr>
-          <w:rFonts w:ascii="Garamond" w:hAnsi="Garamond"/>
-          <w:sz w:val="16"/>
-          <w:szCs w:val="16"/>
-        </w:rPr>
-      </w:pPr>
-    </w:p>
-    <w:p>
-      <w:pPr>
-        <w:rPr>
-          <w:rFonts w:ascii="Garamond" w:hAnsi="Garamond"/>
-          <w:sz w:val="16"/>
-          <w:szCs w:val="16"/>
-        </w:rPr>
-      </w:pPr>
-    </w:p>
-    <w:p>
-      <w:pPr>
-        <w:rPr>
-          <w:rFonts w:ascii="Garamond" w:hAnsi="Garamond"/>
-          <w:sz w:val="16"/>
-          <w:szCs w:val="16"/>
-        </w:rPr>
-      </w:pPr>
-    </w:p>
-    <w:p>
-      <w:pPr>
-        <w:rPr>
-          <w:rFonts w:ascii="Garamond" w:hAnsi="Garamond"/>
-          <w:sz w:val="16"/>
-          <w:szCs w:val="16"/>
-        </w:rPr>
-      </w:pPr>
-      <w:r>
-        <w:rPr>
-          <w:rFonts w:ascii="Garamond" w:hAnsi="Garamond"/>
-          <w:noProof/>
-          <w:sz w:val="16"/>
-          <w:szCs w:val="16"/>
-        </w:rPr>
-        <w:lastRenderedPageBreak/>
-        <w:drawing>
-          <wp:anchor distT="0" distB="0" distL="114300" distR="114300" simplePos="0" relativeHeight="251659264" behindDoc="0" locked="0" layoutInCell="1" allowOverlap="1" wp14:anchorId="30DF671A" wp14:editId="47E36F8F">
-            <wp:simplePos x="0" y="0"/>
-            <wp:positionH relativeFrom="column">
-              <wp:posOffset>1741170</wp:posOffset>
-            </wp:positionH>
-            <wp:positionV relativeFrom="paragraph">
-              <wp:posOffset>46299</wp:posOffset>
-            </wp:positionV>
-            <wp:extent cx="4656455" cy="3492500"/>
-            <wp:effectExtent l="0" t="0" r="4445" b="0"/>
-            <wp:wrapSquare wrapText="bothSides"/>
-            <wp:docPr id="1678162362" name="Picture 3"/>
-            <wp:cNvGraphicFramePr>
-              <a:graphicFrameLocks xmlns:a="http://schemas.openxmlformats.org/drawingml/2006/main" noChangeAspect="1"/>
-            </wp:cNvGraphicFramePr>
-            <a:graphic xmlns:a="http://schemas.openxmlformats.org/drawingml/2006/main">
-              <a:graphicData uri="http://schemas.openxmlformats.org/drawingml/2006/picture">
-                <pic:pic xmlns:pic="http://schemas.openxmlformats.org/drawingml/2006/picture">
-                  <pic:nvPicPr>
-                    <pic:cNvPr id="1678162362" name="Picture 1678162362"/>
-                    <pic:cNvPicPr/>
-                  </pic:nvPicPr>
-                  <pic:blipFill>
-                    <a:blip r:embed="rId14"/>
-                    <a:stretch>
-                      <a:fillRect/>
-                    </a:stretch>
-                  </pic:blipFill>
-                  <pic:spPr>
-                    <a:xfrm>
-                      <a:off x="0" y="0"/>
-                      <a:ext cx="4656455" cy="3492500"/>
-                    </a:xfrm>
-                    <a:prstGeom prst="rect">
-                      <a:avLst/>
-                    </a:prstGeom>
-                  </pic:spPr>
-                </pic:pic>
-              </a:graphicData>
-            </a:graphic>
-            <wp14:sizeRelH relativeFrom="page">
-              <wp14:pctWidth>0</wp14:pctWidth>
-            </wp14:sizeRelH>
-            <wp14:sizeRelV relativeFrom="page">
-              <wp14:pctHeight>0</wp14:pctHeight>
-            </wp14:sizeRelV>
-          </wp:anchor>
-        </w:drawing>
-      </w:r>
-      <w:r>
-        <w:rPr>
-          <w:rFonts w:ascii="Garamond" w:hAnsi="Garamond"/>
-          <w:noProof/>
-          <w:sz w:val="16"/>
-          <w:szCs w:val="16"/>
-        </w:rPr>
-        <w:drawing>
-          <wp:anchor distT="0" distB="0" distL="114300" distR="114300" simplePos="0" relativeHeight="251660288" behindDoc="0" locked="0" layoutInCell="1" allowOverlap="1" wp14:anchorId="2AA4B8A8" wp14:editId="68D94DA9">
-            <wp:simplePos x="0" y="0"/>
-            <wp:positionH relativeFrom="column">
-              <wp:posOffset>-187325</wp:posOffset>
-            </wp:positionH>
-            <wp:positionV relativeFrom="paragraph">
-              <wp:posOffset>185</wp:posOffset>
-            </wp:positionV>
-            <wp:extent cx="2068830" cy="3394710"/>
-            <wp:effectExtent l="0" t="0" r="1270" b="0"/>
-            <wp:wrapSquare wrapText="bothSides"/>
-            <wp:docPr id="661460792" name="Picture 2"/>
-            <wp:cNvGraphicFramePr>
-              <a:graphicFrameLocks xmlns:a="http://schemas.openxmlformats.org/drawingml/2006/main" noChangeAspect="1"/>
-            </wp:cNvGraphicFramePr>
-            <a:graphic xmlns:a="http://schemas.openxmlformats.org/drawingml/2006/main">
-              <a:graphicData uri="http://schemas.openxmlformats.org/drawingml/2006/picture">
-                <pic:pic xmlns:pic="http://schemas.openxmlformats.org/drawingml/2006/picture">
-                  <pic:nvPicPr>
-                    <pic:cNvPr id="661460792" name="Picture 661460792"/>
-                    <pic:cNvPicPr/>
-                  </pic:nvPicPr>
-                  <pic:blipFill>
-                    <a:blip r:embed="rId15"/>
-                    <a:stretch>
-                      <a:fillRect/>
-                    </a:stretch>
-                  </pic:blipFill>
-                  <pic:spPr>
-                    <a:xfrm>
-                      <a:off x="0" y="0"/>
-                      <a:ext cx="2068830" cy="3394710"/>
-                    </a:xfrm>
-                    <a:prstGeom prst="rect">
-                      <a:avLst/>
-                    </a:prstGeom>
-                  </pic:spPr>
-                </pic:pic>
-              </a:graphicData>
-            </a:graphic>
-            <wp14:sizeRelH relativeFrom="page">
-              <wp14:pctWidth>0</wp14:pctWidth>
-            </wp14:sizeRelH>
-            <wp14:sizeRelV relativeFrom="page">
-              <wp14:pctHeight>0</wp14:pctHeight>
-            </wp14:sizeRelV>
-          </wp:anchor>
-        </w:drawing>
-      </w:r>
-    </w:p>
-    <w:p>
-      <w:pPr>
-        <w:rPr>
-          <w:rFonts w:ascii="Garamond" w:hAnsi="Garamond"/>
-          <w:sz w:val="16"/>
-          <w:szCs w:val="16"/>
-        </w:rPr>
-      </w:pPr>
       <w:r>
         <w:rPr>
           <w:rFonts w:ascii="Garamond" w:hAnsi="Garamond"/>
           <w:b/>
           <w:bCs/>
-          <w:sz w:val="16"/>
-          <w:szCs w:val="16"/>
-        </w:rPr>
-        <w:t xml:space="preserve">Figure </w:t>
-      </w:r>
-      <w:r>
-        <w:rPr>
-          <w:rFonts w:ascii="Garamond" w:hAnsi="Garamond"/>
-          <w:b/>
-          <w:bCs/>
-          <w:sz w:val="16"/>
-          <w:szCs w:val="16"/>
-        </w:rPr>
-        <w:t>5</w:t>
-      </w:r>
-      <w:r>
-        <w:rPr>
-          <w:rFonts w:ascii="Garamond" w:hAnsi="Garamond"/>
-          <w:b/>
-          <w:bCs/>
-          <w:sz w:val="16"/>
-          <w:szCs w:val="16"/>
-        </w:rPr>
-        <w:t>:</w:t>
-      </w:r>
-      <w:r>
-        <w:rPr>
-          <w:rFonts w:ascii="Garamond" w:hAnsi="Garamond"/>
-          <w:b/>
-          <w:bCs/>
-          <w:sz w:val="16"/>
-          <w:szCs w:val="16"/>
+          <w:sz w:val="22"/>
+          <w:szCs w:val="22"/>
         </w:rPr>
         <w:t xml:space="preserve"> </w:t>
       </w:r>
       <w:r>
         <w:rPr>
           <w:rFonts w:ascii="Garamond" w:hAnsi="Garamond"/>
-          <w:sz w:val="16"/>
-          <w:szCs w:val="16"/>
+          <w:sz w:val="22"/>
+          <w:szCs w:val="22"/>
         </w:rPr>
         <w:t>A)</w:t>
       </w:r>
       <w:r>
         <w:rPr>
           <w:rFonts w:ascii="Garamond" w:hAnsi="Garamond"/>
-          <w:sz w:val="16"/>
-          <w:szCs w:val="16"/>
-        </w:rPr>
-        <w:t xml:space="preserve"> Principal component analysis of all samples with a natal origin Sr8786 of 0.708- 0.</w:t>
-      </w:r>
-      <w:r>
-        <w:rPr>
-          <w:rFonts w:ascii="Garamond" w:hAnsi="Garamond"/>
-          <w:sz w:val="16"/>
-          <w:szCs w:val="16"/>
+          <w:sz w:val="22"/>
+          <w:szCs w:val="22"/>
+        </w:rPr>
+        <w:t xml:space="preserve"> Principal component analysis of all samples with a natal origin </w:t>
+      </w:r>
+      <w:r>
+        <w:rPr>
+          <w:rFonts w:ascii="Cambria Math" w:hAnsi="Cambria Math" w:cs="Cambria Math"/>
+          <w:sz w:val="22"/>
+          <w:szCs w:val="22"/>
+        </w:rPr>
+        <w:t>⁸⁷</w:t>
+      </w:r>
+      <w:r>
+        <w:rPr>
+          <w:rFonts w:ascii="Garamond" w:hAnsi="Garamond"/>
+          <w:sz w:val="22"/>
+          <w:szCs w:val="22"/>
+        </w:rPr>
+        <w:t>Sr/</w:t>
+      </w:r>
+      <w:r>
+        <w:rPr>
+          <w:rFonts w:ascii="Cambria Math" w:hAnsi="Cambria Math" w:cs="Cambria Math"/>
+          <w:sz w:val="22"/>
+          <w:szCs w:val="22"/>
+        </w:rPr>
+        <w:t>⁸⁶</w:t>
+      </w:r>
+      <w:r>
+        <w:rPr>
+          <w:rFonts w:ascii="Garamond" w:hAnsi="Garamond"/>
+          <w:sz w:val="22"/>
+          <w:szCs w:val="22"/>
+        </w:rPr>
+        <w:t>Sr</w:t>
+      </w:r>
+      <w:r>
+        <w:rPr>
+          <w:rFonts w:ascii="Garamond" w:hAnsi="Garamond"/>
+          <w:sz w:val="22"/>
+          <w:szCs w:val="22"/>
+        </w:rPr>
+        <w:t xml:space="preserve"> of 0.708</w:t>
+      </w:r>
+      <w:r>
+        <w:rPr>
+          <w:rFonts w:ascii="Garamond" w:hAnsi="Garamond"/>
+          <w:sz w:val="22"/>
+          <w:szCs w:val="22"/>
+        </w:rPr>
+        <w:t xml:space="preserve">0 </w:t>
+      </w:r>
+      <w:r>
+        <w:rPr>
+          <w:rFonts w:ascii="Garamond" w:hAnsi="Garamond"/>
+          <w:sz w:val="22"/>
+          <w:szCs w:val="22"/>
+        </w:rPr>
+        <w:t>- 0.</w:t>
+      </w:r>
+      <w:r>
+        <w:rPr>
+          <w:rFonts w:ascii="Garamond" w:hAnsi="Garamond"/>
+          <w:sz w:val="22"/>
+          <w:szCs w:val="22"/>
         </w:rPr>
         <w:t xml:space="preserve">7085. Clustering among watersheds is evident between principal </w:t>
       </w:r>
-      <w:commentRangeStart w:id="2"/>
-      <w:commentRangeStart w:id="3"/>
-      <w:r>
-        <w:rPr>
-          <w:rFonts w:ascii="Garamond" w:hAnsi="Garamond"/>
-          <w:sz w:val="16"/>
-          <w:szCs w:val="16"/>
+      <w:commentRangeStart w:id="10"/>
+      <w:commentRangeStart w:id="11"/>
+      <w:r>
+        <w:rPr>
+          <w:rFonts w:ascii="Garamond" w:hAnsi="Garamond"/>
+          <w:sz w:val="22"/>
+          <w:szCs w:val="22"/>
         </w:rPr>
         <w:t>components</w:t>
       </w:r>
-      <w:commentRangeEnd w:id="2"/>
+      <w:commentRangeEnd w:id="10"/>
       <w:r>
         <w:rPr>
           <w:rStyle w:val="CommentReference"/>
-        </w:rPr>
-        <w:commentReference w:id="2"/>
-      </w:r>
-      <w:commentRangeEnd w:id="3"/>
+          <w:rFonts w:ascii="Garamond" w:hAnsi="Garamond"/>
+          <w:sz w:val="22"/>
+          <w:szCs w:val="22"/>
+        </w:rPr>
+        <w:commentReference w:id="10"/>
+      </w:r>
+      <w:commentRangeEnd w:id="11"/>
       <w:r>
         <w:rPr>
           <w:rStyle w:val="CommentReference"/>
-        </w:rPr>
-        <w:commentReference w:id="3"/>
-      </w:r>
-      <w:r>
-        <w:rPr>
-          <w:rFonts w:ascii="Garamond" w:hAnsi="Garamond"/>
-          <w:sz w:val="16"/>
-          <w:szCs w:val="16"/>
+          <w:rFonts w:ascii="Garamond" w:hAnsi="Garamond"/>
+          <w:sz w:val="22"/>
+          <w:szCs w:val="22"/>
+        </w:rPr>
+        <w:commentReference w:id="11"/>
+      </w:r>
+      <w:r>
+        <w:rPr>
+          <w:rFonts w:ascii="Garamond" w:hAnsi="Garamond"/>
+          <w:sz w:val="22"/>
+          <w:szCs w:val="22"/>
         </w:rPr>
         <w:t xml:space="preserve"> 1 and 2 (</w:t>
       </w:r>
       <w:r>
         <w:rPr>
           <w:rFonts w:ascii="Garamond" w:hAnsi="Garamond"/>
-          <w:sz w:val="16"/>
-          <w:szCs w:val="16"/>
+          <w:sz w:val="22"/>
+          <w:szCs w:val="22"/>
         </w:rPr>
         <w:t>68.39</w:t>
       </w:r>
       <w:r>
         <w:rPr>
           <w:rFonts w:ascii="Garamond" w:hAnsi="Garamond"/>
-          <w:sz w:val="16"/>
-          <w:szCs w:val="16"/>
+          <w:sz w:val="22"/>
+          <w:szCs w:val="22"/>
         </w:rPr>
         <w:t>% of variance), as well as between principal components 2 and 3 (</w:t>
       </w:r>
       <w:r>
         <w:rPr>
           <w:rFonts w:ascii="Garamond" w:hAnsi="Garamond"/>
-          <w:sz w:val="16"/>
-          <w:szCs w:val="16"/>
+          <w:sz w:val="22"/>
+          <w:szCs w:val="22"/>
         </w:rPr>
         <w:t>31.16%</w:t>
       </w:r>
       <w:r>
         <w:rPr>
           <w:rFonts w:ascii="Garamond" w:hAnsi="Garamond"/>
-          <w:sz w:val="16"/>
-          <w:szCs w:val="16"/>
+          <w:sz w:val="22"/>
+          <w:szCs w:val="22"/>
         </w:rPr>
         <w:t xml:space="preserve"> </w:t>
       </w:r>
       <w:r>
         <w:rPr>
           <w:rFonts w:ascii="Garamond" w:hAnsi="Garamond"/>
-          <w:sz w:val="16"/>
-          <w:szCs w:val="16"/>
+          <w:sz w:val="22"/>
+          <w:szCs w:val="22"/>
         </w:rPr>
         <w:t xml:space="preserve">of </w:t>
       </w:r>
       <w:r>
         <w:rPr>
           <w:rFonts w:ascii="Garamond" w:hAnsi="Garamond"/>
-          <w:sz w:val="16"/>
-          <w:szCs w:val="16"/>
+          <w:sz w:val="22"/>
+          <w:szCs w:val="22"/>
         </w:rPr>
         <w:t xml:space="preserve">variance). There is </w:t>
       </w:r>
       <w:r>
         <w:rPr>
           <w:rFonts w:ascii="Garamond" w:hAnsi="Garamond"/>
-          <w:sz w:val="16"/>
-          <w:szCs w:val="16"/>
+          <w:sz w:val="22"/>
+          <w:szCs w:val="22"/>
         </w:rPr>
         <w:t>s</w:t>
       </w:r>
       <w:r>
         <w:rPr>
           <w:rFonts w:ascii="Garamond" w:hAnsi="Garamond"/>
-          <w:sz w:val="16"/>
-          <w:szCs w:val="16"/>
-        </w:rPr>
-        <w:t>ome overlap between all three watersheds in both cases. B) Sample otolith LA timeseries colored by the absolute value of the PCA loadings at associated</w:t>
-      </w:r>
-      <w:r>
-        <w:rPr>
-          <w:rFonts w:ascii="Garamond" w:hAnsi="Garamond"/>
-          <w:sz w:val="16"/>
-          <w:szCs w:val="16"/>
+          <w:sz w:val="22"/>
+          <w:szCs w:val="22"/>
+        </w:rPr>
+        <w:t xml:space="preserve">ome overlap between all three watersheds in both cases. B) </w:t>
+      </w:r>
+      <w:commentRangeStart w:id="12"/>
+      <w:r>
+        <w:rPr>
+          <w:rFonts w:ascii="Garamond" w:hAnsi="Garamond"/>
+          <w:sz w:val="22"/>
+          <w:szCs w:val="22"/>
+        </w:rPr>
+        <w:t xml:space="preserve">Sample </w:t>
+      </w:r>
+      <w:commentRangeEnd w:id="12"/>
+      <w:r>
+        <w:rPr>
+          <w:rStyle w:val="CommentReference"/>
+        </w:rPr>
+        <w:commentReference w:id="12"/>
+      </w:r>
+      <w:r>
+        <w:rPr>
+          <w:rFonts w:ascii="Garamond" w:hAnsi="Garamond"/>
+          <w:sz w:val="22"/>
+          <w:szCs w:val="22"/>
+        </w:rPr>
+        <w:t>otolith LA timeseries colored by the absolute value of the PCA loadings at associated</w:t>
+      </w:r>
+      <w:r>
+        <w:rPr>
+          <w:rFonts w:ascii="Garamond" w:hAnsi="Garamond"/>
+          <w:sz w:val="22"/>
+          <w:szCs w:val="22"/>
         </w:rPr>
         <w:t xml:space="preserve"> timeseries</w:t>
       </w:r>
       <w:r>
         <w:rPr>
           <w:rFonts w:ascii="Garamond" w:hAnsi="Garamond"/>
-          <w:sz w:val="16"/>
-          <w:szCs w:val="16"/>
+          <w:sz w:val="22"/>
+          <w:szCs w:val="22"/>
         </w:rPr>
         <w:t xml:space="preserve"> indices. PC1 (top row) shows high loading on the middle section of the timeseries after the natal origin region. PC2 is driven by the region of the timeseries towards the marine entry</w:t>
       </w:r>
       <w:r>
         <w:rPr>
           <w:rFonts w:ascii="Garamond" w:hAnsi="Garamond"/>
-          <w:sz w:val="16"/>
-          <w:szCs w:val="16"/>
+          <w:sz w:val="22"/>
+          <w:szCs w:val="22"/>
         </w:rPr>
         <w:t xml:space="preserve">, likely the result of mainstem migration to the ocean. </w:t>
       </w:r>
       <w:r>
         <w:rPr>
           <w:rFonts w:ascii="Garamond" w:hAnsi="Garamond"/>
-          <w:sz w:val="16"/>
-          <w:szCs w:val="16"/>
-        </w:rPr>
-        <w:t>PC3 is driven by the very beginning of the timeseries, which is the region associated with the natal origin.</w:t>
-      </w:r>
-      <w:r>
-        <w:rPr>
-          <w:rFonts w:ascii="Garamond" w:hAnsi="Garamond"/>
-          <w:b/>
-          <w:bCs/>
-          <w:sz w:val="16"/>
-          <w:szCs w:val="16"/>
-        </w:rPr>
-        <w:t xml:space="preserve"> </w:t>
-      </w:r>
-      <w:r>
-        <w:rPr>
-          <w:rFonts w:ascii="Garamond" w:hAnsi="Garamond"/>
-          <w:sz w:val="16"/>
-          <w:szCs w:val="16"/>
+          <w:sz w:val="22"/>
+          <w:szCs w:val="22"/>
+        </w:rPr>
+        <w:t xml:space="preserve">Separation along </w:t>
+      </w:r>
+      <w:r>
+        <w:rPr>
+          <w:rFonts w:ascii="Garamond" w:hAnsi="Garamond"/>
+          <w:sz w:val="22"/>
+          <w:szCs w:val="22"/>
+        </w:rPr>
+        <w:t xml:space="preserve">PC3 is driven by the very beginning of the timeseries, which is the region associated with the natal origin. </w:t>
+      </w:r>
+      <w:r>
+        <w:rPr>
+          <w:rFonts w:ascii="Garamond" w:hAnsi="Garamond"/>
+          <w:sz w:val="22"/>
+          <w:szCs w:val="22"/>
+        </w:rPr>
+        <w:t xml:space="preserve">Notably, </w:t>
+      </w:r>
+      <w:r>
+        <w:rPr>
+          <w:rFonts w:ascii="Garamond" w:hAnsi="Garamond"/>
+          <w:sz w:val="22"/>
+          <w:szCs w:val="22"/>
         </w:rPr>
         <w:t>Yukon individuals from the CWAK region contain a less pronounces mainstem signal as compared to their counterpart from the upper or middle Yukon genetic groups.</w:t>
       </w:r>
@@ -1379,9 +1588,9 @@
         </w:rPr>
         <w:lastRenderedPageBreak/>
         <w:drawing>
-          <wp:inline distT="0" distB="0" distL="0" distR="0" wp14:anchorId="2F467EF6" wp14:editId="50F178E6">
-            <wp:extent cx="6310860" cy="3155430"/>
-            <wp:effectExtent l="0" t="0" r="1270" b="0"/>
+          <wp:inline distT="0" distB="0" distL="0" distR="0" wp14:anchorId="2F467EF6" wp14:editId="715EE988">
+            <wp:extent cx="6415719" cy="3207860"/>
+            <wp:effectExtent l="0" t="0" r="0" b="5715"/>
             <wp:docPr id="1963404633" name="Picture 4" descr="A graph of a number of data&#10;&#10;AI-generated content may be incorrect."/>
             <wp:cNvGraphicFramePr>
               <a:graphicFrameLocks xmlns:a="http://schemas.openxmlformats.org/drawingml/2006/main" noChangeAspect="1"/>
@@ -1394,7 +1603,7 @@
                     <pic:cNvPicPr/>
                   </pic:nvPicPr>
                   <pic:blipFill>
-                    <a:blip r:embed="rId16" cstate="print">
+                    <a:blip r:embed="rId14" cstate="print">
                       <a:extLst>
                         <a:ext uri="{28A0092B-C50C-407E-A947-70E740481C1C}">
                           <a14:useLocalDpi xmlns:a14="http://schemas.microsoft.com/office/drawing/2010/main" val="0"/>
@@ -1408,7 +1617,7 @@
                   <pic:spPr>
                     <a:xfrm>
                       <a:off x="0" y="0"/>
-                      <a:ext cx="6328522" cy="3164261"/>
+                      <a:ext cx="6502262" cy="3251131"/>
                     </a:xfrm>
                     <a:prstGeom prst="rect">
                       <a:avLst/>
@@ -1425,29 +1634,129 @@
       <w:pPr>
         <w:rPr>
           <w:rFonts w:ascii="Garamond" w:hAnsi="Garamond"/>
+          <w:sz w:val="22"/>
+          <w:szCs w:val="22"/>
+        </w:rPr>
+      </w:pPr>
+      <w:r>
+        <w:rPr>
+          <w:rFonts w:ascii="Garamond" w:hAnsi="Garamond"/>
           <w:b/>
           <w:bCs/>
-          <w:sz w:val="16"/>
-          <w:szCs w:val="16"/>
-        </w:rPr>
-      </w:pPr>
-      <w:r>
-        <w:rPr>
-          <w:rFonts w:ascii="Garamond" w:hAnsi="Garamond"/>
-          <w:b/>
-          <w:bCs/>
-          <w:sz w:val="16"/>
-          <w:szCs w:val="16"/>
+          <w:sz w:val="22"/>
+          <w:szCs w:val="22"/>
         </w:rPr>
         <w:t xml:space="preserve">Figure 6: </w:t>
       </w:r>
       <w:r>
         <w:rPr>
           <w:rFonts w:ascii="Garamond" w:hAnsi="Garamond"/>
-          <w:sz w:val="16"/>
-          <w:szCs w:val="16"/>
-        </w:rPr>
-        <w:t xml:space="preserve">Classification accuracy with an imposed probability threshold (60-90%). Grey dashed lines represent the overall accuracy above the threshold at each point. Colored lines illustrate the class-specific probability at that threshold </w:t>
+          <w:sz w:val="22"/>
+          <w:szCs w:val="22"/>
+        </w:rPr>
+        <w:t xml:space="preserve">Classification accuracy </w:t>
+      </w:r>
+      <w:del w:id="13" w:author="Daniel Schindler" w:date="2025-10-25T09:40:00Z" w16du:dateUtc="2025-10-25T16:40:00Z">
+        <w:r>
+          <w:rPr>
+            <w:rFonts w:ascii="Garamond" w:hAnsi="Garamond"/>
+            <w:sz w:val="22"/>
+            <w:szCs w:val="22"/>
+          </w:rPr>
+          <w:delText>with an imposed</w:delText>
+        </w:r>
+      </w:del>
+      <w:ins w:id="14" w:author="Daniel Schindler" w:date="2025-10-25T09:40:00Z" w16du:dateUtc="2025-10-25T16:40:00Z">
+        <w:r>
+          <w:rPr>
+            <w:rFonts w:ascii="Garamond" w:hAnsi="Garamond"/>
+            <w:sz w:val="22"/>
+            <w:szCs w:val="22"/>
+          </w:rPr>
+          <w:t>with different</w:t>
+        </w:r>
+      </w:ins>
+      <w:r>
+        <w:rPr>
+          <w:rFonts w:ascii="Garamond" w:hAnsi="Garamond"/>
+          <w:sz w:val="22"/>
+          <w:szCs w:val="22"/>
+        </w:rPr>
+        <w:t xml:space="preserve"> probability threshold</w:t>
+      </w:r>
+      <w:ins w:id="15" w:author="Daniel Schindler" w:date="2025-10-25T09:40:00Z" w16du:dateUtc="2025-10-25T16:40:00Z">
+        <w:r>
+          <w:rPr>
+            <w:rFonts w:ascii="Garamond" w:hAnsi="Garamond"/>
+            <w:sz w:val="22"/>
+            <w:szCs w:val="22"/>
+          </w:rPr>
+          <w:t>s</w:t>
+        </w:r>
+      </w:ins>
+      <w:r>
+        <w:rPr>
+          <w:rFonts w:ascii="Garamond" w:hAnsi="Garamond"/>
+          <w:sz w:val="22"/>
+          <w:szCs w:val="22"/>
+        </w:rPr>
+        <w:t xml:space="preserve"> (60-90%). </w:t>
+      </w:r>
+      <w:r>
+        <w:rPr>
+          <w:rFonts w:ascii="Garamond" w:hAnsi="Garamond"/>
+          <w:sz w:val="22"/>
+          <w:szCs w:val="22"/>
+        </w:rPr>
+        <w:t>Points</w:t>
+      </w:r>
+      <w:r>
+        <w:rPr>
+          <w:rFonts w:ascii="Garamond" w:hAnsi="Garamond"/>
+          <w:sz w:val="22"/>
+          <w:szCs w:val="22"/>
+        </w:rPr>
+        <w:t xml:space="preserve"> </w:t>
+      </w:r>
+      <w:r>
+        <w:rPr>
+          <w:rFonts w:ascii="Garamond" w:hAnsi="Garamond"/>
+          <w:sz w:val="22"/>
+          <w:szCs w:val="22"/>
+        </w:rPr>
+        <w:t xml:space="preserve">indicate the percentage of correctly </w:t>
+      </w:r>
+      <w:r>
+        <w:rPr>
+          <w:rFonts w:ascii="Garamond" w:hAnsi="Garamond"/>
+          <w:sz w:val="22"/>
+          <w:szCs w:val="22"/>
+        </w:rPr>
+        <w:t xml:space="preserve">classified individuals with a calibrated probability value above the given threshold value. </w:t>
+      </w:r>
+      <w:r>
+        <w:rPr>
+          <w:rFonts w:ascii="Garamond" w:hAnsi="Garamond"/>
+          <w:sz w:val="22"/>
+          <w:szCs w:val="22"/>
+        </w:rPr>
+        <w:t>Grey dashed lines represent the overall accuracy</w:t>
+      </w:r>
+      <w:r>
+        <w:rPr>
+          <w:rFonts w:ascii="Garamond" w:hAnsi="Garamond"/>
+          <w:sz w:val="22"/>
+          <w:szCs w:val="22"/>
+        </w:rPr>
+        <w:t>, whereas c</w:t>
+      </w:r>
+      <w:r>
+        <w:rPr>
+          <w:rFonts w:ascii="Garamond" w:hAnsi="Garamond"/>
+          <w:sz w:val="22"/>
+          <w:szCs w:val="22"/>
+        </w:rPr>
+        <w:t xml:space="preserve">olored lines illustrate the class-specific probability at that threshold </w:t>
       </w:r>
     </w:p>
     <w:sectPr>
@@ -1462,7 +1771,7 @@
 
 <file path=word/comments.xml><?xml version="1.0" encoding="utf-8"?>
 <w:comments xmlns:wpc="http://schemas.microsoft.com/office/word/2010/wordprocessingCanvas" xmlns:cx="http://schemas.microsoft.com/office/drawing/2014/chartex" xmlns:cx1="http://schemas.microsoft.com/office/drawing/2015/9/8/chartex" xmlns:cx2="http://schemas.microsoft.com/office/drawing/2015/10/21/chartex" xmlns:cx3="http://schemas.microsoft.com/office/drawing/2016/5/9/chartex" xmlns:cx4="http://schemas.microsoft.com/office/drawing/2016/5/10/chartex" xmlns:cx5="http://schemas.microsoft.com/office/drawing/2016/5/11/chartex" xmlns:cx6="http://schemas.microsoft.com/office/drawing/2016/5/12/chartex" xmlns:cx7="http://schemas.microsoft.com/office/drawing/2016/5/13/chartex" xmlns:cx8="http://schemas.microsoft.com/office/drawing/2016/5/14/chartex" xmlns:mc="http://schemas.openxmlformats.org/markup-compatibility/2006" xmlns:aink="http://schemas.microsoft.com/office/drawing/2016/ink" xmlns:am3d="http://schemas.microsoft.com/office/drawing/2017/model3d" xmlns:o="urn:schemas-microsoft-com:office:office" xmlns:oel="http://schemas.microsoft.com/office/2019/extlst" xmlns:r="http://schemas.openxmlformats.org/officeDocument/2006/relationships" xmlns:m="http://schemas.openxmlformats.org/officeDocument/2006/math" xmlns:v="urn:schemas-microsoft-com:vml" xmlns:wp14="http://schemas.microsoft.com/office/word/2010/wordprocessingDrawing" xmlns:wp="http://schemas.openxmlformats.org/drawingml/2006/wordprocessingDrawing" xmlns:w10="urn:schemas-microsoft-com:office:word" xmlns:w="http://schemas.openxmlformats.org/wordprocessingml/2006/main" xmlns:w14="http://schemas.microsoft.com/office/word/2010/wordml" xmlns:w15="http://schemas.microsoft.com/office/word/2012/wordml" xmlns:w16cex="http://schemas.microsoft.com/office/word/2018/wordml/cex" xmlns:w16cid="http://schemas.microsoft.com/office/word/2016/wordml/cid" xmlns:w16="http://schemas.microsoft.com/office/word/2018/wordml" xmlns:w16du="http://schemas.microsoft.com/office/word/2023/wordml/word16du" xmlns:w16sdtdh="http://schemas.microsoft.com/office/word/2020/wordml/sdtdatahash" xmlns:w16sdtfl="http://schemas.microsoft.com/office/word/2024/wordml/sdtformatlock" xmlns:w16se="http://schemas.microsoft.com/office/word/2015/wordml/symex" xmlns:wpg="http://schemas.microsoft.com/office/word/2010/wordprocessingGroup" xmlns:wpi="http://schemas.microsoft.com/office/word/2010/wordprocessingInk" xmlns:wne="http://schemas.microsoft.com/office/word/2006/wordml" xmlns:wps="http://schemas.microsoft.com/office/word/2010/wordprocessingShape" mc:Ignorable="w14 w15 w16se w16cid w16 w16cex w16sdtdh w16sdtfl w16du wp14">
-  <w:comment w:id="0" w:author="Daniel Schindler" w:date="2025-10-06T11:08:00Z" w:initials="DS">
+  <w:comment w:id="0" w:author="Daniel Schindler" w:date="2025-10-25T09:30:00Z" w:initials="DS">
     <w:p>
       <w:pPr>
         <w:pStyle w:val="CommentText"/>
@@ -1474,12 +1783,15 @@
         <w:annotationRef/>
       </w:r>
       <w:r>
-        <w:t>Beautiful, but fonts are pretty small</w:t>
+        <w:t>Beautiful figure!</w:t>
       </w:r>
     </w:p>
   </w:comment>
-  <w:comment w:id="1" w:author="Benjamin J. Makhlouf" w:date="2025-09-07T14:23:00Z" w:initials="b">
-    <w:p>
+  <w:comment w:id="1" w:author="Daniel Schindler" w:date="2025-10-25T09:43:00Z" w:initials="DS">
+    <w:p>
+      <w:pPr>
+        <w:pStyle w:val="CommentText"/>
+      </w:pPr>
       <w:r>
         <w:rPr>
           <w:rStyle w:val="CommentReference"/>
@@ -1487,15 +1799,11 @@
         <w:annotationRef/>
       </w:r>
       <w:r>
-        <w:rPr>
-          <w:sz w:val="20"/>
-          <w:szCs w:val="20"/>
-        </w:rPr>
-        <w:t xml:space="preserve">Working on these. I'll change the color scheme of the isoscape and find a way to show the CWAK geographic region. </w:t>
+        <w:t>Double check the locations of sample sites on the map. Bethel is farther upstream than the dot shows. Also the LYTF is farther upstream as well.</w:t>
       </w:r>
     </w:p>
   </w:comment>
-  <w:comment w:id="2" w:author="Daniel Schindler" w:date="2025-10-06T11:10:00Z" w:initials="DS">
+  <w:comment w:id="2" w:author="Daniel Schindler" w:date="2025-10-25T09:36:00Z" w:initials="DS">
     <w:p>
       <w:pPr>
         <w:pStyle w:val="CommentText"/>
@@ -1507,11 +1815,43 @@
         <w:annotationRef/>
       </w:r>
       <w:r>
+        <w:t>So the numbers are the number of fish in each box from the test sample set? Not sure what the numbers are...</w:t>
+      </w:r>
+    </w:p>
+  </w:comment>
+  <w:comment w:id="5" w:author="Daniel Schindler" w:date="2025-10-25T09:39:00Z" w:initials="DS">
+    <w:p>
+      <w:pPr>
+        <w:pStyle w:val="CommentText"/>
+      </w:pPr>
+      <w:r>
+        <w:rPr>
+          <w:rStyle w:val="CommentReference"/>
+        </w:rPr>
+        <w:annotationRef/>
+      </w:r>
+      <w:r>
+        <w:t>But what is a data point on this figure? Don’t you have hundreds of data points on each sample?</w:t>
+      </w:r>
+    </w:p>
+  </w:comment>
+  <w:comment w:id="10" w:author="Daniel Schindler" w:date="2025-10-06T11:10:00Z" w:initials="DS">
+    <w:p>
+      <w:pPr>
+        <w:pStyle w:val="CommentText"/>
+      </w:pPr>
+      <w:r>
+        <w:rPr>
+          <w:rStyle w:val="CommentReference"/>
+        </w:rPr>
+        <w:annotationRef/>
+      </w:r>
+      <w:r>
         <w:t>This is a cool result which is not particularly well highlighted in the Discussion. Might want to think about how to highlight these results more.</w:t>
       </w:r>
     </w:p>
   </w:comment>
-  <w:comment w:id="3" w:author="Daniel Schindler" w:date="2025-10-06T11:10:00Z" w:initials="DS">
+  <w:comment w:id="11" w:author="Daniel Schindler" w:date="2025-10-06T11:10:00Z" w:initials="DS">
     <w:p>
       <w:pPr>
         <w:pStyle w:val="CommentText"/>
@@ -1524,6 +1864,22 @@
       </w:r>
       <w:r>
         <w:t>Fonts are very small</w:t>
+      </w:r>
+    </w:p>
+  </w:comment>
+  <w:comment w:id="12" w:author="Daniel Schindler" w:date="2025-10-25T09:42:00Z" w:initials="DS">
+    <w:p>
+      <w:pPr>
+        <w:pStyle w:val="CommentText"/>
+      </w:pPr>
+      <w:r>
+        <w:rPr>
+          <w:rStyle w:val="CommentReference"/>
+        </w:rPr>
+        <w:annotationRef/>
+      </w:r>
+      <w:r>
+        <w:t>I think you should sneak in a subtitle on the B panels that says something like ‘loading on PC1, PC2, etc)</w:t>
       </w:r>
     </w:p>
   </w:comment>
@@ -1532,28 +1888,37 @@
 
 <file path=word/commentsExtended.xml><?xml version="1.0" encoding="utf-8"?>
 <w15:commentsEx xmlns:wpc="http://schemas.microsoft.com/office/word/2010/wordprocessingCanvas" xmlns:cx="http://schemas.microsoft.com/office/drawing/2014/chartex" xmlns:cx1="http://schemas.microsoft.com/office/drawing/2015/9/8/chartex" xmlns:cx2="http://schemas.microsoft.com/office/drawing/2015/10/21/chartex" xmlns:cx3="http://schemas.microsoft.com/office/drawing/2016/5/9/chartex" xmlns:cx4="http://schemas.microsoft.com/office/drawing/2016/5/10/chartex" xmlns:cx5="http://schemas.microsoft.com/office/drawing/2016/5/11/chartex" xmlns:cx6="http://schemas.microsoft.com/office/drawing/2016/5/12/chartex" xmlns:cx7="http://schemas.microsoft.com/office/drawing/2016/5/13/chartex" xmlns:cx8="http://schemas.microsoft.com/office/drawing/2016/5/14/chartex" xmlns:mc="http://schemas.openxmlformats.org/markup-compatibility/2006" xmlns:aink="http://schemas.microsoft.com/office/drawing/2016/ink" xmlns:am3d="http://schemas.microsoft.com/office/drawing/2017/model3d" xmlns:o="urn:schemas-microsoft-com:office:office" xmlns:oel="http://schemas.microsoft.com/office/2019/extlst" xmlns:r="http://schemas.openxmlformats.org/officeDocument/2006/relationships" xmlns:m="http://schemas.openxmlformats.org/officeDocument/2006/math" xmlns:v="urn:schemas-microsoft-com:vml" xmlns:wp14="http://schemas.microsoft.com/office/word/2010/wordprocessingDrawing" xmlns:wp="http://schemas.openxmlformats.org/drawingml/2006/wordprocessingDrawing" xmlns:w10="urn:schemas-microsoft-com:office:word" xmlns:w="http://schemas.openxmlformats.org/wordprocessingml/2006/main" xmlns:w14="http://schemas.microsoft.com/office/word/2010/wordml" xmlns:w15="http://schemas.microsoft.com/office/word/2012/wordml" xmlns:w16cex="http://schemas.microsoft.com/office/word/2018/wordml/cex" xmlns:w16cid="http://schemas.microsoft.com/office/word/2016/wordml/cid" xmlns:w16="http://schemas.microsoft.com/office/word/2018/wordml" xmlns:w16du="http://schemas.microsoft.com/office/word/2023/wordml/word16du" xmlns:w16sdtdh="http://schemas.microsoft.com/office/word/2020/wordml/sdtdatahash" xmlns:w16sdtfl="http://schemas.microsoft.com/office/word/2024/wordml/sdtformatlock" xmlns:w16se="http://schemas.microsoft.com/office/word/2015/wordml/symex" xmlns:wpg="http://schemas.microsoft.com/office/word/2010/wordprocessingGroup" xmlns:wpi="http://schemas.microsoft.com/office/word/2010/wordprocessingInk" xmlns:wne="http://schemas.microsoft.com/office/word/2006/wordml" xmlns:wps="http://schemas.microsoft.com/office/word/2010/wordprocessingShape" mc:Ignorable="w14 w15 w16se w16cid w16 w16cex w16sdtdh w16sdtfl w16du wp14">
-  <w15:commentEx w15:paraId="384C15B7" w15:done="0"/>
-  <w15:commentEx w15:paraId="215C4347" w15:done="1"/>
+  <w15:commentEx w15:paraId="0D283BE3" w15:done="0"/>
+  <w15:commentEx w15:paraId="4EB50266" w15:done="0"/>
+  <w15:commentEx w15:paraId="41505919" w15:done="0"/>
+  <w15:commentEx w15:paraId="2DCA7784" w15:done="0"/>
   <w15:commentEx w15:paraId="0DD29C92" w15:done="0"/>
   <w15:commentEx w15:paraId="40117E77" w15:paraIdParent="0DD29C92" w15:done="0"/>
+  <w15:commentEx w15:paraId="158273AC" w15:done="0"/>
 </w15:commentsEx>
 </file>
 
 <file path=word/commentsExtensible.xml><?xml version="1.0" encoding="utf-8"?>
 <w16cex:commentsExtensible xmlns:wpc="http://schemas.microsoft.com/office/word/2010/wordprocessingCanvas" xmlns:cx="http://schemas.microsoft.com/office/drawing/2014/chartex" xmlns:cx1="http://schemas.microsoft.com/office/drawing/2015/9/8/chartex" xmlns:cx2="http://schemas.microsoft.com/office/drawing/2015/10/21/chartex" xmlns:cx3="http://schemas.microsoft.com/office/drawing/2016/5/9/chartex" xmlns:cx4="http://schemas.microsoft.com/office/drawing/2016/5/10/chartex" xmlns:cx5="http://schemas.microsoft.com/office/drawing/2016/5/11/chartex" xmlns:cx6="http://schemas.microsoft.com/office/drawing/2016/5/12/chartex" xmlns:cx7="http://schemas.microsoft.com/office/drawing/2016/5/13/chartex" xmlns:cx8="http://schemas.microsoft.com/office/drawing/2016/5/14/chartex" xmlns:cr="http://schemas.microsoft.com/office/comments/2020/reactions" xmlns:mc="http://schemas.openxmlformats.org/markup-compatibility/2006" xmlns:aink="http://schemas.microsoft.com/office/drawing/2016/ink" xmlns:am3d="http://schemas.microsoft.com/office/drawing/2017/model3d" xmlns:o="urn:schemas-microsoft-com:office:office" xmlns:oel="http://schemas.microsoft.com/office/2019/extlst" xmlns:r="http://schemas.openxmlformats.org/officeDocument/2006/relationships" xmlns:m="http://schemas.openxmlformats.org/officeDocument/2006/math" xmlns:v="urn:schemas-microsoft-com:vml" xmlns:wp14="http://schemas.microsoft.com/office/word/2010/wordprocessingDrawing" xmlns:wp="http://schemas.openxmlformats.org/drawingml/2006/wordprocessingDrawing" xmlns:w10="urn:schemas-microsoft-com:office:word" xmlns:w="http://schemas.openxmlformats.org/wordprocessingml/2006/main" xmlns:w14="http://schemas.microsoft.com/office/word/2010/wordml" xmlns:w15="http://schemas.microsoft.com/office/word/2012/wordml" xmlns:w16cex="http://schemas.microsoft.com/office/word/2018/wordml/cex" xmlns:w16cid="http://schemas.microsoft.com/office/word/2016/wordml/cid" xmlns:w16="http://schemas.microsoft.com/office/word/2018/wordml" xmlns:w16du="http://schemas.microsoft.com/office/word/2023/wordml/word16du" xmlns:w16sdtdh="http://schemas.microsoft.com/office/word/2020/wordml/sdtdatahash" xmlns:w16sdtfl="http://schemas.microsoft.com/office/word/2024/wordml/sdtformatlock" xmlns:w16se="http://schemas.microsoft.com/office/word/2015/wordml/symex" xmlns:wpg="http://schemas.microsoft.com/office/word/2010/wordprocessingGroup" xmlns:wpi="http://schemas.microsoft.com/office/word/2010/wordprocessingInk" xmlns:wne="http://schemas.microsoft.com/office/word/2006/wordml" xmlns:wps="http://schemas.microsoft.com/office/word/2010/wordprocessingShape" mc:Ignorable="w14 w15 w16se w16cid w16 w16cex w16sdtdh w16sdtfl cr w16du wp14">
-  <w16cex:commentExtensible w16cex:durableId="5B790A68" w16cex:dateUtc="2025-10-06T18:08:00Z"/>
-  <w16cex:commentExtensible w16cex:durableId="282C9BDF" w16cex:dateUtc="2025-09-07T21:23:00Z"/>
+  <w16cex:commentExtensible w16cex:durableId="097BE8A5" w16cex:dateUtc="2025-10-25T16:30:00Z"/>
+  <w16cex:commentExtensible w16cex:durableId="415B9344" w16cex:dateUtc="2025-10-25T16:43:00Z"/>
+  <w16cex:commentExtensible w16cex:durableId="6CEAFE59" w16cex:dateUtc="2025-10-25T16:36:00Z"/>
+  <w16cex:commentExtensible w16cex:durableId="703AA666" w16cex:dateUtc="2025-10-25T16:39:00Z"/>
   <w16cex:commentExtensible w16cex:durableId="11D61FD6" w16cex:dateUtc="2025-10-06T18:10:00Z"/>
   <w16cex:commentExtensible w16cex:durableId="7531CF4E" w16cex:dateUtc="2025-10-06T18:10:00Z"/>
+  <w16cex:commentExtensible w16cex:durableId="13446255" w16cex:dateUtc="2025-10-25T16:42:00Z"/>
 </w16cex:commentsExtensible>
 </file>
 
 <file path=word/commentsIds.xml><?xml version="1.0" encoding="utf-8"?>
 <w16cid:commentsIds xmlns:wpc="http://schemas.microsoft.com/office/word/2010/wordprocessingCanvas" xmlns:cx="http://schemas.microsoft.com/office/drawing/2014/chartex" xmlns:cx1="http://schemas.microsoft.com/office/drawing/2015/9/8/chartex" xmlns:cx2="http://schemas.microsoft.com/office/drawing/2015/10/21/chartex" xmlns:cx3="http://schemas.microsoft.com/office/drawing/2016/5/9/chartex" xmlns:cx4="http://schemas.microsoft.com/office/drawing/2016/5/10/chartex" xmlns:cx5="http://schemas.microsoft.com/office/drawing/2016/5/11/chartex" xmlns:cx6="http://schemas.microsoft.com/office/drawing/2016/5/12/chartex" xmlns:cx7="http://schemas.microsoft.com/office/drawing/2016/5/13/chartex" xmlns:cx8="http://schemas.microsoft.com/office/drawing/2016/5/14/chartex" xmlns:mc="http://schemas.openxmlformats.org/markup-compatibility/2006" xmlns:aink="http://schemas.microsoft.com/office/drawing/2016/ink" xmlns:am3d="http://schemas.microsoft.com/office/drawing/2017/model3d" xmlns:o="urn:schemas-microsoft-com:office:office" xmlns:oel="http://schemas.microsoft.com/office/2019/extlst" xmlns:r="http://schemas.openxmlformats.org/officeDocument/2006/relationships" xmlns:m="http://schemas.openxmlformats.org/officeDocument/2006/math" xmlns:v="urn:schemas-microsoft-com:vml" xmlns:wp14="http://schemas.microsoft.com/office/word/2010/wordprocessingDrawing" xmlns:wp="http://schemas.openxmlformats.org/drawingml/2006/wordprocessingDrawing" xmlns:w10="urn:schemas-microsoft-com:office:word" xmlns:w="http://schemas.openxmlformats.org/wordprocessingml/2006/main" xmlns:w14="http://schemas.microsoft.com/office/word/2010/wordml" xmlns:w15="http://schemas.microsoft.com/office/word/2012/wordml" xmlns:w16cex="http://schemas.microsoft.com/office/word/2018/wordml/cex" xmlns:w16cid="http://schemas.microsoft.com/office/word/2016/wordml/cid" xmlns:w16="http://schemas.microsoft.com/office/word/2018/wordml" xmlns:w16du="http://schemas.microsoft.com/office/word/2023/wordml/word16du" xmlns:w16sdtdh="http://schemas.microsoft.com/office/word/2020/wordml/sdtdatahash" xmlns:w16sdtfl="http://schemas.microsoft.com/office/word/2024/wordml/sdtformatlock" xmlns:w16se="http://schemas.microsoft.com/office/word/2015/wordml/symex" xmlns:wpg="http://schemas.microsoft.com/office/word/2010/wordprocessingGroup" xmlns:wpi="http://schemas.microsoft.com/office/word/2010/wordprocessingInk" xmlns:wne="http://schemas.microsoft.com/office/word/2006/wordml" xmlns:wps="http://schemas.microsoft.com/office/word/2010/wordprocessingShape" mc:Ignorable="w14 w15 w16se w16cid w16 w16cex w16sdtdh w16sdtfl w16du wp14">
-  <w16cid:commentId w16cid:paraId="384C15B7" w16cid:durableId="5B790A68"/>
-  <w16cid:commentId w16cid:paraId="215C4347" w16cid:durableId="282C9BDF"/>
+  <w16cid:commentId w16cid:paraId="0D283BE3" w16cid:durableId="097BE8A5"/>
+  <w16cid:commentId w16cid:paraId="4EB50266" w16cid:durableId="415B9344"/>
+  <w16cid:commentId w16cid:paraId="41505919" w16cid:durableId="6CEAFE59"/>
+  <w16cid:commentId w16cid:paraId="2DCA7784" w16cid:durableId="703AA666"/>
   <w16cid:commentId w16cid:paraId="0DD29C92" w16cid:durableId="11D61FD6"/>
   <w16cid:commentId w16cid:paraId="40117E77" w16cid:durableId="7531CF4E"/>
+  <w16cid:commentId w16cid:paraId="158273AC" w16cid:durableId="13446255"/>
 </w16cid:commentsIds>
 </file>
 
@@ -1561,9 +1926,6 @@
 <w15:people xmlns:wpc="http://schemas.microsoft.com/office/word/2010/wordprocessingCanvas" xmlns:cx="http://schemas.microsoft.com/office/drawing/2014/chartex" xmlns:cx1="http://schemas.microsoft.com/office/drawing/2015/9/8/chartex" xmlns:cx2="http://schemas.microsoft.com/office/drawing/2015/10/21/chartex" xmlns:cx3="http://schemas.microsoft.com/office/drawing/2016/5/9/chartex" xmlns:cx4="http://schemas.microsoft.com/office/drawing/2016/5/10/chartex" xmlns:cx5="http://schemas.microsoft.com/office/drawing/2016/5/11/chartex" xmlns:cx6="http://schemas.microsoft.com/office/drawing/2016/5/12/chartex" xmlns:cx7="http://schemas.microsoft.com/office/drawing/2016/5/13/chartex" xmlns:cx8="http://schemas.microsoft.com/office/drawing/2016/5/14/chartex" xmlns:mc="http://schemas.openxmlformats.org/markup-compatibility/2006" xmlns:aink="http://schemas.microsoft.com/office/drawing/2016/ink" xmlns:am3d="http://schemas.microsoft.com/office/drawing/2017/model3d" xmlns:o="urn:schemas-microsoft-com:office:office" xmlns:oel="http://schemas.microsoft.com/office/2019/extlst" xmlns:r="http://schemas.openxmlformats.org/officeDocument/2006/relationships" xmlns:m="http://schemas.openxmlformats.org/officeDocument/2006/math" xmlns:v="urn:schemas-microsoft-com:vml" xmlns:wp14="http://schemas.microsoft.com/office/word/2010/wordprocessingDrawing" xmlns:wp="http://schemas.openxmlformats.org/drawingml/2006/wordprocessingDrawing" xmlns:w10="urn:schemas-microsoft-com:office:word" xmlns:w="http://schemas.openxmlformats.org/wordprocessingml/2006/main" xmlns:w14="http://schemas.microsoft.com/office/word/2010/wordml" xmlns:w15="http://schemas.microsoft.com/office/word/2012/wordml" xmlns:w16cex="http://schemas.microsoft.com/office/word/2018/wordml/cex" xmlns:w16cid="http://schemas.microsoft.com/office/word/2016/wordml/cid" xmlns:w16="http://schemas.microsoft.com/office/word/2018/wordml" xmlns:w16du="http://schemas.microsoft.com/office/word/2023/wordml/word16du" xmlns:w16sdtdh="http://schemas.microsoft.com/office/word/2020/wordml/sdtdatahash" xmlns:w16sdtfl="http://schemas.microsoft.com/office/word/2024/wordml/sdtformatlock" xmlns:w16se="http://schemas.microsoft.com/office/word/2015/wordml/symex" xmlns:wpg="http://schemas.microsoft.com/office/word/2010/wordprocessingGroup" xmlns:wpi="http://schemas.microsoft.com/office/word/2010/wordprocessingInk" xmlns:wne="http://schemas.microsoft.com/office/word/2006/wordml" xmlns:wps="http://schemas.microsoft.com/office/word/2010/wordprocessingShape" mc:Ignorable="w14 w15 w16se w16cid w16 w16cex w16sdtdh w16sdtfl w16du wp14">
   <w15:person w15:author="Daniel Schindler">
     <w15:presenceInfo w15:providerId="AD" w15:userId="S::deschind@uw.edu::638f7977-a89c-40df-b85e-dc804ddb30d9"/>
-  </w15:person>
-  <w15:person w15:author="Benjamin J. Makhlouf">
-    <w15:presenceInfo w15:providerId="AD" w15:userId="S::bmak29@uw.edu::e2d819b1-db99-41fc-888c-ad60b4d561ad"/>
   </w15:person>
 </w15:people>
 </file>
@@ -2551,6 +2913,16 @@
       <w:szCs w:val="20"/>
     </w:rPr>
   </w:style>
+  <w:style w:type="paragraph" w:styleId="Revision">
+    <w:name w:val="Revision"/>
+    <w:hidden/>
+    <w:uiPriority w:val="99"/>
+    <w:semiHidden/>
+    <w:rsid w:val="00E26B48"/>
+    <w:pPr>
+      <w:spacing w:after="0" w:line="240" w:lineRule="auto"/>
+    </w:pPr>
+  </w:style>
 </w:styles>
 </file>
 
@@ -2847,4 +3219,16 @@
     </a:ext>
   </a:extLst>
 </a:theme>
+</file>
+
+<file path=customXml/item1.xml><?xml version="1.0" encoding="utf-8"?>
+<b:Sources xmlns:b="http://schemas.openxmlformats.org/officeDocument/2006/bibliography" xmlns="http://schemas.openxmlformats.org/officeDocument/2006/bibliography" SelectedStyle="\APASixthEditionOfficeOnline.xsl" StyleName="APA" Version="6"/>
+</file>
+
+<file path=customXml/itemProps1.xml><?xml version="1.0" encoding="utf-8"?>
+<ds:datastoreItem xmlns:ds="http://schemas.openxmlformats.org/officeDocument/2006/customXml" ds:itemID="{AD7D3BED-D094-4596-84F7-59360C3814AE}">
+  <ds:schemaRefs>
+    <ds:schemaRef ds:uri="http://schemas.openxmlformats.org/officeDocument/2006/bibliography"/>
+  </ds:schemaRefs>
+</ds:datastoreItem>
 </file>
--- a/Docs/FeedbackIn/FIGURES Machine learning applied to otolith timeseries data to discriminate river of origin for Western Alaska Salmon.docx
+++ b/Docs/FeedbackIn/FIGURES Machine learning applied to otolith timeseries data to discriminate river of origin for Western Alaska Salmon.docx
@@ -1888,7 +1888,7 @@
 
 <file path=word/commentsExtended.xml><?xml version="1.0" encoding="utf-8"?>
 <w15:commentsEx xmlns:wpc="http://schemas.microsoft.com/office/word/2010/wordprocessingCanvas" xmlns:cx="http://schemas.microsoft.com/office/drawing/2014/chartex" xmlns:cx1="http://schemas.microsoft.com/office/drawing/2015/9/8/chartex" xmlns:cx2="http://schemas.microsoft.com/office/drawing/2015/10/21/chartex" xmlns:cx3="http://schemas.microsoft.com/office/drawing/2016/5/9/chartex" xmlns:cx4="http://schemas.microsoft.com/office/drawing/2016/5/10/chartex" xmlns:cx5="http://schemas.microsoft.com/office/drawing/2016/5/11/chartex" xmlns:cx6="http://schemas.microsoft.com/office/drawing/2016/5/12/chartex" xmlns:cx7="http://schemas.microsoft.com/office/drawing/2016/5/13/chartex" xmlns:cx8="http://schemas.microsoft.com/office/drawing/2016/5/14/chartex" xmlns:mc="http://schemas.openxmlformats.org/markup-compatibility/2006" xmlns:aink="http://schemas.microsoft.com/office/drawing/2016/ink" xmlns:am3d="http://schemas.microsoft.com/office/drawing/2017/model3d" xmlns:o="urn:schemas-microsoft-com:office:office" xmlns:oel="http://schemas.microsoft.com/office/2019/extlst" xmlns:r="http://schemas.openxmlformats.org/officeDocument/2006/relationships" xmlns:m="http://schemas.openxmlformats.org/officeDocument/2006/math" xmlns:v="urn:schemas-microsoft-com:vml" xmlns:wp14="http://schemas.microsoft.com/office/word/2010/wordprocessingDrawing" xmlns:wp="http://schemas.openxmlformats.org/drawingml/2006/wordprocessingDrawing" xmlns:w10="urn:schemas-microsoft-com:office:word" xmlns:w="http://schemas.openxmlformats.org/wordprocessingml/2006/main" xmlns:w14="http://schemas.microsoft.com/office/word/2010/wordml" xmlns:w15="http://schemas.microsoft.com/office/word/2012/wordml" xmlns:w16cex="http://schemas.microsoft.com/office/word/2018/wordml/cex" xmlns:w16cid="http://schemas.microsoft.com/office/word/2016/wordml/cid" xmlns:w16="http://schemas.microsoft.com/office/word/2018/wordml" xmlns:w16du="http://schemas.microsoft.com/office/word/2023/wordml/word16du" xmlns:w16sdtdh="http://schemas.microsoft.com/office/word/2020/wordml/sdtdatahash" xmlns:w16sdtfl="http://schemas.microsoft.com/office/word/2024/wordml/sdtformatlock" xmlns:w16se="http://schemas.microsoft.com/office/word/2015/wordml/symex" xmlns:wpg="http://schemas.microsoft.com/office/word/2010/wordprocessingGroup" xmlns:wpi="http://schemas.microsoft.com/office/word/2010/wordprocessingInk" xmlns:wne="http://schemas.microsoft.com/office/word/2006/wordml" xmlns:wps="http://schemas.microsoft.com/office/word/2010/wordprocessingShape" mc:Ignorable="w14 w15 w16se w16cid w16 w16cex w16sdtdh w16sdtfl w16du wp14">
-  <w15:commentEx w15:paraId="0D283BE3" w15:done="0"/>
+  <w15:commentEx w15:paraId="0D283BE3" w15:done="1"/>
   <w15:commentEx w15:paraId="4EB50266" w15:done="0"/>
   <w15:commentEx w15:paraId="41505919" w15:done="0"/>
   <w15:commentEx w15:paraId="2DCA7784" w15:done="0"/>

--- a/Docs/FeedbackIn/FIGURES Machine learning applied to otolith timeseries data to discriminate river of origin for Western Alaska Salmon.docx
+++ b/Docs/FeedbackIn/FIGURES Machine learning applied to otolith timeseries data to discriminate river of origin for Western Alaska Salmon.docx
@@ -359,453 +359,22 @@
           <w:szCs w:val="16"/>
         </w:rPr>
       </w:pPr>
-    </w:p>
-    <w:p>
-      <w:pPr>
-        <w:rPr>
-          <w:rFonts w:ascii="Garamond" w:hAnsi="Garamond"/>
-          <w:b/>
-          <w:bCs/>
-          <w:sz w:val="16"/>
-          <w:szCs w:val="16"/>
-        </w:rPr>
-      </w:pPr>
-      <w:r>
-        <w:rPr>
-          <w:rFonts w:ascii="Garamond" w:hAnsi="Garamond"/>
-          <w:b/>
-          <w:bCs/>
+      <w:r>
+        <w:rPr>
+          <w:rFonts w:ascii="Garamond" w:hAnsi="Garamond"/>
           <w:noProof/>
           <w:sz w:val="16"/>
           <w:szCs w:val="16"/>
         </w:rPr>
-        <w:drawing>
-          <wp:inline distT="0" distB="0" distL="0" distR="0" wp14:anchorId="0EE2AE9C" wp14:editId="060AFD3D">
-            <wp:extent cx="5943600" cy="2054225"/>
-            <wp:effectExtent l="0" t="0" r="0" b="3175"/>
-            <wp:docPr id="887724946" name="Picture 1" descr="A close-up of a graph&#10;&#10;AI-generated content may be incorrect."/>
-            <wp:cNvGraphicFramePr>
-              <a:graphicFrameLocks xmlns:a="http://schemas.openxmlformats.org/drawingml/2006/main" noChangeAspect="1"/>
-            </wp:cNvGraphicFramePr>
-            <a:graphic xmlns:a="http://schemas.openxmlformats.org/drawingml/2006/main">
-              <a:graphicData uri="http://schemas.openxmlformats.org/drawingml/2006/picture">
-                <pic:pic xmlns:pic="http://schemas.openxmlformats.org/drawingml/2006/picture">
-                  <pic:nvPicPr>
-                    <pic:cNvPr id="887724946" name="Picture 1" descr="A close-up of a graph&#10;&#10;AI-generated content may be incorrect."/>
-                    <pic:cNvPicPr/>
-                  </pic:nvPicPr>
-                  <pic:blipFill>
-                    <a:blip r:embed="rId10"/>
-                    <a:stretch>
-                      <a:fillRect/>
-                    </a:stretch>
-                  </pic:blipFill>
-                  <pic:spPr>
-                    <a:xfrm>
-                      <a:off x="0" y="0"/>
-                      <a:ext cx="5943600" cy="2054225"/>
-                    </a:xfrm>
-                    <a:prstGeom prst="rect">
-                      <a:avLst/>
-                    </a:prstGeom>
-                  </pic:spPr>
-                </pic:pic>
-              </a:graphicData>
-            </a:graphic>
-          </wp:inline>
-        </w:drawing>
-      </w:r>
-    </w:p>
-    <w:p>
-      <w:pPr>
-        <w:rPr>
-          <w:rFonts w:ascii="Garamond" w:hAnsi="Garamond"/>
-          <w:sz w:val="16"/>
-          <w:szCs w:val="16"/>
-        </w:rPr>
-      </w:pPr>
-      <w:r>
-        <w:rPr>
-          <w:rFonts w:ascii="Garamond" w:hAnsi="Garamond"/>
-          <w:b/>
-          <w:bCs/>
-          <w:sz w:val="22"/>
-          <w:szCs w:val="22"/>
-        </w:rPr>
-        <w:t xml:space="preserve">Figure </w:t>
-      </w:r>
-      <w:r>
-        <w:rPr>
-          <w:rFonts w:ascii="Garamond" w:hAnsi="Garamond"/>
-          <w:b/>
-          <w:bCs/>
-          <w:sz w:val="22"/>
-          <w:szCs w:val="22"/>
-        </w:rPr>
-        <w:t>2</w:t>
-      </w:r>
-      <w:r>
-        <w:rPr>
-          <w:rFonts w:ascii="Garamond" w:hAnsi="Garamond"/>
-          <w:b/>
-          <w:bCs/>
-          <w:sz w:val="22"/>
-          <w:szCs w:val="22"/>
-        </w:rPr>
-        <w:t>:</w:t>
-      </w:r>
-      <w:r>
-        <w:rPr>
-          <w:rFonts w:ascii="Garamond" w:hAnsi="Garamond"/>
-          <w:sz w:val="16"/>
-          <w:szCs w:val="16"/>
-        </w:rPr>
-        <w:t xml:space="preserve"> </w:t>
-      </w:r>
-      <w:r>
-        <w:rPr>
-          <w:rFonts w:ascii="Garamond" w:hAnsi="Garamond"/>
-          <w:sz w:val="22"/>
-          <w:szCs w:val="22"/>
-        </w:rPr>
-        <w:t xml:space="preserve">Model Performance comparison among data </w:t>
-      </w:r>
-      <w:r>
-        <w:rPr>
-          <w:rFonts w:ascii="Garamond" w:hAnsi="Garamond"/>
-          <w:sz w:val="22"/>
-          <w:szCs w:val="22"/>
-        </w:rPr>
-        <w:t xml:space="preserve">preprocessing steps </w:t>
-      </w:r>
-      <w:r>
-        <w:rPr>
-          <w:rFonts w:ascii="Garamond" w:hAnsi="Garamond"/>
-          <w:sz w:val="22"/>
-          <w:szCs w:val="22"/>
-        </w:rPr>
-        <w:t xml:space="preserve">and model types. Accuracy indicates the proportion of each class correctly classified. F1-Score is the harmonic mean of precision and recall, providing a balanced performance measure across all watershed classes. Results compare </w:t>
-      </w:r>
-      <w:r>
-        <w:rPr>
-          <w:rFonts w:ascii="Garamond" w:hAnsi="Garamond"/>
-          <w:sz w:val="22"/>
-          <w:szCs w:val="22"/>
-        </w:rPr>
-        <w:t>two</w:t>
-      </w:r>
-      <w:r>
-        <w:rPr>
-          <w:rFonts w:ascii="Garamond" w:hAnsi="Garamond"/>
-          <w:sz w:val="22"/>
-          <w:szCs w:val="22"/>
-        </w:rPr>
-        <w:t xml:space="preserve"> </w:t>
-      </w:r>
-      <w:r>
-        <w:rPr>
-          <w:rFonts w:ascii="Cambria Math" w:hAnsi="Cambria Math" w:cs="Cambria Math"/>
-          <w:sz w:val="22"/>
-          <w:szCs w:val="22"/>
-        </w:rPr>
-        <w:t>⁸⁷</w:t>
-      </w:r>
-      <w:r>
-        <w:rPr>
-          <w:rFonts w:ascii="Garamond" w:hAnsi="Garamond"/>
-          <w:sz w:val="22"/>
-          <w:szCs w:val="22"/>
-        </w:rPr>
-        <w:t>Sr/</w:t>
-      </w:r>
-      <w:r>
-        <w:rPr>
-          <w:rFonts w:ascii="Cambria Math" w:hAnsi="Cambria Math" w:cs="Cambria Math"/>
-          <w:sz w:val="22"/>
-          <w:szCs w:val="22"/>
-        </w:rPr>
-        <w:t>⁸⁶</w:t>
-      </w:r>
-      <w:r>
-        <w:rPr>
-          <w:rFonts w:ascii="Garamond" w:hAnsi="Garamond"/>
-          <w:sz w:val="22"/>
-          <w:szCs w:val="22"/>
-        </w:rPr>
-        <w:t xml:space="preserve">Sr </w:t>
-      </w:r>
-      <w:r>
-        <w:rPr>
-          <w:rFonts w:ascii="Garamond" w:hAnsi="Garamond"/>
-          <w:sz w:val="22"/>
-          <w:szCs w:val="22"/>
-        </w:rPr>
-        <w:t xml:space="preserve">timeseries smoothing </w:t>
-      </w:r>
-      <w:r>
-        <w:rPr>
-          <w:rFonts w:ascii="Garamond" w:hAnsi="Garamond"/>
-          <w:sz w:val="22"/>
-          <w:szCs w:val="22"/>
-        </w:rPr>
-        <w:t xml:space="preserve">methods (GAM, MA) </w:t>
-      </w:r>
-      <w:r>
-        <w:rPr>
-          <w:rFonts w:ascii="Garamond" w:hAnsi="Garamond"/>
-          <w:sz w:val="22"/>
-          <w:szCs w:val="22"/>
-        </w:rPr>
-        <w:t>a</w:t>
-      </w:r>
-      <w:r>
-        <w:rPr>
-          <w:rFonts w:ascii="Garamond" w:hAnsi="Garamond"/>
-          <w:sz w:val="22"/>
-          <w:szCs w:val="22"/>
-        </w:rPr>
-        <w:t xml:space="preserve">nd three machine learning algorithms (Random Forest, SVM, KNN) using either all test data (Total) or only overlapping isotope ranges (Overlapping). </w:t>
-      </w:r>
-      <w:r>
-        <w:rPr>
-          <w:rFonts w:ascii="Garamond" w:hAnsi="Garamond"/>
-          <w:sz w:val="22"/>
-          <w:szCs w:val="22"/>
-        </w:rPr>
-        <w:t>Darker green colors indicate higher scores</w:t>
-      </w:r>
-      <w:r>
-        <w:rPr>
-          <w:rFonts w:ascii="Garamond" w:hAnsi="Garamond"/>
-          <w:sz w:val="16"/>
-          <w:szCs w:val="16"/>
-        </w:rPr>
-        <w:t>.</w:t>
-      </w:r>
-    </w:p>
-    <w:p>
-      <w:pPr>
-        <w:rPr>
-          <w:rFonts w:ascii="Garamond" w:hAnsi="Garamond"/>
-          <w:sz w:val="16"/>
-          <w:szCs w:val="16"/>
-        </w:rPr>
-      </w:pPr>
-    </w:p>
-    <w:p>
-      <w:pPr>
-        <w:rPr>
-          <w:rFonts w:ascii="Garamond" w:hAnsi="Garamond"/>
-          <w:sz w:val="16"/>
-          <w:szCs w:val="16"/>
-        </w:rPr>
-      </w:pPr>
-      <w:r>
-        <w:rPr>
-          <w:rFonts w:ascii="Garamond" w:hAnsi="Garamond"/>
-          <w:noProof/>
-          <w:sz w:val="16"/>
-          <w:szCs w:val="16"/>
-        </w:rPr>
-        <w:drawing>
-          <wp:inline distT="0" distB="0" distL="0" distR="0" wp14:anchorId="16679699" wp14:editId="668105C7">
-            <wp:extent cx="5962810" cy="2981405"/>
-            <wp:effectExtent l="0" t="0" r="6350" b="3175"/>
-            <wp:docPr id="1789130704" name="Picture 6"/>
-            <wp:cNvGraphicFramePr>
-              <a:graphicFrameLocks xmlns:a="http://schemas.openxmlformats.org/drawingml/2006/main" noChangeAspect="1"/>
-            </wp:cNvGraphicFramePr>
-            <a:graphic xmlns:a="http://schemas.openxmlformats.org/drawingml/2006/main">
-              <a:graphicData uri="http://schemas.openxmlformats.org/drawingml/2006/picture">
-                <pic:pic xmlns:pic="http://schemas.openxmlformats.org/drawingml/2006/picture">
-                  <pic:nvPicPr>
-                    <pic:cNvPr id="1789130704" name="Picture 1789130704"/>
-                    <pic:cNvPicPr/>
-                  </pic:nvPicPr>
-                  <pic:blipFill>
-                    <a:blip r:embed="rId11"/>
-                    <a:stretch>
-                      <a:fillRect/>
-                    </a:stretch>
-                  </pic:blipFill>
-                  <pic:spPr>
-                    <a:xfrm>
-                      <a:off x="0" y="0"/>
-                      <a:ext cx="5988578" cy="2994289"/>
-                    </a:xfrm>
-                    <a:prstGeom prst="rect">
-                      <a:avLst/>
-                    </a:prstGeom>
-                  </pic:spPr>
-                </pic:pic>
-              </a:graphicData>
-            </a:graphic>
-          </wp:inline>
-        </w:drawing>
-      </w:r>
-      <w:r>
-        <w:rPr>
-          <w:rFonts w:ascii="Garamond" w:hAnsi="Garamond"/>
-          <w:sz w:val="16"/>
-          <w:szCs w:val="16"/>
-        </w:rPr>
-        <w:t xml:space="preserve"> </w:t>
-      </w:r>
-    </w:p>
-    <w:p>
-      <w:pPr>
-        <w:rPr>
-          <w:rFonts w:ascii="Garamond" w:hAnsi="Garamond"/>
-          <w:sz w:val="22"/>
-          <w:szCs w:val="22"/>
-        </w:rPr>
-      </w:pPr>
-      <w:r>
-        <w:rPr>
-          <w:rFonts w:ascii="Garamond" w:hAnsi="Garamond"/>
-          <w:b/>
-          <w:bCs/>
-          <w:sz w:val="22"/>
-          <w:szCs w:val="22"/>
-        </w:rPr>
-        <w:t>Figure 3:</w:t>
-      </w:r>
-      <w:r>
-        <w:rPr>
-          <w:rFonts w:ascii="Garamond" w:hAnsi="Garamond"/>
-          <w:sz w:val="22"/>
-          <w:szCs w:val="22"/>
-        </w:rPr>
-        <w:t xml:space="preserve"> </w:t>
-      </w:r>
-      <w:commentRangeStart w:id="2"/>
-      <w:r>
-        <w:rPr>
-          <w:rFonts w:ascii="Garamond" w:hAnsi="Garamond"/>
-          <w:sz w:val="22"/>
-          <w:szCs w:val="22"/>
-        </w:rPr>
-        <w:t>Confusion</w:t>
-      </w:r>
-      <w:commentRangeEnd w:id="2"/>
-      <w:r>
-        <w:rPr>
-          <w:rStyle w:val="CommentReference"/>
-        </w:rPr>
-        <w:commentReference w:id="2"/>
-      </w:r>
-      <w:r>
-        <w:rPr>
-          <w:rFonts w:ascii="Garamond" w:hAnsi="Garamond"/>
-          <w:sz w:val="22"/>
-          <w:szCs w:val="22"/>
-        </w:rPr>
-        <w:t xml:space="preserve"> matrix from the highest p</w:t>
-      </w:r>
-      <w:r>
-        <w:rPr>
-          <w:rFonts w:ascii="Garamond" w:hAnsi="Garamond"/>
-          <w:sz w:val="22"/>
-          <w:szCs w:val="22"/>
-        </w:rPr>
-        <w:t>er</w:t>
-      </w:r>
-      <w:r>
-        <w:rPr>
-          <w:rFonts w:ascii="Garamond" w:hAnsi="Garamond"/>
-          <w:sz w:val="22"/>
-          <w:szCs w:val="22"/>
-        </w:rPr>
-        <w:t xml:space="preserve">forming model (Random Forest on GAM Smoothed data) for both total </w:t>
-      </w:r>
-      <w:proofErr w:type="gramStart"/>
-      <w:r>
-        <w:rPr>
-          <w:rFonts w:ascii="Garamond" w:hAnsi="Garamond"/>
-          <w:sz w:val="22"/>
-          <w:szCs w:val="22"/>
-        </w:rPr>
-        <w:t>test</w:t>
-      </w:r>
-      <w:proofErr w:type="gramEnd"/>
-      <w:r>
-        <w:rPr>
-          <w:rFonts w:ascii="Garamond" w:hAnsi="Garamond"/>
-          <w:sz w:val="22"/>
-          <w:szCs w:val="22"/>
-        </w:rPr>
-        <w:t xml:space="preserve"> set and overlapping subset. Boxes along the horizontal axis indicate correctly classified individuals</w:t>
-      </w:r>
-      <w:r>
-        <w:rPr>
-          <w:rFonts w:ascii="Garamond" w:hAnsi="Garamond"/>
-          <w:sz w:val="22"/>
-          <w:szCs w:val="22"/>
-        </w:rPr>
-        <w:t xml:space="preserve"> (red). Vertical axis labels are the actual watershed labels whereas horizontal labels are the predicted class from the model. Percentage</w:t>
-      </w:r>
-      <w:r>
-        <w:rPr>
-          <w:rFonts w:ascii="Garamond" w:hAnsi="Garamond"/>
-          <w:sz w:val="22"/>
-          <w:szCs w:val="22"/>
-        </w:rPr>
-        <w:t>s indicate</w:t>
-      </w:r>
-      <w:r>
-        <w:rPr>
-          <w:rFonts w:ascii="Garamond" w:hAnsi="Garamond"/>
-          <w:sz w:val="22"/>
-          <w:szCs w:val="22"/>
-        </w:rPr>
-        <w:t xml:space="preserve"> the percent of the actual class identified as the predicted class. </w:t>
-      </w:r>
-      <w:r>
-        <w:rPr>
-          <w:rFonts w:ascii="Garamond" w:hAnsi="Garamond"/>
-          <w:sz w:val="22"/>
-          <w:szCs w:val="22"/>
-        </w:rPr>
-        <w:t xml:space="preserve">  </w:t>
-      </w:r>
-    </w:p>
-    <w:p>
-      <w:pPr>
-        <w:rPr>
-          <w:rFonts w:ascii="Garamond" w:hAnsi="Garamond"/>
-          <w:b/>
-          <w:bCs/>
-          <w:sz w:val="16"/>
-          <w:szCs w:val="16"/>
-        </w:rPr>
-      </w:pPr>
-    </w:p>
-    <w:p>
-      <w:pPr>
-        <w:rPr>
-          <w:rFonts w:ascii="Garamond" w:hAnsi="Garamond"/>
-          <w:b/>
-          <w:bCs/>
-          <w:sz w:val="16"/>
-          <w:szCs w:val="16"/>
-        </w:rPr>
-      </w:pPr>
-      <w:r>
-        <w:rPr>
-          <w:rFonts w:ascii="Garamond" w:hAnsi="Garamond"/>
-          <w:noProof/>
-          <w:sz w:val="16"/>
-          <w:szCs w:val="16"/>
-        </w:rPr>
         <w:lastRenderedPageBreak/>
         <w:drawing>
-          <wp:anchor distT="0" distB="0" distL="114300" distR="114300" simplePos="0" relativeHeight="251658240" behindDoc="0" locked="0" layoutInCell="1" allowOverlap="1" wp14:anchorId="4608D8C9" wp14:editId="1B8CF4B2">
+          <wp:anchor distT="0" distB="0" distL="114300" distR="114300" simplePos="0" relativeHeight="251658240" behindDoc="0" locked="0" layoutInCell="1" allowOverlap="1" wp14:anchorId="4608D8C9" wp14:editId="4163B2FD">
             <wp:simplePos x="0" y="0"/>
             <wp:positionH relativeFrom="column">
-              <wp:posOffset>-222885</wp:posOffset>
+              <wp:posOffset>-80645</wp:posOffset>
             </wp:positionH>
             <wp:positionV relativeFrom="paragraph">
-              <wp:posOffset>268605</wp:posOffset>
+              <wp:posOffset>0</wp:posOffset>
             </wp:positionV>
             <wp:extent cx="5962650" cy="4968875"/>
             <wp:effectExtent l="0" t="0" r="6350" b="0"/>
@@ -822,7 +391,7 @@
                     <pic:cNvPicPr/>
                   </pic:nvPicPr>
                   <pic:blipFill>
-                    <a:blip r:embed="rId12" cstate="print">
+                    <a:blip r:embed="rId10" cstate="print">
                       <a:extLst>
                         <a:ext uri="{28A0092B-C50C-407E-A947-70E740481C1C}">
                           <a14:useLocalDpi xmlns:a14="http://schemas.microsoft.com/office/drawing/2010/main" val="0"/>
@@ -859,17 +428,13 @@
       <w:pPr>
         <w:rPr>
           <w:rFonts w:ascii="Garamond" w:hAnsi="Garamond"/>
-          <w:sz w:val="22"/>
-          <w:szCs w:val="22"/>
-        </w:rPr>
-      </w:pPr>
-      <w:r>
-        <w:rPr>
-          <w:rFonts w:ascii="Garamond" w:hAnsi="Garamond"/>
-          <w:b/>
-          <w:bCs/>
-          <w:sz w:val="22"/>
-          <w:szCs w:val="22"/>
+        </w:rPr>
+      </w:pPr>
+      <w:r>
+        <w:rPr>
+          <w:rFonts w:ascii="Garamond" w:hAnsi="Garamond"/>
+          <w:b/>
+          <w:bCs/>
         </w:rPr>
         <w:t xml:space="preserve">Figure </w:t>
       </w:r>
@@ -878,174 +443,91 @@
           <w:rFonts w:ascii="Garamond" w:hAnsi="Garamond"/>
           <w:b/>
           <w:bCs/>
-          <w:sz w:val="22"/>
-          <w:szCs w:val="22"/>
-        </w:rPr>
-        <w:t>4</w:t>
-      </w:r>
-      <w:r>
-        <w:rPr>
-          <w:rFonts w:ascii="Garamond" w:hAnsi="Garamond"/>
-          <w:b/>
-          <w:bCs/>
-          <w:sz w:val="22"/>
-          <w:szCs w:val="22"/>
+        </w:rPr>
+        <w:t>2</w:t>
+      </w:r>
+      <w:r>
+        <w:rPr>
+          <w:rFonts w:ascii="Garamond" w:hAnsi="Garamond"/>
+          <w:b/>
+          <w:bCs/>
         </w:rPr>
         <w:t>:</w:t>
       </w:r>
       <w:r>
         <w:rPr>
           <w:rFonts w:ascii="Garamond" w:hAnsi="Garamond"/>
-          <w:sz w:val="22"/>
-          <w:szCs w:val="22"/>
-        </w:rPr>
-        <w:t xml:space="preserve"> Principal Component analysis of </w:t>
-      </w:r>
-      <w:del w:id="3" w:author="Daniel Schindler" w:date="2025-10-25T09:35:00Z" w16du:dateUtc="2025-10-25T16:35:00Z">
-        <w:r>
-          <w:rPr>
-            <w:rFonts w:ascii="Garamond" w:hAnsi="Garamond"/>
-            <w:sz w:val="22"/>
-            <w:szCs w:val="22"/>
-          </w:rPr>
-          <w:delText xml:space="preserve">gam </w:delText>
-        </w:r>
-      </w:del>
-      <w:ins w:id="4" w:author="Daniel Schindler" w:date="2025-10-25T09:35:00Z" w16du:dateUtc="2025-10-25T16:35:00Z">
-        <w:r>
-          <w:rPr>
-            <w:rFonts w:ascii="Garamond" w:hAnsi="Garamond"/>
-            <w:sz w:val="22"/>
-            <w:szCs w:val="22"/>
-          </w:rPr>
-          <w:t>GAM</w:t>
-        </w:r>
-        <w:r>
-          <w:rPr>
-            <w:rFonts w:ascii="Garamond" w:hAnsi="Garamond"/>
-            <w:sz w:val="22"/>
-            <w:szCs w:val="22"/>
-          </w:rPr>
-          <w:t xml:space="preserve"> </w:t>
-        </w:r>
-      </w:ins>
-      <w:r>
-        <w:rPr>
-          <w:rFonts w:ascii="Garamond" w:hAnsi="Garamond"/>
-          <w:sz w:val="22"/>
-          <w:szCs w:val="22"/>
-        </w:rPr>
-        <w:t>smoothed timeseries data (n = 2,</w:t>
-      </w:r>
-      <w:commentRangeStart w:id="5"/>
-      <w:r>
-        <w:rPr>
-          <w:rFonts w:ascii="Garamond" w:hAnsi="Garamond"/>
-          <w:sz w:val="22"/>
-          <w:szCs w:val="22"/>
-        </w:rPr>
-        <w:t>531</w:t>
-      </w:r>
-      <w:ins w:id="6" w:author="Daniel Schindler" w:date="2025-10-25T09:35:00Z" w16du:dateUtc="2025-10-25T16:35:00Z">
-        <w:r>
-          <w:rPr>
-            <w:rFonts w:ascii="Garamond" w:hAnsi="Garamond"/>
-            <w:sz w:val="22"/>
-            <w:szCs w:val="22"/>
-          </w:rPr>
-          <w:t xml:space="preserve"> </w:t>
-        </w:r>
-      </w:ins>
-      <w:commentRangeEnd w:id="5"/>
-      <w:ins w:id="7" w:author="Daniel Schindler" w:date="2025-10-25T09:39:00Z" w16du:dateUtc="2025-10-25T16:39:00Z">
-        <w:r>
-          <w:rPr>
-            <w:rStyle w:val="CommentReference"/>
-          </w:rPr>
-          <w:commentReference w:id="5"/>
-        </w:r>
-      </w:ins>
-      <w:ins w:id="8" w:author="Daniel Schindler" w:date="2025-10-25T09:35:00Z" w16du:dateUtc="2025-10-25T16:35:00Z">
-        <w:r>
-          <w:rPr>
-            <w:rFonts w:ascii="Garamond" w:hAnsi="Garamond"/>
-            <w:sz w:val="22"/>
-            <w:szCs w:val="22"/>
-          </w:rPr>
-          <w:t>o</w:t>
-        </w:r>
-      </w:ins>
-      <w:ins w:id="9" w:author="Daniel Schindler" w:date="2025-10-25T09:36:00Z" w16du:dateUtc="2025-10-25T16:36:00Z">
-        <w:r>
-          <w:rPr>
-            <w:rFonts w:ascii="Garamond" w:hAnsi="Garamond"/>
-            <w:sz w:val="22"/>
-            <w:szCs w:val="22"/>
-          </w:rPr>
-          <w:t>toliths</w:t>
-        </w:r>
-      </w:ins>
-      <w:r>
-        <w:rPr>
-          <w:rFonts w:ascii="Garamond" w:hAnsi="Garamond"/>
-          <w:sz w:val="22"/>
-          <w:szCs w:val="22"/>
-        </w:rPr>
-        <w:t>). Significant clustering is evident, but with overlap between all watersheds. Yukon (Blue points) contain a much larger range of values</w:t>
-      </w:r>
-      <w:r>
-        <w:rPr>
-          <w:rFonts w:ascii="Garamond" w:hAnsi="Garamond"/>
-          <w:sz w:val="22"/>
-          <w:szCs w:val="22"/>
-        </w:rPr>
-        <w:t xml:space="preserve">, indicative of the large range in natal </w:t>
+        </w:rPr>
+        <w:t xml:space="preserve"> Principal Component analysis of GAM smoothed timeseries data (n = 2,</w:t>
+      </w:r>
+      <w:commentRangeStart w:id="2"/>
+      <w:r>
+        <w:rPr>
+          <w:rFonts w:ascii="Garamond" w:hAnsi="Garamond"/>
+        </w:rPr>
+        <w:t xml:space="preserve">531 </w:t>
+      </w:r>
+      <w:commentRangeEnd w:id="2"/>
+      <w:r>
+        <w:rPr>
+          <w:rStyle w:val="CommentReference"/>
+          <w:rFonts w:ascii="Garamond" w:hAnsi="Garamond"/>
+          <w:sz w:val="24"/>
+          <w:szCs w:val="24"/>
+        </w:rPr>
+        <w:commentReference w:id="2"/>
+      </w:r>
+      <w:r>
+        <w:rPr>
+          <w:rFonts w:ascii="Garamond" w:hAnsi="Garamond"/>
+        </w:rPr>
+        <w:t xml:space="preserve">otoliths). Significant clustering is evident, but with overlap between all watersheds. Yukon (Blue points) contain a much larger range of values, indicative of the large range in natal </w:t>
       </w:r>
       <w:r>
         <w:rPr>
           <w:rFonts w:ascii="Cambria Math" w:hAnsi="Cambria Math" w:cs="Cambria Math"/>
-          <w:sz w:val="22"/>
-          <w:szCs w:val="22"/>
         </w:rPr>
         <w:t>⁸⁷</w:t>
       </w:r>
       <w:r>
         <w:rPr>
           <w:rFonts w:ascii="Garamond" w:hAnsi="Garamond"/>
-          <w:sz w:val="22"/>
-          <w:szCs w:val="22"/>
         </w:rPr>
         <w:t>Sr/</w:t>
       </w:r>
       <w:r>
         <w:rPr>
           <w:rFonts w:ascii="Cambria Math" w:hAnsi="Cambria Math" w:cs="Cambria Math"/>
-          <w:sz w:val="22"/>
-          <w:szCs w:val="22"/>
         </w:rPr>
         <w:t>⁸⁶</w:t>
       </w:r>
       <w:r>
         <w:rPr>
           <w:rFonts w:ascii="Garamond" w:hAnsi="Garamond"/>
-          <w:sz w:val="22"/>
-          <w:szCs w:val="22"/>
-        </w:rPr>
-        <w:t xml:space="preserve">Sr </w:t>
-      </w:r>
-      <w:r>
-        <w:rPr>
-          <w:rFonts w:ascii="Garamond" w:hAnsi="Garamond"/>
-          <w:sz w:val="22"/>
-          <w:szCs w:val="22"/>
-        </w:rPr>
-        <w:t xml:space="preserve">values in the basin. Kuskokwim (Red points) overlap between both Nushagak and Yukon fish, likely due to its position in the region between both watersheds. </w:t>
-      </w:r>
-    </w:p>
-    <w:p>
-      <w:pPr>
-        <w:rPr>
-          <w:rFonts w:ascii="Garamond" w:hAnsi="Garamond"/>
+        </w:rPr>
+        <w:t xml:space="preserve">Sr values in the basin. Kuskokwim (Red points) overlap between both </w:t>
+      </w:r>
+      <w:proofErr w:type="spellStart"/>
+      <w:r>
+        <w:rPr>
+          <w:rFonts w:ascii="Garamond" w:hAnsi="Garamond"/>
+        </w:rPr>
+        <w:t>Nushagak</w:t>
+      </w:r>
+      <w:proofErr w:type="spellEnd"/>
+      <w:r>
+        <w:rPr>
+          <w:rFonts w:ascii="Garamond" w:hAnsi="Garamond"/>
+        </w:rPr>
+        <w:t xml:space="preserve"> and Yukon fish, likely due to its position in the region between both watersheds. </w:t>
+      </w:r>
+    </w:p>
+    <w:p>
+      <w:pPr>
+        <w:rPr>
+          <w:rFonts w:ascii="Garamond" w:hAnsi="Garamond"/>
+          <w:b/>
+          <w:bCs/>
           <w:sz w:val="16"/>
           <w:szCs w:val="16"/>
         </w:rPr>
@@ -1055,78 +537,8 @@
       <w:pPr>
         <w:rPr>
           <w:rFonts w:ascii="Garamond" w:hAnsi="Garamond"/>
-          <w:sz w:val="16"/>
-          <w:szCs w:val="16"/>
-        </w:rPr>
-      </w:pPr>
-    </w:p>
-    <w:p>
-      <w:pPr>
-        <w:rPr>
-          <w:rFonts w:ascii="Garamond" w:hAnsi="Garamond"/>
-          <w:sz w:val="16"/>
-          <w:szCs w:val="16"/>
-        </w:rPr>
-      </w:pPr>
-    </w:p>
-    <w:p>
-      <w:pPr>
-        <w:rPr>
-          <w:rFonts w:ascii="Garamond" w:hAnsi="Garamond"/>
-          <w:sz w:val="16"/>
-          <w:szCs w:val="16"/>
-        </w:rPr>
-      </w:pPr>
-    </w:p>
-    <w:p>
-      <w:pPr>
-        <w:rPr>
-          <w:rFonts w:ascii="Garamond" w:hAnsi="Garamond"/>
-          <w:sz w:val="16"/>
-          <w:szCs w:val="16"/>
-        </w:rPr>
-      </w:pPr>
-    </w:p>
-    <w:p>
-      <w:pPr>
-        <w:rPr>
-          <w:rFonts w:ascii="Garamond" w:hAnsi="Garamond"/>
-          <w:sz w:val="16"/>
-          <w:szCs w:val="16"/>
-        </w:rPr>
-      </w:pPr>
-    </w:p>
-    <w:p>
-      <w:pPr>
-        <w:rPr>
-          <w:rFonts w:ascii="Garamond" w:hAnsi="Garamond"/>
-          <w:sz w:val="16"/>
-          <w:szCs w:val="16"/>
-        </w:rPr>
-      </w:pPr>
-    </w:p>
-    <w:p>
-      <w:pPr>
-        <w:rPr>
-          <w:rFonts w:ascii="Garamond" w:hAnsi="Garamond"/>
-          <w:sz w:val="16"/>
-          <w:szCs w:val="16"/>
-        </w:rPr>
-      </w:pPr>
-    </w:p>
-    <w:p>
-      <w:pPr>
-        <w:rPr>
-          <w:rFonts w:ascii="Garamond" w:hAnsi="Garamond"/>
-          <w:sz w:val="16"/>
-          <w:szCs w:val="16"/>
-        </w:rPr>
-      </w:pPr>
-    </w:p>
-    <w:p>
-      <w:pPr>
-        <w:rPr>
-          <w:rFonts w:ascii="Garamond" w:hAnsi="Garamond"/>
+          <w:b/>
+          <w:bCs/>
           <w:sz w:val="16"/>
           <w:szCs w:val="16"/>
         </w:rPr>
@@ -1138,11 +550,12 @@
           <w:sz w:val="16"/>
           <w:szCs w:val="16"/>
         </w:rPr>
+        <w:lastRenderedPageBreak/>
         <w:drawing>
-          <wp:inline distT="0" distB="0" distL="0" distR="0" wp14:anchorId="6BCD3F3F" wp14:editId="7EB9A63C">
-            <wp:extent cx="6409834" cy="3273398"/>
-            <wp:effectExtent l="0" t="0" r="3810" b="3810"/>
-            <wp:docPr id="219536095" name="Picture 2" descr="A group of graphs showing different types of data&#10;&#10;AI-generated content may be incorrect."/>
+          <wp:inline distT="0" distB="0" distL="0" distR="0" wp14:anchorId="2872C2BB" wp14:editId="5A83A858">
+            <wp:extent cx="5943600" cy="3034665"/>
+            <wp:effectExtent l="0" t="0" r="0" b="635"/>
+            <wp:docPr id="1067725208" name="Picture 2" descr="A group of graphs showing different types of data&#10;&#10;AI-generated content may be incorrect."/>
             <wp:cNvGraphicFramePr>
               <a:graphicFrameLocks xmlns:a="http://schemas.openxmlformats.org/drawingml/2006/main" noChangeAspect="1"/>
             </wp:cNvGraphicFramePr>
@@ -1154,7 +567,7 @@
                     <pic:cNvPicPr/>
                   </pic:nvPicPr>
                   <pic:blipFill>
-                    <a:blip r:embed="rId13" cstate="print">
+                    <a:blip r:embed="rId11" cstate="print">
                       <a:extLst>
                         <a:ext uri="{28A0092B-C50C-407E-A947-70E740481C1C}">
                           <a14:useLocalDpi xmlns:a14="http://schemas.microsoft.com/office/drawing/2010/main" val="0"/>
@@ -1168,7 +581,7 @@
                   <pic:spPr>
                     <a:xfrm>
                       <a:off x="0" y="0"/>
-                      <a:ext cx="6438129" cy="3287848"/>
+                      <a:ext cx="5943600" cy="3034665"/>
                     </a:xfrm>
                     <a:prstGeom prst="rect">
                       <a:avLst/>
@@ -1185,26 +598,13 @@
       <w:pPr>
         <w:rPr>
           <w:rFonts w:ascii="Garamond" w:hAnsi="Garamond"/>
-          <w:sz w:val="16"/>
-          <w:szCs w:val="16"/>
-        </w:rPr>
-      </w:pPr>
-    </w:p>
-    <w:p>
-      <w:pPr>
-        <w:rPr>
-          <w:rFonts w:ascii="Garamond" w:hAnsi="Garamond"/>
-          <w:sz w:val="22"/>
-          <w:szCs w:val="22"/>
-        </w:rPr>
-      </w:pPr>
-      <w:r>
-        <w:rPr>
-          <w:rFonts w:ascii="Garamond" w:hAnsi="Garamond"/>
-          <w:b/>
-          <w:bCs/>
-          <w:sz w:val="22"/>
-          <w:szCs w:val="22"/>
+        </w:rPr>
+      </w:pPr>
+      <w:r>
+        <w:rPr>
+          <w:rFonts w:ascii="Garamond" w:hAnsi="Garamond"/>
+          <w:b/>
+          <w:bCs/>
         </w:rPr>
         <w:t xml:space="preserve">Figure </w:t>
       </w:r>
@@ -1213,292 +613,103 @@
           <w:rFonts w:ascii="Garamond" w:hAnsi="Garamond"/>
           <w:b/>
           <w:bCs/>
-          <w:sz w:val="22"/>
-          <w:szCs w:val="22"/>
-        </w:rPr>
-        <w:t>5</w:t>
-      </w:r>
-      <w:r>
-        <w:rPr>
-          <w:rFonts w:ascii="Garamond" w:hAnsi="Garamond"/>
-          <w:b/>
-          <w:bCs/>
-          <w:sz w:val="22"/>
-          <w:szCs w:val="22"/>
-        </w:rPr>
-        <w:t>:</w:t>
-      </w:r>
-      <w:r>
-        <w:rPr>
-          <w:rFonts w:ascii="Garamond" w:hAnsi="Garamond"/>
-          <w:b/>
-          <w:bCs/>
-          <w:sz w:val="22"/>
-          <w:szCs w:val="22"/>
-        </w:rPr>
-        <w:t xml:space="preserve"> </w:t>
-      </w:r>
-      <w:r>
-        <w:rPr>
-          <w:rFonts w:ascii="Garamond" w:hAnsi="Garamond"/>
-          <w:sz w:val="22"/>
-          <w:szCs w:val="22"/>
-        </w:rPr>
-        <w:t>A)</w:t>
-      </w:r>
-      <w:r>
-        <w:rPr>
-          <w:rFonts w:ascii="Garamond" w:hAnsi="Garamond"/>
-          <w:sz w:val="22"/>
-          <w:szCs w:val="22"/>
-        </w:rPr>
-        <w:t xml:space="preserve"> Principal component analysis of all samples with a natal origin </w:t>
+        </w:rPr>
+        <w:t>3</w:t>
+      </w:r>
+      <w:r>
+        <w:rPr>
+          <w:rFonts w:ascii="Garamond" w:hAnsi="Garamond"/>
+          <w:b/>
+          <w:bCs/>
+        </w:rPr>
+        <w:t xml:space="preserve">: </w:t>
+      </w:r>
+      <w:r>
+        <w:rPr>
+          <w:rFonts w:ascii="Garamond" w:hAnsi="Garamond"/>
+        </w:rPr>
+        <w:t xml:space="preserve">A) Principal component analysis of all samples with a natal origin </w:t>
       </w:r>
       <w:r>
         <w:rPr>
           <w:rFonts w:ascii="Cambria Math" w:hAnsi="Cambria Math" w:cs="Cambria Math"/>
-          <w:sz w:val="22"/>
-          <w:szCs w:val="22"/>
         </w:rPr>
         <w:t>⁸⁷</w:t>
       </w:r>
       <w:r>
         <w:rPr>
           <w:rFonts w:ascii="Garamond" w:hAnsi="Garamond"/>
-          <w:sz w:val="22"/>
-          <w:szCs w:val="22"/>
         </w:rPr>
         <w:t>Sr/</w:t>
       </w:r>
       <w:r>
         <w:rPr>
           <w:rFonts w:ascii="Cambria Math" w:hAnsi="Cambria Math" w:cs="Cambria Math"/>
-          <w:sz w:val="22"/>
-          <w:szCs w:val="22"/>
         </w:rPr>
         <w:t>⁸⁶</w:t>
       </w:r>
       <w:r>
         <w:rPr>
           <w:rFonts w:ascii="Garamond" w:hAnsi="Garamond"/>
-          <w:sz w:val="22"/>
-          <w:szCs w:val="22"/>
-        </w:rPr>
-        <w:t>Sr</w:t>
-      </w:r>
-      <w:r>
-        <w:rPr>
-          <w:rFonts w:ascii="Garamond" w:hAnsi="Garamond"/>
-          <w:sz w:val="22"/>
-          <w:szCs w:val="22"/>
-        </w:rPr>
-        <w:t xml:space="preserve"> of 0.708</w:t>
-      </w:r>
-      <w:r>
-        <w:rPr>
-          <w:rFonts w:ascii="Garamond" w:hAnsi="Garamond"/>
-          <w:sz w:val="22"/>
-          <w:szCs w:val="22"/>
-        </w:rPr>
-        <w:t xml:space="preserve">0 </w:t>
-      </w:r>
-      <w:r>
-        <w:rPr>
-          <w:rFonts w:ascii="Garamond" w:hAnsi="Garamond"/>
-          <w:sz w:val="22"/>
-          <w:szCs w:val="22"/>
-        </w:rPr>
-        <w:t>- 0.</w:t>
-      </w:r>
-      <w:r>
-        <w:rPr>
-          <w:rFonts w:ascii="Garamond" w:hAnsi="Garamond"/>
-          <w:sz w:val="22"/>
-          <w:szCs w:val="22"/>
-        </w:rPr>
-        <w:t xml:space="preserve">7085. Clustering among watersheds is evident between principal </w:t>
-      </w:r>
-      <w:commentRangeStart w:id="10"/>
-      <w:commentRangeStart w:id="11"/>
-      <w:r>
-        <w:rPr>
-          <w:rFonts w:ascii="Garamond" w:hAnsi="Garamond"/>
-          <w:sz w:val="22"/>
-          <w:szCs w:val="22"/>
+        </w:rPr>
+        <w:t xml:space="preserve">Sr of 0.7080 - 0.7085. Clustering among watersheds is evident between principal </w:t>
+      </w:r>
+      <w:commentRangeStart w:id="3"/>
+      <w:commentRangeStart w:id="4"/>
+      <w:r>
+        <w:rPr>
+          <w:rFonts w:ascii="Garamond" w:hAnsi="Garamond"/>
         </w:rPr>
         <w:t>components</w:t>
       </w:r>
-      <w:commentRangeEnd w:id="10"/>
+      <w:commentRangeEnd w:id="3"/>
       <w:r>
         <w:rPr>
           <w:rStyle w:val="CommentReference"/>
           <w:rFonts w:ascii="Garamond" w:hAnsi="Garamond"/>
-          <w:sz w:val="22"/>
-          <w:szCs w:val="22"/>
-        </w:rPr>
-        <w:commentReference w:id="10"/>
-      </w:r>
-      <w:commentRangeEnd w:id="11"/>
+          <w:sz w:val="24"/>
+          <w:szCs w:val="24"/>
+        </w:rPr>
+        <w:commentReference w:id="3"/>
+      </w:r>
+      <w:commentRangeEnd w:id="4"/>
       <w:r>
         <w:rPr>
           <w:rStyle w:val="CommentReference"/>
           <w:rFonts w:ascii="Garamond" w:hAnsi="Garamond"/>
-          <w:sz w:val="22"/>
-          <w:szCs w:val="22"/>
-        </w:rPr>
-        <w:commentReference w:id="11"/>
-      </w:r>
-      <w:r>
-        <w:rPr>
-          <w:rFonts w:ascii="Garamond" w:hAnsi="Garamond"/>
-          <w:sz w:val="22"/>
-          <w:szCs w:val="22"/>
-        </w:rPr>
-        <w:t xml:space="preserve"> 1 and 2 (</w:t>
-      </w:r>
-      <w:r>
-        <w:rPr>
-          <w:rFonts w:ascii="Garamond" w:hAnsi="Garamond"/>
-          <w:sz w:val="22"/>
-          <w:szCs w:val="22"/>
-        </w:rPr>
-        <w:t>68.39</w:t>
-      </w:r>
-      <w:r>
-        <w:rPr>
-          <w:rFonts w:ascii="Garamond" w:hAnsi="Garamond"/>
-          <w:sz w:val="22"/>
-          <w:szCs w:val="22"/>
-        </w:rPr>
-        <w:t>% of variance), as well as between principal components 2 and 3 (</w:t>
-      </w:r>
-      <w:r>
-        <w:rPr>
-          <w:rFonts w:ascii="Garamond" w:hAnsi="Garamond"/>
-          <w:sz w:val="22"/>
-          <w:szCs w:val="22"/>
-        </w:rPr>
-        <w:t>31.16%</w:t>
-      </w:r>
-      <w:r>
-        <w:rPr>
-          <w:rFonts w:ascii="Garamond" w:hAnsi="Garamond"/>
-          <w:sz w:val="22"/>
-          <w:szCs w:val="22"/>
-        </w:rPr>
-        <w:t xml:space="preserve"> </w:t>
-      </w:r>
-      <w:r>
-        <w:rPr>
-          <w:rFonts w:ascii="Garamond" w:hAnsi="Garamond"/>
-          <w:sz w:val="22"/>
-          <w:szCs w:val="22"/>
-        </w:rPr>
-        <w:t xml:space="preserve">of </w:t>
-      </w:r>
-      <w:r>
-        <w:rPr>
-          <w:rFonts w:ascii="Garamond" w:hAnsi="Garamond"/>
-          <w:sz w:val="22"/>
-          <w:szCs w:val="22"/>
-        </w:rPr>
-        <w:t xml:space="preserve">variance). There is </w:t>
-      </w:r>
-      <w:r>
-        <w:rPr>
-          <w:rFonts w:ascii="Garamond" w:hAnsi="Garamond"/>
-          <w:sz w:val="22"/>
-          <w:szCs w:val="22"/>
-        </w:rPr>
-        <w:t>s</w:t>
-      </w:r>
-      <w:r>
-        <w:rPr>
-          <w:rFonts w:ascii="Garamond" w:hAnsi="Garamond"/>
-          <w:sz w:val="22"/>
-          <w:szCs w:val="22"/>
-        </w:rPr>
-        <w:t xml:space="preserve">ome overlap between all three watersheds in both cases. B) </w:t>
-      </w:r>
-      <w:commentRangeStart w:id="12"/>
-      <w:r>
-        <w:rPr>
-          <w:rFonts w:ascii="Garamond" w:hAnsi="Garamond"/>
-          <w:sz w:val="22"/>
-          <w:szCs w:val="22"/>
+          <w:sz w:val="24"/>
+          <w:szCs w:val="24"/>
+        </w:rPr>
+        <w:commentReference w:id="4"/>
+      </w:r>
+      <w:r>
+        <w:rPr>
+          <w:rFonts w:ascii="Garamond" w:hAnsi="Garamond"/>
+        </w:rPr>
+        <w:t xml:space="preserve"> 1 and 2 (68.39% of variance), as well as between principal components 2 and 3 (31.16% of variance). There is some overlap between all three watersheds in both cases. B) </w:t>
+      </w:r>
+      <w:commentRangeStart w:id="5"/>
+      <w:r>
+        <w:rPr>
+          <w:rFonts w:ascii="Garamond" w:hAnsi="Garamond"/>
         </w:rPr>
         <w:t xml:space="preserve">Sample </w:t>
       </w:r>
-      <w:commentRangeEnd w:id="12"/>
+      <w:commentRangeEnd w:id="5"/>
       <w:r>
         <w:rPr>
           <w:rStyle w:val="CommentReference"/>
-        </w:rPr>
-        <w:commentReference w:id="12"/>
-      </w:r>
-      <w:r>
-        <w:rPr>
-          <w:rFonts w:ascii="Garamond" w:hAnsi="Garamond"/>
-          <w:sz w:val="22"/>
-          <w:szCs w:val="22"/>
-        </w:rPr>
-        <w:t>otolith LA timeseries colored by the absolute value of the PCA loadings at associated</w:t>
-      </w:r>
-      <w:r>
-        <w:rPr>
-          <w:rFonts w:ascii="Garamond" w:hAnsi="Garamond"/>
-          <w:sz w:val="22"/>
-          <w:szCs w:val="22"/>
-        </w:rPr>
-        <w:t xml:space="preserve"> timeseries</w:t>
-      </w:r>
-      <w:r>
-        <w:rPr>
-          <w:rFonts w:ascii="Garamond" w:hAnsi="Garamond"/>
-          <w:sz w:val="22"/>
-          <w:szCs w:val="22"/>
-        </w:rPr>
-        <w:t xml:space="preserve"> indices. PC1 (top row) shows high loading on the middle section of the timeseries after the natal origin region. PC2 is driven by the region of the timeseries towards the marine entry</w:t>
-      </w:r>
-      <w:r>
-        <w:rPr>
-          <w:rFonts w:ascii="Garamond" w:hAnsi="Garamond"/>
-          <w:sz w:val="22"/>
-          <w:szCs w:val="22"/>
-        </w:rPr>
-        <w:t xml:space="preserve">, likely the result of mainstem migration to the ocean. </w:t>
-      </w:r>
-      <w:r>
-        <w:rPr>
-          <w:rFonts w:ascii="Garamond" w:hAnsi="Garamond"/>
-          <w:sz w:val="22"/>
-          <w:szCs w:val="22"/>
-        </w:rPr>
-        <w:t xml:space="preserve">Separation along </w:t>
-      </w:r>
-      <w:r>
-        <w:rPr>
-          <w:rFonts w:ascii="Garamond" w:hAnsi="Garamond"/>
-          <w:sz w:val="22"/>
-          <w:szCs w:val="22"/>
-        </w:rPr>
-        <w:t xml:space="preserve">PC3 is driven by the very beginning of the timeseries, which is the region associated with the natal origin. </w:t>
-      </w:r>
-      <w:r>
-        <w:rPr>
-          <w:rFonts w:ascii="Garamond" w:hAnsi="Garamond"/>
-          <w:sz w:val="22"/>
-          <w:szCs w:val="22"/>
-        </w:rPr>
-        <w:t xml:space="preserve">Notably, </w:t>
-      </w:r>
-      <w:r>
-        <w:rPr>
-          <w:rFonts w:ascii="Garamond" w:hAnsi="Garamond"/>
-          <w:sz w:val="22"/>
-          <w:szCs w:val="22"/>
-        </w:rPr>
-        <w:t>Yukon individuals from the CWAK region contain a less pronounces mainstem signal as compared to their counterpart from the upper or middle Yukon genetic groups.</w:t>
+          <w:rFonts w:ascii="Garamond" w:hAnsi="Garamond"/>
+          <w:sz w:val="24"/>
+          <w:szCs w:val="24"/>
+        </w:rPr>
+        <w:commentReference w:id="5"/>
+      </w:r>
+      <w:r>
+        <w:rPr>
+          <w:rFonts w:ascii="Garamond" w:hAnsi="Garamond"/>
+        </w:rPr>
+        <w:t>otolith LA timeseries colored by the absolute value of the PCA loadings at associated timeseries indices. PC1 (top row) shows high loading on the middle section of the timeseries after the natal origin region. PC2 is driven by the region of the timeseries towards the marine entry, likely the result of mainstem migration to the ocean. Separation along PC3 is driven by the very beginning of the timeseries, which is the region associated with the natal origin. Notably, Yukon individuals from the CWAK region contain a less pronounces mainstem signal as compared to their counterpart from the upper or middle Yukon genetic groups.</w:t>
       </w:r>
     </w:p>
     <w:p>
@@ -1587,6 +798,490 @@
           <w:szCs w:val="16"/>
         </w:rPr>
         <w:lastRenderedPageBreak/>
+        <w:drawing>
+          <wp:inline distT="0" distB="0" distL="0" distR="0" wp14:anchorId="0EE2AE9C" wp14:editId="060AFD3D">
+            <wp:extent cx="5943600" cy="2054225"/>
+            <wp:effectExtent l="0" t="0" r="0" b="3175"/>
+            <wp:docPr id="887724946" name="Picture 1" descr="A close-up of a graph&#10;&#10;AI-generated content may be incorrect."/>
+            <wp:cNvGraphicFramePr>
+              <a:graphicFrameLocks xmlns:a="http://schemas.openxmlformats.org/drawingml/2006/main" noChangeAspect="1"/>
+            </wp:cNvGraphicFramePr>
+            <a:graphic xmlns:a="http://schemas.openxmlformats.org/drawingml/2006/main">
+              <a:graphicData uri="http://schemas.openxmlformats.org/drawingml/2006/picture">
+                <pic:pic xmlns:pic="http://schemas.openxmlformats.org/drawingml/2006/picture">
+                  <pic:nvPicPr>
+                    <pic:cNvPr id="887724946" name="Picture 1" descr="A close-up of a graph&#10;&#10;AI-generated content may be incorrect."/>
+                    <pic:cNvPicPr/>
+                  </pic:nvPicPr>
+                  <pic:blipFill>
+                    <a:blip r:embed="rId12"/>
+                    <a:stretch>
+                      <a:fillRect/>
+                    </a:stretch>
+                  </pic:blipFill>
+                  <pic:spPr>
+                    <a:xfrm>
+                      <a:off x="0" y="0"/>
+                      <a:ext cx="5943600" cy="2054225"/>
+                    </a:xfrm>
+                    <a:prstGeom prst="rect">
+                      <a:avLst/>
+                    </a:prstGeom>
+                  </pic:spPr>
+                </pic:pic>
+              </a:graphicData>
+            </a:graphic>
+          </wp:inline>
+        </w:drawing>
+      </w:r>
+    </w:p>
+    <w:p>
+      <w:pPr>
+        <w:rPr>
+          <w:rFonts w:ascii="Garamond" w:hAnsi="Garamond"/>
+          <w:sz w:val="16"/>
+          <w:szCs w:val="16"/>
+        </w:rPr>
+      </w:pPr>
+      <w:r>
+        <w:rPr>
+          <w:rFonts w:ascii="Garamond" w:hAnsi="Garamond"/>
+          <w:b/>
+          <w:bCs/>
+          <w:sz w:val="22"/>
+          <w:szCs w:val="22"/>
+        </w:rPr>
+        <w:t xml:space="preserve">Figure </w:t>
+      </w:r>
+      <w:r>
+        <w:rPr>
+          <w:rFonts w:ascii="Garamond" w:hAnsi="Garamond"/>
+          <w:b/>
+          <w:bCs/>
+          <w:sz w:val="22"/>
+          <w:szCs w:val="22"/>
+        </w:rPr>
+        <w:t>4</w:t>
+      </w:r>
+      <w:r>
+        <w:rPr>
+          <w:rFonts w:ascii="Garamond" w:hAnsi="Garamond"/>
+          <w:b/>
+          <w:bCs/>
+          <w:sz w:val="22"/>
+          <w:szCs w:val="22"/>
+        </w:rPr>
+        <w:t>:</w:t>
+      </w:r>
+      <w:r>
+        <w:rPr>
+          <w:rFonts w:ascii="Garamond" w:hAnsi="Garamond"/>
+          <w:sz w:val="16"/>
+          <w:szCs w:val="16"/>
+        </w:rPr>
+        <w:t xml:space="preserve"> </w:t>
+      </w:r>
+      <w:r>
+        <w:rPr>
+          <w:rFonts w:ascii="Garamond" w:hAnsi="Garamond"/>
+          <w:sz w:val="22"/>
+          <w:szCs w:val="22"/>
+        </w:rPr>
+        <w:t xml:space="preserve">Model Performance comparison among data </w:t>
+      </w:r>
+      <w:r>
+        <w:rPr>
+          <w:rFonts w:ascii="Garamond" w:hAnsi="Garamond"/>
+          <w:sz w:val="22"/>
+          <w:szCs w:val="22"/>
+        </w:rPr>
+        <w:t xml:space="preserve">preprocessing steps </w:t>
+      </w:r>
+      <w:r>
+        <w:rPr>
+          <w:rFonts w:ascii="Garamond" w:hAnsi="Garamond"/>
+          <w:sz w:val="22"/>
+          <w:szCs w:val="22"/>
+        </w:rPr>
+        <w:t xml:space="preserve">and model types. Accuracy indicates the proportion of each class correctly classified. F1-Score is the harmonic mean of precision and recall, providing a balanced performance measure across all watershed classes. Results compare </w:t>
+      </w:r>
+      <w:r>
+        <w:rPr>
+          <w:rFonts w:ascii="Garamond" w:hAnsi="Garamond"/>
+          <w:sz w:val="22"/>
+          <w:szCs w:val="22"/>
+        </w:rPr>
+        <w:t>two</w:t>
+      </w:r>
+      <w:r>
+        <w:rPr>
+          <w:rFonts w:ascii="Garamond" w:hAnsi="Garamond"/>
+          <w:sz w:val="22"/>
+          <w:szCs w:val="22"/>
+        </w:rPr>
+        <w:t xml:space="preserve"> </w:t>
+      </w:r>
+      <w:r>
+        <w:rPr>
+          <w:rFonts w:ascii="Cambria Math" w:hAnsi="Cambria Math" w:cs="Cambria Math"/>
+          <w:sz w:val="22"/>
+          <w:szCs w:val="22"/>
+        </w:rPr>
+        <w:t>⁸⁷</w:t>
+      </w:r>
+      <w:r>
+        <w:rPr>
+          <w:rFonts w:ascii="Garamond" w:hAnsi="Garamond"/>
+          <w:sz w:val="22"/>
+          <w:szCs w:val="22"/>
+        </w:rPr>
+        <w:t>Sr/</w:t>
+      </w:r>
+      <w:r>
+        <w:rPr>
+          <w:rFonts w:ascii="Cambria Math" w:hAnsi="Cambria Math" w:cs="Cambria Math"/>
+          <w:sz w:val="22"/>
+          <w:szCs w:val="22"/>
+        </w:rPr>
+        <w:t>⁸⁶</w:t>
+      </w:r>
+      <w:r>
+        <w:rPr>
+          <w:rFonts w:ascii="Garamond" w:hAnsi="Garamond"/>
+          <w:sz w:val="22"/>
+          <w:szCs w:val="22"/>
+        </w:rPr>
+        <w:t xml:space="preserve">Sr </w:t>
+      </w:r>
+      <w:r>
+        <w:rPr>
+          <w:rFonts w:ascii="Garamond" w:hAnsi="Garamond"/>
+          <w:sz w:val="22"/>
+          <w:szCs w:val="22"/>
+        </w:rPr>
+        <w:t xml:space="preserve">timeseries smoothing </w:t>
+      </w:r>
+      <w:r>
+        <w:rPr>
+          <w:rFonts w:ascii="Garamond" w:hAnsi="Garamond"/>
+          <w:sz w:val="22"/>
+          <w:szCs w:val="22"/>
+        </w:rPr>
+        <w:t xml:space="preserve">methods (GAM, MA) </w:t>
+      </w:r>
+      <w:r>
+        <w:rPr>
+          <w:rFonts w:ascii="Garamond" w:hAnsi="Garamond"/>
+          <w:sz w:val="22"/>
+          <w:szCs w:val="22"/>
+        </w:rPr>
+        <w:t>a</w:t>
+      </w:r>
+      <w:r>
+        <w:rPr>
+          <w:rFonts w:ascii="Garamond" w:hAnsi="Garamond"/>
+          <w:sz w:val="22"/>
+          <w:szCs w:val="22"/>
+        </w:rPr>
+        <w:t xml:space="preserve">nd three machine learning algorithms (Random Forest, SVM, KNN) using either all test data (Total) or only overlapping isotope ranges (Overlapping). </w:t>
+      </w:r>
+      <w:r>
+        <w:rPr>
+          <w:rFonts w:ascii="Garamond" w:hAnsi="Garamond"/>
+          <w:sz w:val="22"/>
+          <w:szCs w:val="22"/>
+        </w:rPr>
+        <w:t>Darker green colors indicate higher scores</w:t>
+      </w:r>
+      <w:r>
+        <w:rPr>
+          <w:rFonts w:ascii="Garamond" w:hAnsi="Garamond"/>
+          <w:sz w:val="16"/>
+          <w:szCs w:val="16"/>
+        </w:rPr>
+        <w:t>.</w:t>
+      </w:r>
+    </w:p>
+    <w:p>
+      <w:pPr>
+        <w:rPr>
+          <w:rFonts w:ascii="Garamond" w:hAnsi="Garamond"/>
+          <w:sz w:val="16"/>
+          <w:szCs w:val="16"/>
+        </w:rPr>
+      </w:pPr>
+    </w:p>
+    <w:p>
+      <w:pPr>
+        <w:rPr>
+          <w:rFonts w:ascii="Garamond" w:hAnsi="Garamond"/>
+          <w:sz w:val="16"/>
+          <w:szCs w:val="16"/>
+        </w:rPr>
+      </w:pPr>
+      <w:r>
+        <w:rPr>
+          <w:rFonts w:ascii="Garamond" w:hAnsi="Garamond"/>
+          <w:noProof/>
+          <w:sz w:val="16"/>
+          <w:szCs w:val="16"/>
+        </w:rPr>
+        <w:drawing>
+          <wp:inline distT="0" distB="0" distL="0" distR="0" wp14:anchorId="16679699" wp14:editId="668105C7">
+            <wp:extent cx="5962810" cy="2981405"/>
+            <wp:effectExtent l="0" t="0" r="6350" b="3175"/>
+            <wp:docPr id="1789130704" name="Picture 6"/>
+            <wp:cNvGraphicFramePr>
+              <a:graphicFrameLocks xmlns:a="http://schemas.openxmlformats.org/drawingml/2006/main" noChangeAspect="1"/>
+            </wp:cNvGraphicFramePr>
+            <a:graphic xmlns:a="http://schemas.openxmlformats.org/drawingml/2006/main">
+              <a:graphicData uri="http://schemas.openxmlformats.org/drawingml/2006/picture">
+                <pic:pic xmlns:pic="http://schemas.openxmlformats.org/drawingml/2006/picture">
+                  <pic:nvPicPr>
+                    <pic:cNvPr id="1789130704" name="Picture 1789130704"/>
+                    <pic:cNvPicPr/>
+                  </pic:nvPicPr>
+                  <pic:blipFill>
+                    <a:blip r:embed="rId13"/>
+                    <a:stretch>
+                      <a:fillRect/>
+                    </a:stretch>
+                  </pic:blipFill>
+                  <pic:spPr>
+                    <a:xfrm>
+                      <a:off x="0" y="0"/>
+                      <a:ext cx="5988578" cy="2994289"/>
+                    </a:xfrm>
+                    <a:prstGeom prst="rect">
+                      <a:avLst/>
+                    </a:prstGeom>
+                  </pic:spPr>
+                </pic:pic>
+              </a:graphicData>
+            </a:graphic>
+          </wp:inline>
+        </w:drawing>
+      </w:r>
+      <w:r>
+        <w:rPr>
+          <w:rFonts w:ascii="Garamond" w:hAnsi="Garamond"/>
+          <w:sz w:val="16"/>
+          <w:szCs w:val="16"/>
+        </w:rPr>
+        <w:t xml:space="preserve"> </w:t>
+      </w:r>
+    </w:p>
+    <w:p>
+      <w:pPr>
+        <w:rPr>
+          <w:rFonts w:ascii="Garamond" w:hAnsi="Garamond"/>
+          <w:sz w:val="22"/>
+          <w:szCs w:val="22"/>
+        </w:rPr>
+      </w:pPr>
+      <w:r>
+        <w:rPr>
+          <w:rFonts w:ascii="Garamond" w:hAnsi="Garamond"/>
+          <w:b/>
+          <w:bCs/>
+          <w:sz w:val="22"/>
+          <w:szCs w:val="22"/>
+        </w:rPr>
+        <w:t xml:space="preserve">Figure </w:t>
+      </w:r>
+      <w:r>
+        <w:rPr>
+          <w:rFonts w:ascii="Garamond" w:hAnsi="Garamond"/>
+          <w:b/>
+          <w:bCs/>
+          <w:sz w:val="22"/>
+          <w:szCs w:val="22"/>
+        </w:rPr>
+        <w:t>5</w:t>
+      </w:r>
+      <w:r>
+        <w:rPr>
+          <w:rFonts w:ascii="Garamond" w:hAnsi="Garamond"/>
+          <w:b/>
+          <w:bCs/>
+          <w:sz w:val="22"/>
+          <w:szCs w:val="22"/>
+        </w:rPr>
+        <w:t>:</w:t>
+      </w:r>
+      <w:r>
+        <w:rPr>
+          <w:rFonts w:ascii="Garamond" w:hAnsi="Garamond"/>
+          <w:sz w:val="22"/>
+          <w:szCs w:val="22"/>
+        </w:rPr>
+        <w:t xml:space="preserve"> </w:t>
+      </w:r>
+      <w:commentRangeStart w:id="6"/>
+      <w:r>
+        <w:rPr>
+          <w:rFonts w:ascii="Garamond" w:hAnsi="Garamond"/>
+          <w:sz w:val="22"/>
+          <w:szCs w:val="22"/>
+        </w:rPr>
+        <w:t>Confusion</w:t>
+      </w:r>
+      <w:commentRangeEnd w:id="6"/>
+      <w:r>
+        <w:rPr>
+          <w:rStyle w:val="CommentReference"/>
+        </w:rPr>
+        <w:commentReference w:id="6"/>
+      </w:r>
+      <w:r>
+        <w:rPr>
+          <w:rFonts w:ascii="Garamond" w:hAnsi="Garamond"/>
+          <w:sz w:val="22"/>
+          <w:szCs w:val="22"/>
+        </w:rPr>
+        <w:t xml:space="preserve"> matrix from the highest p</w:t>
+      </w:r>
+      <w:r>
+        <w:rPr>
+          <w:rFonts w:ascii="Garamond" w:hAnsi="Garamond"/>
+          <w:sz w:val="22"/>
+          <w:szCs w:val="22"/>
+        </w:rPr>
+        <w:t>er</w:t>
+      </w:r>
+      <w:r>
+        <w:rPr>
+          <w:rFonts w:ascii="Garamond" w:hAnsi="Garamond"/>
+          <w:sz w:val="22"/>
+          <w:szCs w:val="22"/>
+        </w:rPr>
+        <w:t xml:space="preserve">forming model (Random Forest on GAM Smoothed data) for both total </w:t>
+      </w:r>
+      <w:proofErr w:type="gramStart"/>
+      <w:r>
+        <w:rPr>
+          <w:rFonts w:ascii="Garamond" w:hAnsi="Garamond"/>
+          <w:sz w:val="22"/>
+          <w:szCs w:val="22"/>
+        </w:rPr>
+        <w:t>test</w:t>
+      </w:r>
+      <w:proofErr w:type="gramEnd"/>
+      <w:r>
+        <w:rPr>
+          <w:rFonts w:ascii="Garamond" w:hAnsi="Garamond"/>
+          <w:sz w:val="22"/>
+          <w:szCs w:val="22"/>
+        </w:rPr>
+        <w:t xml:space="preserve"> set and overlapping subset. Boxes along the horizontal axis indicate correctly classified individuals</w:t>
+      </w:r>
+      <w:r>
+        <w:rPr>
+          <w:rFonts w:ascii="Garamond" w:hAnsi="Garamond"/>
+          <w:sz w:val="22"/>
+          <w:szCs w:val="22"/>
+        </w:rPr>
+        <w:t xml:space="preserve"> (red). Vertical axis labels are the actual watershed labels whereas horizontal labels are the predicted class from the model. Percentage</w:t>
+      </w:r>
+      <w:r>
+        <w:rPr>
+          <w:rFonts w:ascii="Garamond" w:hAnsi="Garamond"/>
+          <w:sz w:val="22"/>
+          <w:szCs w:val="22"/>
+        </w:rPr>
+        <w:t>s indicate</w:t>
+      </w:r>
+      <w:r>
+        <w:rPr>
+          <w:rFonts w:ascii="Garamond" w:hAnsi="Garamond"/>
+          <w:sz w:val="22"/>
+          <w:szCs w:val="22"/>
+        </w:rPr>
+        <w:t xml:space="preserve"> the percent of the actual class identified as the predicted class. </w:t>
+      </w:r>
+      <w:r>
+        <w:rPr>
+          <w:rFonts w:ascii="Garamond" w:hAnsi="Garamond"/>
+          <w:sz w:val="22"/>
+          <w:szCs w:val="22"/>
+        </w:rPr>
+        <w:t xml:space="preserve">  </w:t>
+      </w:r>
+    </w:p>
+    <w:p>
+      <w:pPr>
+        <w:rPr>
+          <w:rFonts w:ascii="Garamond" w:hAnsi="Garamond"/>
+          <w:b/>
+          <w:bCs/>
+          <w:sz w:val="16"/>
+          <w:szCs w:val="16"/>
+        </w:rPr>
+      </w:pPr>
+    </w:p>
+    <w:p>
+      <w:pPr>
+        <w:rPr>
+          <w:rFonts w:ascii="Garamond" w:hAnsi="Garamond"/>
+          <w:b/>
+          <w:bCs/>
+          <w:sz w:val="16"/>
+          <w:szCs w:val="16"/>
+        </w:rPr>
+      </w:pPr>
+    </w:p>
+    <w:p>
+      <w:pPr>
+        <w:rPr>
+          <w:rFonts w:ascii="Garamond" w:hAnsi="Garamond"/>
+          <w:b/>
+          <w:bCs/>
+          <w:sz w:val="16"/>
+          <w:szCs w:val="16"/>
+        </w:rPr>
+      </w:pPr>
+    </w:p>
+    <w:p>
+      <w:pPr>
+        <w:rPr>
+          <w:rFonts w:ascii="Garamond" w:hAnsi="Garamond"/>
+          <w:b/>
+          <w:bCs/>
+          <w:sz w:val="16"/>
+          <w:szCs w:val="16"/>
+        </w:rPr>
+      </w:pPr>
+    </w:p>
+    <w:p>
+      <w:pPr>
+        <w:rPr>
+          <w:rFonts w:ascii="Garamond" w:hAnsi="Garamond"/>
+          <w:b/>
+          <w:bCs/>
+          <w:sz w:val="16"/>
+          <w:szCs w:val="16"/>
+        </w:rPr>
+      </w:pPr>
+    </w:p>
+    <w:p>
+      <w:pPr>
+        <w:rPr>
+          <w:rFonts w:ascii="Garamond" w:hAnsi="Garamond"/>
+          <w:b/>
+          <w:bCs/>
+          <w:sz w:val="16"/>
+          <w:szCs w:val="16"/>
+        </w:rPr>
+      </w:pPr>
+      <w:r>
+        <w:rPr>
+          <w:rFonts w:ascii="Garamond" w:hAnsi="Garamond"/>
+          <w:b/>
+          <w:bCs/>
+          <w:noProof/>
+          <w:sz w:val="16"/>
+          <w:szCs w:val="16"/>
+        </w:rPr>
         <w:drawing>
           <wp:inline distT="0" distB="0" distL="0" distR="0" wp14:anchorId="2F467EF6" wp14:editId="715EE988">
             <wp:extent cx="6415719" cy="3207860"/>
@@ -1656,26 +1351,14 @@
         </w:rPr>
         <w:t xml:space="preserve">Classification accuracy </w:t>
       </w:r>
-      <w:del w:id="13" w:author="Daniel Schindler" w:date="2025-10-25T09:40:00Z" w16du:dateUtc="2025-10-25T16:40:00Z">
-        <w:r>
-          <w:rPr>
-            <w:rFonts w:ascii="Garamond" w:hAnsi="Garamond"/>
-            <w:sz w:val="22"/>
-            <w:szCs w:val="22"/>
-          </w:rPr>
-          <w:delText>with an imposed</w:delText>
-        </w:r>
-      </w:del>
-      <w:ins w:id="14" w:author="Daniel Schindler" w:date="2025-10-25T09:40:00Z" w16du:dateUtc="2025-10-25T16:40:00Z">
-        <w:r>
-          <w:rPr>
-            <w:rFonts w:ascii="Garamond" w:hAnsi="Garamond"/>
-            <w:sz w:val="22"/>
-            <w:szCs w:val="22"/>
-          </w:rPr>
-          <w:t>with different</w:t>
-        </w:r>
-      </w:ins>
+      <w:r>
+        <w:rPr>
+          <w:rFonts w:ascii="Garamond" w:hAnsi="Garamond"/>
+          <w:sz w:val="22"/>
+          <w:szCs w:val="22"/>
+        </w:rPr>
+        <w:t>with different</w:t>
+      </w:r>
       <w:r>
         <w:rPr>
           <w:rFonts w:ascii="Garamond" w:hAnsi="Garamond"/>
@@ -1684,16 +1367,14 @@
         </w:rPr>
         <w:t xml:space="preserve"> probability threshold</w:t>
       </w:r>
-      <w:ins w:id="15" w:author="Daniel Schindler" w:date="2025-10-25T09:40:00Z" w16du:dateUtc="2025-10-25T16:40:00Z">
-        <w:r>
-          <w:rPr>
-            <w:rFonts w:ascii="Garamond" w:hAnsi="Garamond"/>
-            <w:sz w:val="22"/>
-            <w:szCs w:val="22"/>
-          </w:rPr>
-          <w:t>s</w:t>
-        </w:r>
-      </w:ins>
+      <w:r>
+        <w:rPr>
+          <w:rFonts w:ascii="Garamond" w:hAnsi="Garamond"/>
+          <w:sz w:val="22"/>
+          <w:szCs w:val="22"/>
+        </w:rPr>
+        <w:t>s</w:t>
+      </w:r>
       <w:r>
         <w:rPr>
           <w:rFonts w:ascii="Garamond" w:hAnsi="Garamond"/>
@@ -1803,7 +1484,7 @@
       </w:r>
     </w:p>
   </w:comment>
-  <w:comment w:id="2" w:author="Daniel Schindler" w:date="2025-10-25T09:36:00Z" w:initials="DS">
+  <w:comment w:id="2" w:author="Daniel Schindler" w:date="2025-10-25T09:39:00Z" w:initials="DS">
     <w:p>
       <w:pPr>
         <w:pStyle w:val="CommentText"/>
@@ -1815,71 +1496,71 @@
         <w:annotationRef/>
       </w:r>
       <w:r>
+        <w:t>But what is a data point on this figure? Don’t you have hundreds of data points on each sample?</w:t>
+      </w:r>
+    </w:p>
+  </w:comment>
+  <w:comment w:id="3" w:author="Daniel Schindler" w:date="2025-10-06T11:10:00Z" w:initials="DS">
+    <w:p>
+      <w:pPr>
+        <w:pStyle w:val="CommentText"/>
+      </w:pPr>
+      <w:r>
+        <w:rPr>
+          <w:rStyle w:val="CommentReference"/>
+        </w:rPr>
+        <w:annotationRef/>
+      </w:r>
+      <w:r>
+        <w:t>This is a cool result which is not particularly well highlighted in the Discussion. Might want to think about how to highlight these results more.</w:t>
+      </w:r>
+    </w:p>
+  </w:comment>
+  <w:comment w:id="4" w:author="Daniel Schindler" w:date="2025-10-06T11:10:00Z" w:initials="DS">
+    <w:p>
+      <w:pPr>
+        <w:pStyle w:val="CommentText"/>
+      </w:pPr>
+      <w:r>
+        <w:rPr>
+          <w:rStyle w:val="CommentReference"/>
+        </w:rPr>
+        <w:annotationRef/>
+      </w:r>
+      <w:r>
+        <w:t>Fonts are very small</w:t>
+      </w:r>
+    </w:p>
+  </w:comment>
+  <w:comment w:id="5" w:author="Daniel Schindler" w:date="2025-10-25T09:42:00Z" w:initials="DS">
+    <w:p>
+      <w:pPr>
+        <w:pStyle w:val="CommentText"/>
+      </w:pPr>
+      <w:r>
+        <w:rPr>
+          <w:rStyle w:val="CommentReference"/>
+        </w:rPr>
+        <w:annotationRef/>
+      </w:r>
+      <w:r>
+        <w:t>I think you should sneak in a subtitle on the B panels that says something like ‘loading on PC1, PC2, etc)</w:t>
+      </w:r>
+    </w:p>
+  </w:comment>
+  <w:comment w:id="6" w:author="Daniel Schindler" w:date="2025-10-25T09:36:00Z" w:initials="DS">
+    <w:p>
+      <w:pPr>
+        <w:pStyle w:val="CommentText"/>
+      </w:pPr>
+      <w:r>
+        <w:rPr>
+          <w:rStyle w:val="CommentReference"/>
+        </w:rPr>
+        <w:annotationRef/>
+      </w:r>
+      <w:r>
         <w:t>So the numbers are the number of fish in each box from the test sample set? Not sure what the numbers are...</w:t>
-      </w:r>
-    </w:p>
-  </w:comment>
-  <w:comment w:id="5" w:author="Daniel Schindler" w:date="2025-10-25T09:39:00Z" w:initials="DS">
-    <w:p>
-      <w:pPr>
-        <w:pStyle w:val="CommentText"/>
-      </w:pPr>
-      <w:r>
-        <w:rPr>
-          <w:rStyle w:val="CommentReference"/>
-        </w:rPr>
-        <w:annotationRef/>
-      </w:r>
-      <w:r>
-        <w:t>But what is a data point on this figure? Don’t you have hundreds of data points on each sample?</w:t>
-      </w:r>
-    </w:p>
-  </w:comment>
-  <w:comment w:id="10" w:author="Daniel Schindler" w:date="2025-10-06T11:10:00Z" w:initials="DS">
-    <w:p>
-      <w:pPr>
-        <w:pStyle w:val="CommentText"/>
-      </w:pPr>
-      <w:r>
-        <w:rPr>
-          <w:rStyle w:val="CommentReference"/>
-        </w:rPr>
-        <w:annotationRef/>
-      </w:r>
-      <w:r>
-        <w:t>This is a cool result which is not particularly well highlighted in the Discussion. Might want to think about how to highlight these results more.</w:t>
-      </w:r>
-    </w:p>
-  </w:comment>
-  <w:comment w:id="11" w:author="Daniel Schindler" w:date="2025-10-06T11:10:00Z" w:initials="DS">
-    <w:p>
-      <w:pPr>
-        <w:pStyle w:val="CommentText"/>
-      </w:pPr>
-      <w:r>
-        <w:rPr>
-          <w:rStyle w:val="CommentReference"/>
-        </w:rPr>
-        <w:annotationRef/>
-      </w:r>
-      <w:r>
-        <w:t>Fonts are very small</w:t>
-      </w:r>
-    </w:p>
-  </w:comment>
-  <w:comment w:id="12" w:author="Daniel Schindler" w:date="2025-10-25T09:42:00Z" w:initials="DS">
-    <w:p>
-      <w:pPr>
-        <w:pStyle w:val="CommentText"/>
-      </w:pPr>
-      <w:r>
-        <w:rPr>
-          <w:rStyle w:val="CommentReference"/>
-        </w:rPr>
-        <w:annotationRef/>
-      </w:r>
-      <w:r>
-        <w:t>I think you should sneak in a subtitle on the B panels that says something like ‘loading on PC1, PC2, etc)</w:t>
       </w:r>
     </w:p>
   </w:comment>
@@ -1890,11 +1571,11 @@
 <w15:commentsEx xmlns:wpc="http://schemas.microsoft.com/office/word/2010/wordprocessingCanvas" xmlns:cx="http://schemas.microsoft.com/office/drawing/2014/chartex" xmlns:cx1="http://schemas.microsoft.com/office/drawing/2015/9/8/chartex" xmlns:cx2="http://schemas.microsoft.com/office/drawing/2015/10/21/chartex" xmlns:cx3="http://schemas.microsoft.com/office/drawing/2016/5/9/chartex" xmlns:cx4="http://schemas.microsoft.com/office/drawing/2016/5/10/chartex" xmlns:cx5="http://schemas.microsoft.com/office/drawing/2016/5/11/chartex" xmlns:cx6="http://schemas.microsoft.com/office/drawing/2016/5/12/chartex" xmlns:cx7="http://schemas.microsoft.com/office/drawing/2016/5/13/chartex" xmlns:cx8="http://schemas.microsoft.com/office/drawing/2016/5/14/chartex" xmlns:mc="http://schemas.openxmlformats.org/markup-compatibility/2006" xmlns:aink="http://schemas.microsoft.com/office/drawing/2016/ink" xmlns:am3d="http://schemas.microsoft.com/office/drawing/2017/model3d" xmlns:o="urn:schemas-microsoft-com:office:office" xmlns:oel="http://schemas.microsoft.com/office/2019/extlst" xmlns:r="http://schemas.openxmlformats.org/officeDocument/2006/relationships" xmlns:m="http://schemas.openxmlformats.org/officeDocument/2006/math" xmlns:v="urn:schemas-microsoft-com:vml" xmlns:wp14="http://schemas.microsoft.com/office/word/2010/wordprocessingDrawing" xmlns:wp="http://schemas.openxmlformats.org/drawingml/2006/wordprocessingDrawing" xmlns:w10="urn:schemas-microsoft-com:office:word" xmlns:w="http://schemas.openxmlformats.org/wordprocessingml/2006/main" xmlns:w14="http://schemas.microsoft.com/office/word/2010/wordml" xmlns:w15="http://schemas.microsoft.com/office/word/2012/wordml" xmlns:w16cex="http://schemas.microsoft.com/office/word/2018/wordml/cex" xmlns:w16cid="http://schemas.microsoft.com/office/word/2016/wordml/cid" xmlns:w16="http://schemas.microsoft.com/office/word/2018/wordml" xmlns:w16du="http://schemas.microsoft.com/office/word/2023/wordml/word16du" xmlns:w16sdtdh="http://schemas.microsoft.com/office/word/2020/wordml/sdtdatahash" xmlns:w16sdtfl="http://schemas.microsoft.com/office/word/2024/wordml/sdtformatlock" xmlns:w16se="http://schemas.microsoft.com/office/word/2015/wordml/symex" xmlns:wpg="http://schemas.microsoft.com/office/word/2010/wordprocessingGroup" xmlns:wpi="http://schemas.microsoft.com/office/word/2010/wordprocessingInk" xmlns:wne="http://schemas.microsoft.com/office/word/2006/wordml" xmlns:wps="http://schemas.microsoft.com/office/word/2010/wordprocessingShape" mc:Ignorable="w14 w15 w16se w16cid w16 w16cex w16sdtdh w16sdtfl w16du wp14">
   <w15:commentEx w15:paraId="0D283BE3" w15:done="1"/>
   <w15:commentEx w15:paraId="4EB50266" w15:done="0"/>
+  <w15:commentEx w15:paraId="3D39DE71" w15:done="0"/>
+  <w15:commentEx w15:paraId="07703636" w15:done="0"/>
+  <w15:commentEx w15:paraId="76DC7C46" w15:paraIdParent="07703636" w15:done="0"/>
+  <w15:commentEx w15:paraId="03986E4A" w15:done="0"/>
   <w15:commentEx w15:paraId="41505919" w15:done="0"/>
-  <w15:commentEx w15:paraId="2DCA7784" w15:done="0"/>
-  <w15:commentEx w15:paraId="0DD29C92" w15:done="0"/>
-  <w15:commentEx w15:paraId="40117E77" w15:paraIdParent="0DD29C92" w15:done="0"/>
-  <w15:commentEx w15:paraId="158273AC" w15:done="0"/>
 </w15:commentsEx>
 </file>
 
@@ -1902,11 +1583,11 @@
 <w16cex:commentsExtensible xmlns:wpc="http://schemas.microsoft.com/office/word/2010/wordprocessingCanvas" xmlns:cx="http://schemas.microsoft.com/office/drawing/2014/chartex" xmlns:cx1="http://schemas.microsoft.com/office/drawing/2015/9/8/chartex" xmlns:cx2="http://schemas.microsoft.com/office/drawing/2015/10/21/chartex" xmlns:cx3="http://schemas.microsoft.com/office/drawing/2016/5/9/chartex" xmlns:cx4="http://schemas.microsoft.com/office/drawing/2016/5/10/chartex" xmlns:cx5="http://schemas.microsoft.com/office/drawing/2016/5/11/chartex" xmlns:cx6="http://schemas.microsoft.com/office/drawing/2016/5/12/chartex" xmlns:cx7="http://schemas.microsoft.com/office/drawing/2016/5/13/chartex" xmlns:cx8="http://schemas.microsoft.com/office/drawing/2016/5/14/chartex" xmlns:cr="http://schemas.microsoft.com/office/comments/2020/reactions" xmlns:mc="http://schemas.openxmlformats.org/markup-compatibility/2006" xmlns:aink="http://schemas.microsoft.com/office/drawing/2016/ink" xmlns:am3d="http://schemas.microsoft.com/office/drawing/2017/model3d" xmlns:o="urn:schemas-microsoft-com:office:office" xmlns:oel="http://schemas.microsoft.com/office/2019/extlst" xmlns:r="http://schemas.openxmlformats.org/officeDocument/2006/relationships" xmlns:m="http://schemas.openxmlformats.org/officeDocument/2006/math" xmlns:v="urn:schemas-microsoft-com:vml" xmlns:wp14="http://schemas.microsoft.com/office/word/2010/wordprocessingDrawing" xmlns:wp="http://schemas.openxmlformats.org/drawingml/2006/wordprocessingDrawing" xmlns:w10="urn:schemas-microsoft-com:office:word" xmlns:w="http://schemas.openxmlformats.org/wordprocessingml/2006/main" xmlns:w14="http://schemas.microsoft.com/office/word/2010/wordml" xmlns:w15="http://schemas.microsoft.com/office/word/2012/wordml" xmlns:w16cex="http://schemas.microsoft.com/office/word/2018/wordml/cex" xmlns:w16cid="http://schemas.microsoft.com/office/word/2016/wordml/cid" xmlns:w16="http://schemas.microsoft.com/office/word/2018/wordml" xmlns:w16du="http://schemas.microsoft.com/office/word/2023/wordml/word16du" xmlns:w16sdtdh="http://schemas.microsoft.com/office/word/2020/wordml/sdtdatahash" xmlns:w16sdtfl="http://schemas.microsoft.com/office/word/2024/wordml/sdtformatlock" xmlns:w16se="http://schemas.microsoft.com/office/word/2015/wordml/symex" xmlns:wpg="http://schemas.microsoft.com/office/word/2010/wordprocessingGroup" xmlns:wpi="http://schemas.microsoft.com/office/word/2010/wordprocessingInk" xmlns:wne="http://schemas.microsoft.com/office/word/2006/wordml" xmlns:wps="http://schemas.microsoft.com/office/word/2010/wordprocessingShape" mc:Ignorable="w14 w15 w16se w16cid w16 w16cex w16sdtdh w16sdtfl cr w16du wp14">
   <w16cex:commentExtensible w16cex:durableId="097BE8A5" w16cex:dateUtc="2025-10-25T16:30:00Z"/>
   <w16cex:commentExtensible w16cex:durableId="415B9344" w16cex:dateUtc="2025-10-25T16:43:00Z"/>
-  <w16cex:commentExtensible w16cex:durableId="6CEAFE59" w16cex:dateUtc="2025-10-25T16:36:00Z"/>
-  <w16cex:commentExtensible w16cex:durableId="703AA666" w16cex:dateUtc="2025-10-25T16:39:00Z"/>
+  <w16cex:commentExtensible w16cex:durableId="6DA82EFB" w16cex:dateUtc="2025-10-25T16:39:00Z"/>
   <w16cex:commentExtensible w16cex:durableId="11D61FD6" w16cex:dateUtc="2025-10-06T18:10:00Z"/>
   <w16cex:commentExtensible w16cex:durableId="7531CF4E" w16cex:dateUtc="2025-10-06T18:10:00Z"/>
   <w16cex:commentExtensible w16cex:durableId="13446255" w16cex:dateUtc="2025-10-25T16:42:00Z"/>
+  <w16cex:commentExtensible w16cex:durableId="6CEAFE59" w16cex:dateUtc="2025-10-25T16:36:00Z"/>
 </w16cex:commentsExtensible>
 </file>
 
@@ -1914,11 +1595,11 @@
 <w16cid:commentsIds xmlns:wpc="http://schemas.microsoft.com/office/word/2010/wordprocessingCanvas" xmlns:cx="http://schemas.microsoft.com/office/drawing/2014/chartex" xmlns:cx1="http://schemas.microsoft.com/office/drawing/2015/9/8/chartex" xmlns:cx2="http://schemas.microsoft.com/office/drawing/2015/10/21/chartex" xmlns:cx3="http://schemas.microsoft.com/office/drawing/2016/5/9/chartex" xmlns:cx4="http://schemas.microsoft.com/office/drawing/2016/5/10/chartex" xmlns:cx5="http://schemas.microsoft.com/office/drawing/2016/5/11/chartex" xmlns:cx6="http://schemas.microsoft.com/office/drawing/2016/5/12/chartex" xmlns:cx7="http://schemas.microsoft.com/office/drawing/2016/5/13/chartex" xmlns:cx8="http://schemas.microsoft.com/office/drawing/2016/5/14/chartex" xmlns:mc="http://schemas.openxmlformats.org/markup-compatibility/2006" xmlns:aink="http://schemas.microsoft.com/office/drawing/2016/ink" xmlns:am3d="http://schemas.microsoft.com/office/drawing/2017/model3d" xmlns:o="urn:schemas-microsoft-com:office:office" xmlns:oel="http://schemas.microsoft.com/office/2019/extlst" xmlns:r="http://schemas.openxmlformats.org/officeDocument/2006/relationships" xmlns:m="http://schemas.openxmlformats.org/officeDocument/2006/math" xmlns:v="urn:schemas-microsoft-com:vml" xmlns:wp14="http://schemas.microsoft.com/office/word/2010/wordprocessingDrawing" xmlns:wp="http://schemas.openxmlformats.org/drawingml/2006/wordprocessingDrawing" xmlns:w10="urn:schemas-microsoft-com:office:word" xmlns:w="http://schemas.openxmlformats.org/wordprocessingml/2006/main" xmlns:w14="http://schemas.microsoft.com/office/word/2010/wordml" xmlns:w15="http://schemas.microsoft.com/office/word/2012/wordml" xmlns:w16cex="http://schemas.microsoft.com/office/word/2018/wordml/cex" xmlns:w16cid="http://schemas.microsoft.com/office/word/2016/wordml/cid" xmlns:w16="http://schemas.microsoft.com/office/word/2018/wordml" xmlns:w16du="http://schemas.microsoft.com/office/word/2023/wordml/word16du" xmlns:w16sdtdh="http://schemas.microsoft.com/office/word/2020/wordml/sdtdatahash" xmlns:w16sdtfl="http://schemas.microsoft.com/office/word/2024/wordml/sdtformatlock" xmlns:w16se="http://schemas.microsoft.com/office/word/2015/wordml/symex" xmlns:wpg="http://schemas.microsoft.com/office/word/2010/wordprocessingGroup" xmlns:wpi="http://schemas.microsoft.com/office/word/2010/wordprocessingInk" xmlns:wne="http://schemas.microsoft.com/office/word/2006/wordml" xmlns:wps="http://schemas.microsoft.com/office/word/2010/wordprocessingShape" mc:Ignorable="w14 w15 w16se w16cid w16 w16cex w16sdtdh w16sdtfl w16du wp14">
   <w16cid:commentId w16cid:paraId="0D283BE3" w16cid:durableId="097BE8A5"/>
   <w16cid:commentId w16cid:paraId="4EB50266" w16cid:durableId="415B9344"/>
+  <w16cid:commentId w16cid:paraId="3D39DE71" w16cid:durableId="6DA82EFB"/>
+  <w16cid:commentId w16cid:paraId="07703636" w16cid:durableId="11D61FD6"/>
+  <w16cid:commentId w16cid:paraId="76DC7C46" w16cid:durableId="7531CF4E"/>
+  <w16cid:commentId w16cid:paraId="03986E4A" w16cid:durableId="13446255"/>
   <w16cid:commentId w16cid:paraId="41505919" w16cid:durableId="6CEAFE59"/>
-  <w16cid:commentId w16cid:paraId="2DCA7784" w16cid:durableId="703AA666"/>
-  <w16cid:commentId w16cid:paraId="0DD29C92" w16cid:durableId="11D61FD6"/>
-  <w16cid:commentId w16cid:paraId="40117E77" w16cid:durableId="7531CF4E"/>
-  <w16cid:commentId w16cid:paraId="158273AC" w16cid:durableId="13446255"/>
 </w16cid:commentsIds>
 </file>
 
